--- a/Workspace/Testing/Test cases/punti_singoli/Test_cases_specification.docx
+++ b/Workspace/Testing/Test cases/punti_singoli/Test_cases_specification.docx
@@ -330,10 +330,7 @@
           </w:tcPr>
           <w:p>
             <w:r>
-              <w:t>TC_</w:t>
-            </w:r>
-            <w:r>
-              <w:t>2</w:t>
+              <w:t>TC_2</w:t>
             </w:r>
           </w:p>
         </w:tc>
@@ -354,10 +351,7 @@
           </w:tcPr>
           <w:p>
             <w:r>
-              <w:t>TF_1.</w:t>
-            </w:r>
-            <w:r>
-              <w:t>2</w:t>
+              <w:t>TF_1.2</w:t>
             </w:r>
           </w:p>
         </w:tc>
@@ -610,10 +604,7 @@
           </w:tcPr>
           <w:p>
             <w:r>
-              <w:t>TC_</w:t>
-            </w:r>
-            <w:r>
-              <w:t>3</w:t>
+              <w:t>TC_3</w:t>
             </w:r>
           </w:p>
         </w:tc>
@@ -634,10 +625,7 @@
           </w:tcPr>
           <w:p>
             <w:r>
-              <w:t>TF_1.</w:t>
-            </w:r>
-            <w:r>
-              <w:t>3</w:t>
+              <w:t>TF_1.3</w:t>
             </w:r>
           </w:p>
         </w:tc>
@@ -736,10 +724,7 @@
                 </w:tcPr>
                 <w:p>
                   <w:r>
-                    <w:t>utentenonregistrato</w:t>
-                  </w:r>
-                  <w:r>
-                    <w:t>@azienda.it</w:t>
+                    <w:t>utentenonregistrato@azienda.it</w:t>
                   </w:r>
                 </w:p>
               </w:tc>
@@ -856,10 +841,7 @@
           </w:tcPr>
           <w:p>
             <w:r>
-              <w:t>TC_</w:t>
-            </w:r>
-            <w:r>
-              <w:t>4</w:t>
+              <w:t>TC_4</w:t>
             </w:r>
           </w:p>
         </w:tc>
@@ -880,10 +862,7 @@
           </w:tcPr>
           <w:p>
             <w:r>
-              <w:t>TF_1.</w:t>
-            </w:r>
-            <w:r>
-              <w:t>4</w:t>
+              <w:t>TF_1.4</w:t>
             </w:r>
           </w:p>
         </w:tc>
@@ -1053,16 +1032,7 @@
           </w:tcPr>
           <w:p>
             <w:r>
-              <w:t>L’utente non viene autenticato</w:t>
-            </w:r>
-            <w:r>
-              <w:t xml:space="preserve"> poiché</w:t>
-            </w:r>
-            <w:r>
-              <w:t xml:space="preserve"> </w:t>
-            </w:r>
-            <w:r>
-              <w:t>il campo username/e-mail è vuoto.</w:t>
+              <w:t>L’utente non viene autenticato poiché il campo username/e-mail è vuoto.</w:t>
             </w:r>
           </w:p>
           <w:p>
@@ -1073,18 +1043,12 @@
               <w:t>messaggio “</w:t>
             </w:r>
             <w:r>
-              <w:t>il campo username/e-mail è obbligatorio</w:t>
-            </w:r>
-            <w:r>
-              <w:t>”</w:t>
-            </w:r>
-          </w:p>
-          <w:p>
-            <w:r>
-              <w:t>(</w:t>
-            </w:r>
-            <w:r>
-              <w:t xml:space="preserve">e-mail </w:t>
+              <w:t>il campo username/e-mail è obbligatorio”</w:t>
+            </w:r>
+          </w:p>
+          <w:p>
+            <w:r>
+              <w:t xml:space="preserve">(e-mail </w:t>
             </w:r>
             <w:r>
               <w:t>nulla</w:t>
@@ -1173,10 +1137,7 @@
           </w:tcPr>
           <w:p>
             <w:r>
-              <w:t>TC_</w:t>
-            </w:r>
-            <w:r>
-              <w:t>5</w:t>
+              <w:t>TC_5</w:t>
             </w:r>
           </w:p>
         </w:tc>
@@ -1197,10 +1158,7 @@
           </w:tcPr>
           <w:p>
             <w:r>
-              <w:t>TF_1.</w:t>
-            </w:r>
-            <w:r>
-              <w:t>5</w:t>
+              <w:t>TF_1.5</w:t>
             </w:r>
           </w:p>
         </w:tc>
@@ -1299,10 +1257,7 @@
                 </w:tcPr>
                 <w:p>
                   <w:r>
-                    <w:t>mariorossi</w:t>
-                  </w:r>
-                  <w:r>
-                    <w:t>@azienda.it</w:t>
+                    <w:t>mariorossi@azienda.it</w:t>
                   </w:r>
                 </w:p>
               </w:tc>
@@ -1368,10 +1323,7 @@
           </w:tcPr>
           <w:p>
             <w:r>
-              <w:t xml:space="preserve">L’utente non viene autenticato poiché </w:t>
-            </w:r>
-            <w:r>
-              <w:t>il campo password è vuoto.</w:t>
+              <w:t>L’utente non viene autenticato poiché il campo password è vuoto.</w:t>
             </w:r>
           </w:p>
           <w:p>
@@ -1423,10 +1375,7 @@
           </w:tcPr>
           <w:p>
             <w:r>
-              <w:t>TC_</w:t>
-            </w:r>
-            <w:r>
-              <w:t>6</w:t>
+              <w:t>TC_6</w:t>
             </w:r>
           </w:p>
         </w:tc>
@@ -1447,10 +1396,7 @@
           </w:tcPr>
           <w:p>
             <w:r>
-              <w:t>TF_1.</w:t>
-            </w:r>
-            <w:r>
-              <w:t>6</w:t>
+              <w:t>TF_1.6</w:t>
             </w:r>
           </w:p>
         </w:tc>
@@ -1626,10 +1572,7 @@
           </w:tcPr>
           <w:p>
             <w:r>
-              <w:t xml:space="preserve">L’utente non viene autenticato poiché </w:t>
-            </w:r>
-            <w:r>
-              <w:t>il formato della e-mail inserita non è valido.</w:t>
+              <w:t>L’utente non viene autenticato poiché il formato della e-mail inserita non è valido.</w:t>
             </w:r>
           </w:p>
           <w:p>
@@ -1759,10 +1702,7 @@
           </w:tcPr>
           <w:p>
             <w:r>
-              <w:t>TC_</w:t>
-            </w:r>
-            <w:r>
-              <w:t>7</w:t>
+              <w:t>TC_7</w:t>
             </w:r>
           </w:p>
         </w:tc>
@@ -1783,10 +1723,7 @@
           </w:tcPr>
           <w:p>
             <w:r>
-              <w:t>TF_</w:t>
-            </w:r>
-            <w:r>
-              <w:t>2.1</w:t>
+              <w:t>TF_2.1</w:t>
             </w:r>
           </w:p>
         </w:tc>
@@ -2085,10 +2022,7 @@
           </w:tcPr>
           <w:p>
             <w:r>
-              <w:t>TC_</w:t>
-            </w:r>
-            <w:r>
-              <w:t>8</w:t>
+              <w:t>TC_8</w:t>
             </w:r>
           </w:p>
         </w:tc>
@@ -2109,10 +2043,7 @@
           </w:tcPr>
           <w:p>
             <w:r>
-              <w:t>TF_2.</w:t>
-            </w:r>
-            <w:r>
-              <w:t>2</w:t>
+              <w:t>TF_2.2</w:t>
             </w:r>
           </w:p>
         </w:tc>
@@ -2147,13 +2078,7 @@
             </w:r>
             <w:proofErr w:type="spellEnd"/>
             <w:r>
-              <w:t xml:space="preserve"> “modifica password”</w:t>
-            </w:r>
-            <w:r>
-              <w:t xml:space="preserve"> sulla sua pagina profilo</w:t>
-            </w:r>
-            <w:r>
-              <w:t>, si trova sulla pagina di cambio password</w:t>
+              <w:t xml:space="preserve"> “modifica password” sulla sua pagina profilo, si trova sulla pagina di cambio password</w:t>
             </w:r>
           </w:p>
         </w:tc>
@@ -2412,10 +2337,7 @@
           </w:tcPr>
           <w:p>
             <w:r>
-              <w:t>TC_</w:t>
-            </w:r>
-            <w:r>
-              <w:t>9</w:t>
+              <w:t>TC_9</w:t>
             </w:r>
           </w:p>
         </w:tc>
@@ -2436,10 +2358,7 @@
           </w:tcPr>
           <w:p>
             <w:r>
-              <w:t>TF_2.</w:t>
-            </w:r>
-            <w:r>
-              <w:t>3</w:t>
+              <w:t>TF_2.3</w:t>
             </w:r>
           </w:p>
         </w:tc>
@@ -2683,24 +2602,12 @@
           </w:tcPr>
           <w:p>
             <w:r>
-              <w:t>La password non viene aggiornata e viene mostrato il messaggio “</w:t>
-            </w:r>
-            <w:r>
-              <w:t>Le nuove password inserite non coincidono</w:t>
-            </w:r>
-            <w:r>
-              <w:t>”</w:t>
-            </w:r>
-          </w:p>
-          <w:p>
-            <w:r>
-              <w:t xml:space="preserve">(password </w:t>
-            </w:r>
-            <w:r>
-              <w:t>differenti</w:t>
-            </w:r>
-            <w:r>
-              <w:t>)</w:t>
+              <w:t>La password non viene aggiornata e viene mostrato il messaggio “Le nuove password inserite non coincidono”</w:t>
+            </w:r>
+          </w:p>
+          <w:p>
+            <w:r>
+              <w:t>(password differenti)</w:t>
             </w:r>
           </w:p>
         </w:tc>
@@ -2744,10 +2651,7 @@
           </w:tcPr>
           <w:p>
             <w:r>
-              <w:t>TC_</w:t>
-            </w:r>
-            <w:r>
-              <w:t>10</w:t>
+              <w:t>TC_10</w:t>
             </w:r>
           </w:p>
         </w:tc>
@@ -2768,10 +2672,7 @@
           </w:tcPr>
           <w:p>
             <w:r>
-              <w:t>TF_2.</w:t>
-            </w:r>
-            <w:r>
-              <w:t>4</w:t>
+              <w:t>TF_2.4</w:t>
             </w:r>
           </w:p>
         </w:tc>
@@ -3019,33 +2920,12 @@
           </w:tcPr>
           <w:p>
             <w:r>
-              <w:t>La password non viene aggiornata e viene mostrato il messaggio “L</w:t>
-            </w:r>
-            <w:r>
-              <w:t>a</w:t>
-            </w:r>
-            <w:r>
-              <w:t xml:space="preserve"> nuov</w:t>
-            </w:r>
-            <w:r>
-              <w:t>a</w:t>
-            </w:r>
-            <w:r>
-              <w:t xml:space="preserve"> password </w:t>
-            </w:r>
-            <w:r>
-              <w:t>non è sufficientemente corretta</w:t>
-            </w:r>
-            <w:r>
-              <w:t>”</w:t>
-            </w:r>
-          </w:p>
-          <w:p>
-            <w:r>
-              <w:t>(formato password invalido</w:t>
-            </w:r>
-            <w:r>
-              <w:t>)</w:t>
+              <w:t>La password non viene aggiornata e viene mostrato il messaggio “La nuova password non è sufficientemente corretta”</w:t>
+            </w:r>
+          </w:p>
+          <w:p>
+            <w:r>
+              <w:t>(formato password invalido)</w:t>
             </w:r>
           </w:p>
         </w:tc>
@@ -3097,10 +2977,7 @@
           </w:tcPr>
           <w:p>
             <w:r>
-              <w:t>TC_1</w:t>
-            </w:r>
-            <w:r>
-              <w:t>1</w:t>
+              <w:t>TC_11</w:t>
             </w:r>
           </w:p>
         </w:tc>
@@ -3121,10 +2998,7 @@
           </w:tcPr>
           <w:p>
             <w:r>
-              <w:t>TF_2.</w:t>
-            </w:r>
-            <w:r>
-              <w:t>5</w:t>
+              <w:t>TF_2.5</w:t>
             </w:r>
           </w:p>
         </w:tc>
@@ -3364,24 +3238,12 @@
           </w:tcPr>
           <w:p>
             <w:r>
-              <w:t>La password non viene aggiornata e viene mostrato il messaggio “</w:t>
-            </w:r>
-            <w:r>
-              <w:t>Il campo ‘password attuale’ è obbligatorio</w:t>
-            </w:r>
-            <w:r>
-              <w:t>”</w:t>
-            </w:r>
-          </w:p>
-          <w:p>
-            <w:r>
-              <w:t>(</w:t>
-            </w:r>
-            <w:r>
-              <w:t>password attuale nulla</w:t>
-            </w:r>
-            <w:r>
-              <w:t>)</w:t>
+              <w:t>La password non viene aggiornata e viene mostrato il messaggio “Il campo ‘password attuale’ è obbligatorio”</w:t>
+            </w:r>
+          </w:p>
+          <w:p>
+            <w:r>
+              <w:t>(password attuale nulla)</w:t>
             </w:r>
           </w:p>
         </w:tc>
@@ -3550,10 +3412,7 @@
           </w:tcPr>
           <w:p>
             <w:r>
-              <w:t>TC_1</w:t>
-            </w:r>
-            <w:r>
-              <w:t>2</w:t>
+              <w:t>TC_12</w:t>
             </w:r>
           </w:p>
         </w:tc>
@@ -3574,10 +3433,7 @@
           </w:tcPr>
           <w:p>
             <w:r>
-              <w:t>TF_</w:t>
-            </w:r>
-            <w:r>
-              <w:t>3.1</w:t>
+              <w:t>TF_3.1</w:t>
             </w:r>
           </w:p>
         </w:tc>
@@ -3787,10 +3643,7 @@
             </w:r>
             <w:proofErr w:type="spellEnd"/>
             <w:r>
-              <w:t xml:space="preserve"> di conferma per assicurarsi che </w:t>
-            </w:r>
-            <w:r>
-              <w:t>il supervisore voglia creare una nuova task</w:t>
+              <w:t xml:space="preserve"> di conferma per assicurarsi che il supervisore voglia creare una nuova task</w:t>
             </w:r>
           </w:p>
           <w:p>
@@ -3876,10 +3729,7 @@
           </w:tcPr>
           <w:p>
             <w:r>
-              <w:t>TC_1</w:t>
-            </w:r>
-            <w:r>
-              <w:t>3</w:t>
+              <w:t>TC_13</w:t>
             </w:r>
           </w:p>
         </w:tc>
@@ -3900,10 +3750,7 @@
           </w:tcPr>
           <w:p>
             <w:r>
-              <w:t>TF_3.</w:t>
-            </w:r>
-            <w:r>
-              <w:t>2</w:t>
+              <w:t>TF_3.2</w:t>
             </w:r>
           </w:p>
         </w:tc>
@@ -4160,13 +4007,7 @@
           </w:tcPr>
           <w:p>
             <w:r>
-              <w:t>Il task viene creato con successo e viene mostrato il messaggio “Task creato con successo</w:t>
-            </w:r>
-            <w:r>
-              <w:t>, allegato salvato correttamente</w:t>
-            </w:r>
-            <w:r>
-              <w:t>”.</w:t>
+              <w:t>Il task viene creato con successo e viene mostrato il messaggio “Task creato con successo, allegato salvato correttamente”.</w:t>
             </w:r>
           </w:p>
           <w:p>
@@ -4210,10 +4051,7 @@
           </w:tcPr>
           <w:p>
             <w:r>
-              <w:t>TC_1</w:t>
-            </w:r>
-            <w:r>
-              <w:t>4</w:t>
+              <w:t>TC_14</w:t>
             </w:r>
           </w:p>
         </w:tc>
@@ -4234,10 +4072,7 @@
           </w:tcPr>
           <w:p>
             <w:r>
-              <w:t>TF_3.</w:t>
-            </w:r>
-            <w:r>
-              <w:t>3</w:t>
+              <w:t>TF_3.3</w:t>
             </w:r>
           </w:p>
         </w:tc>
@@ -4537,10 +4372,7 @@
           </w:tcPr>
           <w:p>
             <w:r>
-              <w:t>TC_1</w:t>
-            </w:r>
-            <w:r>
-              <w:t>5</w:t>
+              <w:t>TC_15</w:t>
             </w:r>
           </w:p>
         </w:tc>
@@ -4561,10 +4393,7 @@
           </w:tcPr>
           <w:p>
             <w:r>
-              <w:t>TF_3.</w:t>
-            </w:r>
-            <w:r>
-              <w:t>4</w:t>
+              <w:t>TF_3.4</w:t>
             </w:r>
           </w:p>
         </w:tc>
@@ -4813,24 +4642,12 @@
           </w:tcPr>
           <w:p>
             <w:r>
-              <w:t>L’operazione ha esito negativo e viene mostrato il messaggio “</w:t>
-            </w:r>
-            <w:r>
-              <w:t>Per favore scegliere un dipendente</w:t>
-            </w:r>
-            <w:r>
-              <w:t>”.</w:t>
-            </w:r>
-          </w:p>
-          <w:p>
-            <w:r>
-              <w:t>(</w:t>
-            </w:r>
-            <w:r>
-              <w:t>dipendente</w:t>
-            </w:r>
-            <w:r>
-              <w:t xml:space="preserve"> nullo)</w:t>
+              <w:t>L’operazione ha esito negativo e viene mostrato il messaggio “Per favore scegliere un dipendente”.</w:t>
+            </w:r>
+          </w:p>
+          <w:p>
+            <w:r>
+              <w:t>(dipendente nullo)</w:t>
             </w:r>
           </w:p>
         </w:tc>
@@ -4872,10 +4689,7 @@
           </w:tcPr>
           <w:p>
             <w:r>
-              <w:t>TC_1</w:t>
-            </w:r>
-            <w:r>
-              <w:t>6</w:t>
+              <w:t>TC_16</w:t>
             </w:r>
           </w:p>
         </w:tc>
@@ -4896,10 +4710,7 @@
           </w:tcPr>
           <w:p>
             <w:r>
-              <w:t>TF_3.</w:t>
-            </w:r>
-            <w:r>
-              <w:t>5</w:t>
+              <w:t>TF_3.5</w:t>
             </w:r>
           </w:p>
         </w:tc>
@@ -5152,24 +4963,12 @@
           </w:tcPr>
           <w:p>
             <w:r>
-              <w:t>L’operazione ha esito negativo e viene mostrato il messaggio “</w:t>
-            </w:r>
-            <w:r>
-              <w:t>Data di scadenza obbligatoria e in formato valido</w:t>
-            </w:r>
-            <w:r>
-              <w:t>”.</w:t>
-            </w:r>
-          </w:p>
-          <w:p>
-            <w:r>
-              <w:t>(d</w:t>
-            </w:r>
-            <w:r>
-              <w:t>ata di scadenza passata o in formato errato</w:t>
-            </w:r>
-            <w:r>
-              <w:t>)</w:t>
+              <w:t>L’operazione ha esito negativo e viene mostrato il messaggio “Data di scadenza obbligatoria e in formato valido”.</w:t>
+            </w:r>
+          </w:p>
+          <w:p>
+            <w:r>
+              <w:t>(data di scadenza passata o in formato errato)</w:t>
             </w:r>
           </w:p>
         </w:tc>
@@ -5207,10 +5006,7 @@
           </w:tcPr>
           <w:p>
             <w:r>
-              <w:t>TC_1</w:t>
-            </w:r>
-            <w:r>
-              <w:t>7</w:t>
+              <w:t>TC_17</w:t>
             </w:r>
           </w:p>
         </w:tc>
@@ -5231,10 +5027,7 @@
           </w:tcPr>
           <w:p>
             <w:r>
-              <w:t>TF_3.</w:t>
-            </w:r>
-            <w:r>
-              <w:t>6</w:t>
+              <w:t>TF_3.6</w:t>
             </w:r>
           </w:p>
         </w:tc>
@@ -5487,24 +5280,12 @@
           </w:tcPr>
           <w:p>
             <w:r>
-              <w:t>L’operazione ha esito negativo e viene mostrato il messaggio “</w:t>
-            </w:r>
-            <w:r>
-              <w:t>Inserire le istruzione (min. 10/max 2000 caratteri</w:t>
-            </w:r>
-            <w:r>
-              <w:t>”.</w:t>
-            </w:r>
-          </w:p>
-          <w:p>
-            <w:r>
-              <w:t>(</w:t>
-            </w:r>
-            <w:r>
-              <w:t>formato delle istruzioni invalido</w:t>
-            </w:r>
-            <w:r>
-              <w:t>)</w:t>
+              <w:t>L’operazione ha esito negativo e viene mostrato il messaggio “Inserire le istruzione (min. 10/max 2000 caratteri”.</w:t>
+            </w:r>
+          </w:p>
+          <w:p>
+            <w:r>
+              <w:t>(formato delle istruzioni invalido)</w:t>
             </w:r>
           </w:p>
         </w:tc>
@@ -5547,10 +5328,7 @@
           </w:tcPr>
           <w:p>
             <w:r>
-              <w:t>TC_1</w:t>
-            </w:r>
-            <w:r>
-              <w:t>8</w:t>
+              <w:t>TC_18</w:t>
             </w:r>
           </w:p>
         </w:tc>
@@ -5571,10 +5349,7 @@
           </w:tcPr>
           <w:p>
             <w:r>
-              <w:t>TF_3.</w:t>
-            </w:r>
-            <w:r>
-              <w:t>7</w:t>
+              <w:t>TF_3.7</w:t>
             </w:r>
           </w:p>
         </w:tc>
@@ -5764,10 +5539,7 @@
                 </w:tcPr>
                 <w:p>
                   <w:r>
-                    <w:t>Guidelines.</w:t>
-                  </w:r>
-                  <w:r>
-                    <w:t>wav</w:t>
+                    <w:t>Guidelines.wav</w:t>
                   </w:r>
                 </w:p>
               </w:tc>
@@ -5834,24 +5606,12 @@
           </w:tcPr>
           <w:p>
             <w:r>
-              <w:t>L’operazione ha esito negativo e viene mostrato il messaggio “</w:t>
-            </w:r>
-            <w:r>
-              <w:t>Estensione file non consentita</w:t>
-            </w:r>
-            <w:r>
-              <w:t>”.</w:t>
-            </w:r>
-          </w:p>
-          <w:p>
-            <w:r>
-              <w:t>(formato dell</w:t>
-            </w:r>
-            <w:r>
-              <w:t xml:space="preserve">’allegato </w:t>
-            </w:r>
-            <w:r>
-              <w:t>invalido)</w:t>
+              <w:t>L’operazione ha esito negativo e viene mostrato il messaggio “Estensione file non consentita”.</w:t>
+            </w:r>
+          </w:p>
+          <w:p>
+            <w:r>
+              <w:t>(formato dell’allegato invalido)</w:t>
             </w:r>
           </w:p>
         </w:tc>
@@ -5889,10 +5649,7 @@
           </w:tcPr>
           <w:p>
             <w:r>
-              <w:t>TC_1</w:t>
-            </w:r>
-            <w:r>
-              <w:t>9</w:t>
+              <w:t>TC_19</w:t>
             </w:r>
           </w:p>
         </w:tc>
@@ -5913,10 +5670,7 @@
           </w:tcPr>
           <w:p>
             <w:r>
-              <w:t>TF_3.</w:t>
-            </w:r>
-            <w:r>
-              <w:t>8</w:t>
+              <w:t>TF_3.8</w:t>
             </w:r>
           </w:p>
         </w:tc>
@@ -6106,10 +5860,7 @@
                 </w:tcPr>
                 <w:p>
                   <w:r>
-                    <w:t>Guidelines.</w:t>
-                  </w:r>
-                  <w:r>
-                    <w:t>xlsx (15 MB)</w:t>
+                    <w:t>Guidelines.xlsx (15 MB)</w:t>
                   </w:r>
                 </w:p>
               </w:tc>
@@ -6176,13 +5927,7 @@
           </w:tcPr>
           <w:p>
             <w:r>
-              <w:t>L’operazione ha esito negativo e viene mostrato il messaggio “</w:t>
-            </w:r>
-            <w:r>
-              <w:t>Il file supera la dimensione massima</w:t>
-            </w:r>
-            <w:r>
-              <w:t>”.</w:t>
+              <w:t>L’operazione ha esito negativo e viene mostrato il messaggio “Il file supera la dimensione massima”.</w:t>
             </w:r>
           </w:p>
           <w:p>
@@ -6254,10 +5999,7 @@
           </w:tcPr>
           <w:p>
             <w:r>
-              <w:t>TC_</w:t>
-            </w:r>
-            <w:r>
-              <w:t>20</w:t>
+              <w:t>TC_20</w:t>
             </w:r>
           </w:p>
         </w:tc>
@@ -6278,10 +6020,7 @@
           </w:tcPr>
           <w:p>
             <w:r>
-              <w:t>TF_</w:t>
-            </w:r>
-            <w:r>
-              <w:t>4.1</w:t>
+              <w:t>TF_4.1</w:t>
             </w:r>
           </w:p>
         </w:tc>
@@ -6454,10 +6193,7 @@
             </w:r>
             <w:proofErr w:type="spellEnd"/>
             <w:r>
-              <w:t xml:space="preserve"> di conferma per assicurarsi che </w:t>
-            </w:r>
-            <w:r>
-              <w:t>l’utente voglia sospendere il task</w:t>
+              <w:t xml:space="preserve"> di conferma per assicurarsi che l’utente voglia sospendere il task</w:t>
             </w:r>
           </w:p>
           <w:p>
@@ -6544,10 +6280,7 @@
           </w:tcPr>
           <w:p>
             <w:r>
-              <w:t>TC_2</w:t>
-            </w:r>
-            <w:r>
-              <w:t>1</w:t>
+              <w:t>TC_21</w:t>
             </w:r>
           </w:p>
         </w:tc>
@@ -6568,10 +6301,7 @@
           </w:tcPr>
           <w:p>
             <w:r>
-              <w:t>TF_4.</w:t>
-            </w:r>
-            <w:r>
-              <w:t>2</w:t>
+              <w:t>TF_4.2</w:t>
             </w:r>
           </w:p>
         </w:tc>
@@ -6886,10 +6616,7 @@
           </w:tcPr>
           <w:p>
             <w:r>
-              <w:t>TC_2</w:t>
-            </w:r>
-            <w:r>
-              <w:t>2</w:t>
+              <w:t>TC_22</w:t>
             </w:r>
           </w:p>
         </w:tc>
@@ -6910,10 +6637,7 @@
           </w:tcPr>
           <w:p>
             <w:r>
-              <w:t>TF_4.</w:t>
-            </w:r>
-            <w:r>
-              <w:t>3</w:t>
+              <w:t>TF_4.3</w:t>
             </w:r>
           </w:p>
         </w:tc>
@@ -7125,21 +6849,12 @@
           </w:tcPr>
           <w:p>
             <w:r>
-              <w:t xml:space="preserve">L’operazione ha esito negativo e viene mostrato il messaggio </w:t>
-            </w:r>
-            <w:r>
-              <w:t>“possibilità di sospendere il task non disponibile”</w:t>
-            </w:r>
-          </w:p>
-          <w:p>
-            <w:r>
-              <w:t>(</w:t>
-            </w:r>
-            <w:r>
-              <w:t>task non sospendibile</w:t>
-            </w:r>
-            <w:r>
-              <w:t>)</w:t>
+              <w:t>L’operazione ha esito negativo e viene mostrato il messaggio “possibilità di sospendere il task non disponibile”</w:t>
+            </w:r>
+          </w:p>
+          <w:p>
+            <w:r>
+              <w:t>(task non sospendibile)</w:t>
             </w:r>
           </w:p>
         </w:tc>
@@ -7183,10 +6898,7 @@
           </w:tcPr>
           <w:p>
             <w:r>
-              <w:t>TC_2</w:t>
-            </w:r>
-            <w:r>
-              <w:t>3</w:t>
+              <w:t>TC_23</w:t>
             </w:r>
           </w:p>
         </w:tc>
@@ -7207,10 +6919,7 @@
           </w:tcPr>
           <w:p>
             <w:r>
-              <w:t>TF_4.</w:t>
-            </w:r>
-            <w:r>
-              <w:t>4</w:t>
+              <w:t>TF_4.4</w:t>
             </w:r>
           </w:p>
         </w:tc>
@@ -7528,10 +7237,7 @@
           </w:tcPr>
           <w:p>
             <w:r>
-              <w:t>TC_2</w:t>
-            </w:r>
-            <w:r>
-              <w:t>4</w:t>
+              <w:t>TC_24</w:t>
             </w:r>
           </w:p>
         </w:tc>
@@ -7552,10 +7258,7 @@
           </w:tcPr>
           <w:p>
             <w:r>
-              <w:t>TF_4.</w:t>
-            </w:r>
-            <w:r>
-              <w:t>5</w:t>
+              <w:t>TF_4.5</w:t>
             </w:r>
           </w:p>
         </w:tc>
@@ -7816,10 +7519,7 @@
           </w:tcPr>
           <w:p>
             <w:r>
-              <w:t>TC_2</w:t>
-            </w:r>
-            <w:r>
-              <w:t>5</w:t>
+              <w:t>TC_25</w:t>
             </w:r>
           </w:p>
         </w:tc>
@@ -7840,10 +7540,7 @@
           </w:tcPr>
           <w:p>
             <w:r>
-              <w:t>TF_4.</w:t>
-            </w:r>
-            <w:r>
-              <w:t>6</w:t>
+              <w:t>TF_4.6</w:t>
             </w:r>
           </w:p>
         </w:tc>
@@ -8055,24 +7752,12 @@
           </w:tcPr>
           <w:p>
             <w:r>
-              <w:t>L’operazione ha esito negativo e viene mostrato il messaggio “</w:t>
-            </w:r>
-            <w:r>
-              <w:t>Motivazione obbligatoria</w:t>
-            </w:r>
-            <w:r>
-              <w:t>”</w:t>
-            </w:r>
-          </w:p>
-          <w:p>
-            <w:r>
-              <w:t>(</w:t>
-            </w:r>
-            <w:r>
-              <w:t>motivazione nulla</w:t>
-            </w:r>
-            <w:r>
-              <w:t>)</w:t>
+              <w:t>L’operazione ha esito negativo e viene mostrato il messaggio “Motivazione obbligatoria”</w:t>
+            </w:r>
+          </w:p>
+          <w:p>
+            <w:r>
+              <w:t>(motivazione nulla)</w:t>
             </w:r>
           </w:p>
         </w:tc>
@@ -8205,10 +7890,7 @@
           </w:tcPr>
           <w:p>
             <w:r>
-              <w:t>TC_2</w:t>
-            </w:r>
-            <w:r>
-              <w:t>6</w:t>
+              <w:t>TC_26</w:t>
             </w:r>
           </w:p>
         </w:tc>
@@ -8229,10 +7911,7 @@
           </w:tcPr>
           <w:p>
             <w:r>
-              <w:t>TF_</w:t>
-            </w:r>
-            <w:r>
-              <w:t>5.1</w:t>
+              <w:t>TF_5.1</w:t>
             </w:r>
           </w:p>
         </w:tc>
@@ -8343,10 +8022,7 @@
                 </w:tcPr>
                 <w:p>
                   <w:r>
-                    <w:t xml:space="preserve">Cognome </w:t>
-                  </w:r>
-                  <w:r>
-                    <w:t xml:space="preserve"> </w:t>
+                    <w:t xml:space="preserve">Cognome  </w:t>
                   </w:r>
                 </w:p>
               </w:tc>
@@ -8430,13 +8106,8 @@
                 </w:tcPr>
                 <w:p>
                   <w:r>
-                    <w:t>Scarabeo</w:t>
-                  </w:r>
-                  <w:proofErr w:type="gramStart"/>
-                  <w:r>
-                    <w:t>96!*</w:t>
-                  </w:r>
-                  <w:proofErr w:type="gramEnd"/>
+                    <w:t>Scarabeo96!*</w:t>
+                  </w:r>
                 </w:p>
               </w:tc>
             </w:tr>
@@ -8459,10 +8130,7 @@
             </w:r>
             <w:proofErr w:type="spellEnd"/>
             <w:r>
-              <w:t xml:space="preserve"> di conferma per assicurarsi che </w:t>
-            </w:r>
-            <w:r>
-              <w:t>il gestore degli account voglia creare un nuovo account</w:t>
+              <w:t xml:space="preserve"> di conferma per assicurarsi che il gestore degli account voglia creare un nuovo account</w:t>
             </w:r>
           </w:p>
           <w:p>
@@ -8474,10 +8142,7 @@
               </w:numPr>
             </w:pPr>
             <w:r>
-              <w:t>Il gestore degli account</w:t>
-            </w:r>
-            <w:r>
-              <w:t xml:space="preserve"> conferma e attende l’esito</w:t>
+              <w:t>Il gestore degli account conferma e attende l’esito</w:t>
             </w:r>
           </w:p>
         </w:tc>
@@ -8508,10 +8173,7 @@
           </w:tcPr>
           <w:p>
             <w:r>
-              <w:t xml:space="preserve">L’operazione ha esito </w:t>
-            </w:r>
-            <w:r>
-              <w:t>positivo e l’account viene creato e salvato</w:t>
+              <w:t>L’operazione ha esito positivo e l’account viene creato e salvato</w:t>
             </w:r>
           </w:p>
           <w:p/>
@@ -8556,10 +8218,7 @@
           </w:tcPr>
           <w:p>
             <w:r>
-              <w:t>TC_2</w:t>
-            </w:r>
-            <w:r>
-              <w:t>7</w:t>
+              <w:t>TC_27</w:t>
             </w:r>
           </w:p>
         </w:tc>
@@ -8580,10 +8239,7 @@
           </w:tcPr>
           <w:p>
             <w:r>
-              <w:t>TF_5.</w:t>
-            </w:r>
-            <w:r>
-              <w:t>2</w:t>
+              <w:t>TF_5.2</w:t>
             </w:r>
           </w:p>
         </w:tc>
@@ -8778,13 +8434,8 @@
                 </w:tcPr>
                 <w:p>
                   <w:r>
-                    <w:t>Scarabeo</w:t>
-                  </w:r>
-                  <w:proofErr w:type="gramStart"/>
-                  <w:r>
-                    <w:t>96!*</w:t>
-                  </w:r>
-                  <w:proofErr w:type="gramEnd"/>
+                    <w:t>Scarabeo96!*</w:t>
+                  </w:r>
                 </w:p>
               </w:tc>
             </w:tr>
@@ -8850,10 +8501,7 @@
           </w:tcPr>
           <w:p>
             <w:r>
-              <w:t>L’operazione ha esito</w:t>
-            </w:r>
-            <w:r>
-              <w:t xml:space="preserve"> negativo e viene mostrato il messaggio “Indirizzo e-mail già utilizzato”</w:t>
+              <w:t>L’operazione ha esito negativo e viene mostrato il messaggio “Indirizzo e-mail già utilizzato”</w:t>
             </w:r>
           </w:p>
           <w:p>
@@ -8917,10 +8565,7 @@
           </w:tcPr>
           <w:p>
             <w:r>
-              <w:t>TC_2</w:t>
-            </w:r>
-            <w:r>
-              <w:t>8</w:t>
+              <w:t>TC_28</w:t>
             </w:r>
           </w:p>
         </w:tc>
@@ -8941,10 +8586,7 @@
           </w:tcPr>
           <w:p>
             <w:r>
-              <w:t>TF_5.</w:t>
-            </w:r>
-            <w:r>
-              <w:t>3</w:t>
+              <w:t>TF_5.3</w:t>
             </w:r>
           </w:p>
         </w:tc>
@@ -9135,13 +8777,8 @@
                 </w:tcPr>
                 <w:p>
                   <w:r>
-                    <w:t>Scarabeo</w:t>
-                  </w:r>
-                  <w:proofErr w:type="gramStart"/>
-                  <w:r>
-                    <w:t>96!*</w:t>
-                  </w:r>
-                  <w:proofErr w:type="gramEnd"/>
+                    <w:t>Scarabeo96!*</w:t>
+                  </w:r>
                 </w:p>
               </w:tc>
             </w:tr>
@@ -9207,16 +8844,7 @@
           </w:tcPr>
           <w:p>
             <w:r>
-              <w:t>L’operazione ha esito negativo e viene mostrato il messaggio “</w:t>
-            </w:r>
-            <w:r>
-              <w:t>Il campo ‘nome’ è obbligatorio</w:t>
-            </w:r>
-            <w:r>
-              <w:t>”</w:t>
-            </w:r>
-            <w:r>
-              <w:t>.</w:t>
+              <w:t>L’operazione ha esito negativo e viene mostrato il messaggio “Il campo ‘nome’ è obbligatorio”.</w:t>
             </w:r>
           </w:p>
           <w:p>
@@ -9265,10 +8893,7 @@
           </w:tcPr>
           <w:p>
             <w:r>
-              <w:t>TC_2</w:t>
-            </w:r>
-            <w:r>
-              <w:t>9</w:t>
+              <w:t>TC_29</w:t>
             </w:r>
           </w:p>
         </w:tc>
@@ -9289,10 +8914,7 @@
           </w:tcPr>
           <w:p>
             <w:r>
-              <w:t>TF_5.</w:t>
-            </w:r>
-            <w:r>
-              <w:t>4</w:t>
+              <w:t>TF_5.4</w:t>
             </w:r>
           </w:p>
         </w:tc>
@@ -9487,13 +9109,8 @@
                 </w:tcPr>
                 <w:p>
                   <w:r>
-                    <w:t>Scarabeo</w:t>
-                  </w:r>
-                  <w:proofErr w:type="gramStart"/>
-                  <w:r>
-                    <w:t>96!*</w:t>
-                  </w:r>
-                  <w:proofErr w:type="gramEnd"/>
+                    <w:t>Scarabeo96!*</w:t>
+                  </w:r>
                 </w:p>
               </w:tc>
             </w:tr>
@@ -9559,24 +9176,12 @@
           </w:tcPr>
           <w:p>
             <w:r>
-              <w:t>L’operazione ha esito negativo e viene mostrato il messaggio “</w:t>
-            </w:r>
-            <w:r>
-              <w:t>Formato data non valido</w:t>
-            </w:r>
-            <w:r>
-              <w:t>”.</w:t>
-            </w:r>
-          </w:p>
-          <w:p>
-            <w:r>
-              <w:t>(</w:t>
-            </w:r>
-            <w:r>
-              <w:t>formato data invalid</w:t>
-            </w:r>
-            <w:r>
-              <w:t>o)</w:t>
+              <w:t>L’operazione ha esito negativo e viene mostrato il messaggio “Formato data non valido”.</w:t>
+            </w:r>
+          </w:p>
+          <w:p>
+            <w:r>
+              <w:t>(formato data invalido)</w:t>
             </w:r>
           </w:p>
         </w:tc>
@@ -9649,10 +9254,7 @@
           </w:tcPr>
           <w:p>
             <w:r>
-              <w:t>TC_</w:t>
-            </w:r>
-            <w:r>
-              <w:t>30</w:t>
+              <w:t>TC_30</w:t>
             </w:r>
           </w:p>
         </w:tc>
@@ -9673,10 +9275,7 @@
           </w:tcPr>
           <w:p>
             <w:r>
-              <w:t>TF_5.</w:t>
-            </w:r>
-            <w:r>
-              <w:t>5</w:t>
+              <w:t>TF_5.5</w:t>
             </w:r>
           </w:p>
         </w:tc>
@@ -9867,13 +9466,8 @@
                 </w:tcPr>
                 <w:p>
                   <w:r>
-                    <w:t>Scarabeo</w:t>
-                  </w:r>
-                  <w:proofErr w:type="gramStart"/>
-                  <w:r>
-                    <w:t>96!*</w:t>
-                  </w:r>
-                  <w:proofErr w:type="gramEnd"/>
+                    <w:t>Scarabeo96!*</w:t>
+                  </w:r>
                 </w:p>
               </w:tc>
             </w:tr>
@@ -9939,10 +9533,7 @@
           </w:tcPr>
           <w:p>
             <w:r>
-              <w:t>L’operazione ha esito negativo e viene mostrato il messaggio “</w:t>
-            </w:r>
-            <w:r>
-              <w:t xml:space="preserve">Il campo ‘data di </w:t>
+              <w:t xml:space="preserve">L’operazione ha esito negativo e viene mostrato il messaggio “Il campo ‘data di </w:t>
             </w:r>
             <w:proofErr w:type="spellStart"/>
             <w:r>
@@ -9950,21 +9541,12 @@
             </w:r>
             <w:proofErr w:type="spellEnd"/>
             <w:r>
-              <w:t xml:space="preserve"> è obbligatorio</w:t>
-            </w:r>
-            <w:r>
-              <w:t>”.</w:t>
-            </w:r>
-          </w:p>
-          <w:p>
-            <w:r>
-              <w:t>(</w:t>
-            </w:r>
-            <w:r>
-              <w:t>data nulla</w:t>
-            </w:r>
-            <w:r>
-              <w:t>)</w:t>
+              <w:t xml:space="preserve"> è obbligatorio”.</w:t>
+            </w:r>
+          </w:p>
+          <w:p>
+            <w:r>
+              <w:t>(data nulla)</w:t>
             </w:r>
           </w:p>
         </w:tc>
@@ -10008,10 +9590,7 @@
           </w:tcPr>
           <w:p>
             <w:r>
-              <w:t>TC_3</w:t>
-            </w:r>
-            <w:r>
-              <w:t>1</w:t>
+              <w:t>TC_31</w:t>
             </w:r>
           </w:p>
         </w:tc>
@@ -10032,10 +9611,7 @@
           </w:tcPr>
           <w:p>
             <w:r>
-              <w:t>TF_5.</w:t>
-            </w:r>
-            <w:r>
-              <w:t>6</w:t>
+              <w:t>TF_5.6</w:t>
             </w:r>
           </w:p>
         </w:tc>
@@ -10206,31 +9782,7 @@
                       <w:rPr>
                         <w:rStyle w:val="Collegamentoipertestuale"/>
                       </w:rPr>
-                      <w:t>luigiverdi</w:t>
-                    </w:r>
-                    <w:r>
-                      <w:rPr>
-                        <w:rStyle w:val="Collegamentoipertestuale"/>
-                      </w:rPr>
-                      <w:t>.</w:t>
-                    </w:r>
-                    <w:r>
-                      <w:rPr>
-                        <w:rStyle w:val="Collegamentoipertestuale"/>
-                      </w:rPr>
-                      <w:t>azienda</w:t>
-                    </w:r>
-                    <w:r>
-                      <w:rPr>
-                        <w:rStyle w:val="Collegamentoipertestuale"/>
-                      </w:rPr>
-                      <w:t>@i</w:t>
-                    </w:r>
-                    <w:r>
-                      <w:rPr>
-                        <w:rStyle w:val="Collegamentoipertestuale"/>
-                      </w:rPr>
-                      <w:t>t</w:t>
+                      <w:t>luigiverdi.azienda@it</w:t>
                     </w:r>
                   </w:hyperlink>
                 </w:p>
@@ -10254,13 +9806,8 @@
                 </w:tcPr>
                 <w:p>
                   <w:r>
-                    <w:t>Scarabeo</w:t>
-                  </w:r>
-                  <w:proofErr w:type="gramStart"/>
-                  <w:r>
-                    <w:t>96!*</w:t>
-                  </w:r>
-                  <w:proofErr w:type="gramEnd"/>
+                    <w:t>Scarabeo96!*</w:t>
+                  </w:r>
                 </w:p>
               </w:tc>
             </w:tr>
@@ -10326,24 +9873,12 @@
           </w:tcPr>
           <w:p>
             <w:r>
-              <w:t>L’operazione ha esito negativo e viene mostrato il messaggio “</w:t>
-            </w:r>
-            <w:r>
-              <w:t>Il formato della e-mail non è valido</w:t>
-            </w:r>
-            <w:r>
-              <w:t>”.</w:t>
-            </w:r>
-          </w:p>
-          <w:p>
-            <w:r>
-              <w:t>(</w:t>
-            </w:r>
-            <w:r>
-              <w:t>formato e-mail invalido</w:t>
-            </w:r>
-            <w:r>
-              <w:t>)</w:t>
+              <w:t>L’operazione ha esito negativo e viene mostrato il messaggio “Il formato della e-mail non è valido”.</w:t>
+            </w:r>
+          </w:p>
+          <w:p>
+            <w:r>
+              <w:t>(formato e-mail invalido)</w:t>
             </w:r>
           </w:p>
         </w:tc>
@@ -10416,10 +9951,7 @@
           </w:tcPr>
           <w:p>
             <w:r>
-              <w:t>TC_3</w:t>
-            </w:r>
-            <w:r>
-              <w:t>2</w:t>
+              <w:t>TC_32</w:t>
             </w:r>
           </w:p>
         </w:tc>
@@ -10440,10 +9972,7 @@
           </w:tcPr>
           <w:p>
             <w:r>
-              <w:t>TF_5.</w:t>
-            </w:r>
-            <w:r>
-              <w:t>7</w:t>
+              <w:t>TF_5.7</w:t>
             </w:r>
           </w:p>
         </w:tc>
@@ -10701,24 +10230,12 @@
           </w:tcPr>
           <w:p>
             <w:r>
-              <w:t xml:space="preserve">L’operazione ha esito negativo e viene mostrato il messaggio “Il </w:t>
-            </w:r>
-            <w:r>
-              <w:t>campo ‘password’ è obbligatorio</w:t>
-            </w:r>
-            <w:r>
-              <w:t>”.</w:t>
-            </w:r>
-          </w:p>
-          <w:p>
-            <w:r>
-              <w:t>(</w:t>
-            </w:r>
-            <w:r>
-              <w:t>password nulla</w:t>
-            </w:r>
-            <w:r>
-              <w:t>)</w:t>
+              <w:t>L’operazione ha esito negativo e viene mostrato il messaggio “Il campo ‘password’ è obbligatorio”.</w:t>
+            </w:r>
+          </w:p>
+          <w:p>
+            <w:r>
+              <w:t>(password nulla)</w:t>
             </w:r>
           </w:p>
         </w:tc>
@@ -10762,10 +10279,7 @@
           </w:tcPr>
           <w:p>
             <w:r>
-              <w:t>TC_3</w:t>
-            </w:r>
-            <w:r>
-              <w:t>3</w:t>
+              <w:t>TC_33</w:t>
             </w:r>
           </w:p>
         </w:tc>
@@ -10786,10 +10300,7 @@
           </w:tcPr>
           <w:p>
             <w:r>
-              <w:t>TF_5.</w:t>
-            </w:r>
-            <w:r>
-              <w:t>8</w:t>
+              <w:t>TF_5.8</w:t>
             </w:r>
           </w:p>
         </w:tc>
@@ -10984,13 +10495,8 @@
                 </w:tcPr>
                 <w:p>
                   <w:r>
-                    <w:t>Scarabeo</w:t>
-                  </w:r>
-                  <w:proofErr w:type="gramStart"/>
-                  <w:r>
-                    <w:t>96!*</w:t>
-                  </w:r>
-                  <w:proofErr w:type="gramEnd"/>
+                    <w:t>Scarabeo96!*</w:t>
+                  </w:r>
                 </w:p>
               </w:tc>
             </w:tr>
@@ -11056,24 +10562,12 @@
           </w:tcPr>
           <w:p>
             <w:r>
-              <w:t>L’operazione ha esito negativo e viene mostrato il messaggio “</w:t>
-            </w:r>
-            <w:r>
-              <w:t>Nome troppo lungo (max. 50 caratteri</w:t>
-            </w:r>
-            <w:r>
-              <w:t>”.</w:t>
-            </w:r>
-          </w:p>
-          <w:p>
-            <w:r>
-              <w:t>(</w:t>
-            </w:r>
-            <w:r>
-              <w:t>formato nome invalido</w:t>
-            </w:r>
-            <w:r>
-              <w:t>)</w:t>
+              <w:t>L’operazione ha esito negativo e viene mostrato il messaggio “Nome troppo lungo (max. 50 caratteri”.</w:t>
+            </w:r>
+          </w:p>
+          <w:p>
+            <w:r>
+              <w:t>(formato nome invalido)</w:t>
             </w:r>
           </w:p>
         </w:tc>
@@ -11139,10 +10633,7 @@
           </w:tcPr>
           <w:p>
             <w:r>
-              <w:t>TC_3</w:t>
-            </w:r>
-            <w:r>
-              <w:t>4</w:t>
+              <w:t>TC_34</w:t>
             </w:r>
           </w:p>
         </w:tc>
@@ -11163,10 +10654,7 @@
           </w:tcPr>
           <w:p>
             <w:r>
-              <w:t>TF_5.</w:t>
-            </w:r>
-            <w:r>
-              <w:t>9</w:t>
+              <w:t>TF_5.9</w:t>
             </w:r>
           </w:p>
         </w:tc>
@@ -11357,13 +10845,8 @@
                 </w:tcPr>
                 <w:p>
                   <w:r>
-                    <w:t>Scarabeo</w:t>
-                  </w:r>
-                  <w:proofErr w:type="gramStart"/>
-                  <w:r>
-                    <w:t>96!*</w:t>
-                  </w:r>
-                  <w:proofErr w:type="gramEnd"/>
+                    <w:t>Scarabeo96!*</w:t>
+                  </w:r>
                 </w:p>
               </w:tc>
             </w:tr>
@@ -11429,24 +10912,12 @@
           </w:tcPr>
           <w:p>
             <w:r>
-              <w:t>L’operazione ha esito negativo e viene mostrato il messaggio “</w:t>
-            </w:r>
-            <w:r>
-              <w:t>il campo ‘cognome’ è obbligatorio</w:t>
-            </w:r>
-            <w:r>
-              <w:t>”.</w:t>
-            </w:r>
-          </w:p>
-          <w:p>
-            <w:r>
-              <w:t>(</w:t>
-            </w:r>
-            <w:r>
-              <w:t>cognome nullo</w:t>
-            </w:r>
-            <w:r>
-              <w:t>)</w:t>
+              <w:t>L’operazione ha esito negativo e viene mostrato il messaggio “il campo ‘cognome’ è obbligatorio”.</w:t>
+            </w:r>
+          </w:p>
+          <w:p>
+            <w:r>
+              <w:t>(cognome nullo)</w:t>
             </w:r>
           </w:p>
         </w:tc>

--- a/Workspace/Testing/Test cases/punti_singoli/Test_cases_specification.docx
+++ b/Workspace/Testing/Test cases/punti_singoli/Test_cases_specification.docx
@@ -213,7 +213,10 @@
                 </w:tcPr>
                 <w:p>
                   <w:r>
-                    <w:t>mariorossi@azienda.it</w:t>
+                    <w:t>supervisore.</w:t>
+                  </w:r>
+                  <w:r>
+                    <w:t>rossi@azienda.it</w:t>
                   </w:r>
                 </w:p>
               </w:tc>
@@ -236,7 +239,7 @@
                 </w:tcPr>
                 <w:p>
                   <w:r>
-                    <w:t>Cicala42!!</w:t>
+                    <w:t>Goodpwd.12</w:t>
                   </w:r>
                 </w:p>
               </w:tc>
@@ -330,7 +333,10 @@
           </w:tcPr>
           <w:p>
             <w:r>
-              <w:t>TC_2</w:t>
+              <w:t>TC_</w:t>
+            </w:r>
+            <w:r>
+              <w:t>1</w:t>
             </w:r>
           </w:p>
         </w:tc>
@@ -531,7 +537,13 @@
           </w:p>
           <w:p>
             <w:r>
-              <w:t>Viene mostrato il messaggio di errore “Username o password non corrette”</w:t>
+              <w:t>Viene mostrato il messaggio di errore “</w:t>
+            </w:r>
+            <w:r>
+              <w:t>Credenziali errate</w:t>
+            </w:r>
+            <w:r>
+              <w:t>”</w:t>
             </w:r>
           </w:p>
           <w:p>
@@ -604,7 +616,10 @@
           </w:tcPr>
           <w:p>
             <w:r>
-              <w:t>TC_3</w:t>
+              <w:t>TC_</w:t>
+            </w:r>
+            <w:r>
+              <w:t>1</w:t>
             </w:r>
           </w:p>
         </w:tc>
@@ -794,7 +809,13 @@
           </w:tcPr>
           <w:p>
             <w:r>
-              <w:t>L’utente non viene autenticato poiché l’utente non risulta registrato sul database dell’azienda e viene mostrato il messaggio “Username o password non corrette”</w:t>
+              <w:t>L’utente non viene autenticato poiché l’utente non risulta registrato sul database dell’azienda e viene mostrato il messaggio “</w:t>
+            </w:r>
+            <w:r>
+              <w:t>Credenziali errate</w:t>
+            </w:r>
+            <w:r>
+              <w:t>”</w:t>
             </w:r>
           </w:p>
           <w:p>
@@ -841,7 +862,10 @@
           </w:tcPr>
           <w:p>
             <w:r>
-              <w:t>TC_4</w:t>
+              <w:t>TC_</w:t>
+            </w:r>
+            <w:r>
+              <w:t>1</w:t>
             </w:r>
           </w:p>
         </w:tc>
@@ -1137,7 +1161,10 @@
           </w:tcPr>
           <w:p>
             <w:r>
-              <w:t>TC_5</w:t>
+              <w:t>TC_</w:t>
+            </w:r>
+            <w:r>
+              <w:t>1</w:t>
             </w:r>
           </w:p>
         </w:tc>
@@ -1375,7 +1402,10 @@
           </w:tcPr>
           <w:p>
             <w:r>
-              <w:t>TC_6</w:t>
+              <w:t>TC_</w:t>
+            </w:r>
+            <w:r>
+              <w:t>1</w:t>
             </w:r>
           </w:p>
         </w:tc>
@@ -1662,1721 +1692,6 @@
         <w:rPr>
           <w:rStyle w:val="Riferimentodelicato"/>
         </w:rPr>
-        <w:t>M</w:t>
-      </w:r>
-      <w:r>
-        <w:rPr>
-          <w:rStyle w:val="Riferimentodelicato"/>
-        </w:rPr>
-        <w:t>odifica password</w:t>
-      </w:r>
-    </w:p>
-    <w:tbl>
-      <w:tblPr>
-        <w:tblStyle w:val="Grigliatabella"/>
-        <w:tblW w:w="0" w:type="auto"/>
-        <w:tblInd w:w="360" w:type="dxa"/>
-        <w:tblLook w:val="04A0" w:firstRow="1" w:lastRow="0" w:firstColumn="1" w:lastColumn="0" w:noHBand="0" w:noVBand="1"/>
-      </w:tblPr>
-      <w:tblGrid>
-        <w:gridCol w:w="2468"/>
-        <w:gridCol w:w="2456"/>
-        <w:gridCol w:w="2172"/>
-        <w:gridCol w:w="2172"/>
-      </w:tblGrid>
-      <w:tr>
-        <w:tc>
-          <w:tcPr>
-            <w:tcW w:w="2468" w:type="dxa"/>
-            <w:shd w:val="clear" w:color="auto" w:fill="002060"/>
-          </w:tcPr>
-          <w:p>
-            <w:r>
-              <w:t xml:space="preserve">Test Case ID: </w:t>
-            </w:r>
-          </w:p>
-        </w:tc>
-        <w:tc>
-          <w:tcPr>
-            <w:tcW w:w="2456" w:type="dxa"/>
-          </w:tcPr>
-          <w:p>
-            <w:r>
-              <w:t>TC_7</w:t>
-            </w:r>
-          </w:p>
-        </w:tc>
-        <w:tc>
-          <w:tcPr>
-            <w:tcW w:w="2172" w:type="dxa"/>
-            <w:shd w:val="clear" w:color="auto" w:fill="002060"/>
-          </w:tcPr>
-          <w:p>
-            <w:r>
-              <w:t>Test Frame:</w:t>
-            </w:r>
-          </w:p>
-        </w:tc>
-        <w:tc>
-          <w:tcPr>
-            <w:tcW w:w="2172" w:type="dxa"/>
-          </w:tcPr>
-          <w:p>
-            <w:r>
-              <w:t>TF_2.1</w:t>
-            </w:r>
-          </w:p>
-        </w:tc>
-      </w:tr>
-      <w:tr>
-        <w:tc>
-          <w:tcPr>
-            <w:tcW w:w="4924" w:type="dxa"/>
-            <w:gridSpan w:val="2"/>
-          </w:tcPr>
-          <w:p>
-            <w:pPr>
-              <w:jc w:val="center"/>
-            </w:pPr>
-            <w:r>
-              <w:t>Precondizione:</w:t>
-            </w:r>
-          </w:p>
-        </w:tc>
-        <w:tc>
-          <w:tcPr>
-            <w:tcW w:w="4344" w:type="dxa"/>
-            <w:gridSpan w:val="2"/>
-          </w:tcPr>
-          <w:p>
-            <w:r>
-              <w:t xml:space="preserve">L’utente </w:t>
-            </w:r>
-            <w:r>
-              <w:t xml:space="preserve">è autenticato e, dopo aver premuto il </w:t>
-            </w:r>
-            <w:proofErr w:type="spellStart"/>
-            <w:r>
-              <w:t>button</w:t>
-            </w:r>
-            <w:proofErr w:type="spellEnd"/>
-            <w:r>
-              <w:t xml:space="preserve"> “modifica password” sulla sua pagina profilo, si trova sulla pagina di cambio password</w:t>
-            </w:r>
-          </w:p>
-        </w:tc>
-      </w:tr>
-      <w:tr>
-        <w:tc>
-          <w:tcPr>
-            <w:tcW w:w="9268" w:type="dxa"/>
-            <w:gridSpan w:val="4"/>
-            <w:shd w:val="clear" w:color="auto" w:fill="002060"/>
-          </w:tcPr>
-          <w:p>
-            <w:pPr>
-              <w:jc w:val="center"/>
-            </w:pPr>
-            <w:r>
-              <w:t>Flusso degli eventi</w:t>
-            </w:r>
-          </w:p>
-        </w:tc>
-      </w:tr>
-      <w:tr>
-        <w:trPr>
-          <w:trHeight w:val="2091"/>
-        </w:trPr>
-        <w:tc>
-          <w:tcPr>
-            <w:tcW w:w="9268" w:type="dxa"/>
-            <w:gridSpan w:val="4"/>
-          </w:tcPr>
-          <w:p>
-            <w:pPr>
-              <w:pStyle w:val="Paragrafoelenco"/>
-              <w:numPr>
-                <w:ilvl w:val="0"/>
-                <w:numId w:val="8"/>
-              </w:numPr>
-            </w:pPr>
-            <w:r>
-              <w:t xml:space="preserve">L’utente inserisce </w:t>
-            </w:r>
-            <w:r>
-              <w:t>la password corrente</w:t>
-            </w:r>
-          </w:p>
-          <w:p>
-            <w:pPr>
-              <w:pStyle w:val="Paragrafoelenco"/>
-              <w:numPr>
-                <w:ilvl w:val="0"/>
-                <w:numId w:val="8"/>
-              </w:numPr>
-            </w:pPr>
-            <w:r>
-              <w:t xml:space="preserve">L’utente inserisce una nuova password </w:t>
-            </w:r>
-          </w:p>
-          <w:p>
-            <w:pPr>
-              <w:pStyle w:val="Paragrafoelenco"/>
-              <w:numPr>
-                <w:ilvl w:val="0"/>
-                <w:numId w:val="8"/>
-              </w:numPr>
-            </w:pPr>
-            <w:r>
-              <w:t>L’utente ripete la nuova password appena inserita</w:t>
-            </w:r>
-          </w:p>
-          <w:p/>
-          <w:tbl>
-            <w:tblPr>
-              <w:tblStyle w:val="Grigliatabella"/>
-              <w:tblW w:w="0" w:type="auto"/>
-              <w:tblLook w:val="04A0" w:firstRow="1" w:lastRow="0" w:firstColumn="1" w:lastColumn="0" w:noHBand="0" w:noVBand="1"/>
-            </w:tblPr>
-            <w:tblGrid>
-              <w:gridCol w:w="4521"/>
-              <w:gridCol w:w="4521"/>
-            </w:tblGrid>
-            <w:tr>
-              <w:tc>
-                <w:tcPr>
-                  <w:tcW w:w="4521" w:type="dxa"/>
-                  <w:shd w:val="clear" w:color="auto" w:fill="C4BC96" w:themeFill="background2" w:themeFillShade="BF"/>
-                </w:tcPr>
-                <w:p>
-                  <w:r>
-                    <w:t>Password attuale</w:t>
-                  </w:r>
-                </w:p>
-              </w:tc>
-              <w:tc>
-                <w:tcPr>
-                  <w:tcW w:w="4521" w:type="dxa"/>
-                </w:tcPr>
-                <w:p>
-                  <w:r>
-                    <w:t>Vecchiapwd11!!!</w:t>
-                  </w:r>
-                </w:p>
-              </w:tc>
-            </w:tr>
-            <w:tr>
-              <w:tc>
-                <w:tcPr>
-                  <w:tcW w:w="4521" w:type="dxa"/>
-                  <w:shd w:val="clear" w:color="auto" w:fill="C4BC96" w:themeFill="background2" w:themeFillShade="BF"/>
-                </w:tcPr>
-                <w:p>
-                  <w:r>
-                    <w:t>Nuova password</w:t>
-                  </w:r>
-                </w:p>
-              </w:tc>
-              <w:tc>
-                <w:tcPr>
-                  <w:tcW w:w="4521" w:type="dxa"/>
-                </w:tcPr>
-                <w:p>
-                  <w:r>
-                    <w:t>Nuovapwd18*</w:t>
-                  </w:r>
-                </w:p>
-              </w:tc>
-            </w:tr>
-            <w:tr>
-              <w:tc>
-                <w:tcPr>
-                  <w:tcW w:w="4521" w:type="dxa"/>
-                  <w:shd w:val="clear" w:color="auto" w:fill="C4BC96" w:themeFill="background2" w:themeFillShade="BF"/>
-                </w:tcPr>
-                <w:p>
-                  <w:r>
-                    <w:t>Conferma password</w:t>
-                  </w:r>
-                </w:p>
-              </w:tc>
-              <w:tc>
-                <w:tcPr>
-                  <w:tcW w:w="4521" w:type="dxa"/>
-                </w:tcPr>
-                <w:p>
-                  <w:r>
-                    <w:t>Nuovapwd18*</w:t>
-                  </w:r>
-                </w:p>
-              </w:tc>
-            </w:tr>
-          </w:tbl>
-          <w:p/>
-          <w:p>
-            <w:pPr>
-              <w:pStyle w:val="Paragrafoelenco"/>
-              <w:numPr>
-                <w:ilvl w:val="0"/>
-                <w:numId w:val="8"/>
-              </w:numPr>
-            </w:pPr>
-            <w:r>
-              <w:t xml:space="preserve">Appare il </w:t>
-            </w:r>
-            <w:proofErr w:type="spellStart"/>
-            <w:r>
-              <w:t>modal</w:t>
-            </w:r>
-            <w:proofErr w:type="spellEnd"/>
-            <w:r>
-              <w:t xml:space="preserve"> di conferma per assicurarsi che l’utente voglia cambiare password</w:t>
-            </w:r>
-          </w:p>
-          <w:p>
-            <w:pPr>
-              <w:pStyle w:val="Paragrafoelenco"/>
-              <w:numPr>
-                <w:ilvl w:val="0"/>
-                <w:numId w:val="8"/>
-              </w:numPr>
-            </w:pPr>
-            <w:r>
-              <w:t>L’utente conferma di voler cambiare password e attende l’esito</w:t>
-            </w:r>
-          </w:p>
-        </w:tc>
-      </w:tr>
-      <w:tr>
-        <w:tc>
-          <w:tcPr>
-            <w:tcW w:w="9268" w:type="dxa"/>
-            <w:gridSpan w:val="4"/>
-            <w:shd w:val="clear" w:color="auto" w:fill="002060"/>
-          </w:tcPr>
-          <w:p>
-            <w:pPr>
-              <w:pStyle w:val="Paragrafoelenco"/>
-              <w:jc w:val="center"/>
-            </w:pPr>
-            <w:r>
-              <w:t>ORACOLO</w:t>
-            </w:r>
-          </w:p>
-        </w:tc>
-      </w:tr>
-      <w:tr>
-        <w:tc>
-          <w:tcPr>
-            <w:tcW w:w="9268" w:type="dxa"/>
-            <w:gridSpan w:val="4"/>
-          </w:tcPr>
-          <w:p>
-            <w:r>
-              <w:t>La password viene aggiornata con successo e viene mostrato il messaggio “Password aggiornata con successo”.</w:t>
-            </w:r>
-          </w:p>
-          <w:p>
-            <w:r>
-              <w:t>Infine, l’utente è reindirizzato sulla sua pagina profilo</w:t>
-            </w:r>
-          </w:p>
-        </w:tc>
-      </w:tr>
-    </w:tbl>
-    <w:p>
-      <w:pPr>
-        <w:rPr>
-          <w:rStyle w:val="Riferimentodelicato"/>
-        </w:rPr>
-      </w:pPr>
-    </w:p>
-    <w:tbl>
-      <w:tblPr>
-        <w:tblStyle w:val="Grigliatabella"/>
-        <w:tblW w:w="0" w:type="auto"/>
-        <w:tblInd w:w="360" w:type="dxa"/>
-        <w:tblLook w:val="04A0" w:firstRow="1" w:lastRow="0" w:firstColumn="1" w:lastColumn="0" w:noHBand="0" w:noVBand="1"/>
-      </w:tblPr>
-      <w:tblGrid>
-        <w:gridCol w:w="2468"/>
-        <w:gridCol w:w="2456"/>
-        <w:gridCol w:w="2172"/>
-        <w:gridCol w:w="2172"/>
-      </w:tblGrid>
-      <w:tr>
-        <w:tc>
-          <w:tcPr>
-            <w:tcW w:w="2468" w:type="dxa"/>
-            <w:shd w:val="clear" w:color="auto" w:fill="002060"/>
-          </w:tcPr>
-          <w:p>
-            <w:r>
-              <w:t xml:space="preserve">Test Case ID: </w:t>
-            </w:r>
-          </w:p>
-        </w:tc>
-        <w:tc>
-          <w:tcPr>
-            <w:tcW w:w="2456" w:type="dxa"/>
-          </w:tcPr>
-          <w:p>
-            <w:r>
-              <w:t>TC_8</w:t>
-            </w:r>
-          </w:p>
-        </w:tc>
-        <w:tc>
-          <w:tcPr>
-            <w:tcW w:w="2172" w:type="dxa"/>
-            <w:shd w:val="clear" w:color="auto" w:fill="002060"/>
-          </w:tcPr>
-          <w:p>
-            <w:r>
-              <w:t>Test Frame:</w:t>
-            </w:r>
-          </w:p>
-        </w:tc>
-        <w:tc>
-          <w:tcPr>
-            <w:tcW w:w="2172" w:type="dxa"/>
-          </w:tcPr>
-          <w:p>
-            <w:r>
-              <w:t>TF_2.2</w:t>
-            </w:r>
-          </w:p>
-        </w:tc>
-      </w:tr>
-      <w:tr>
-        <w:tc>
-          <w:tcPr>
-            <w:tcW w:w="4924" w:type="dxa"/>
-            <w:gridSpan w:val="2"/>
-          </w:tcPr>
-          <w:p>
-            <w:pPr>
-              <w:jc w:val="center"/>
-            </w:pPr>
-            <w:r>
-              <w:t>Precondizione:</w:t>
-            </w:r>
-          </w:p>
-        </w:tc>
-        <w:tc>
-          <w:tcPr>
-            <w:tcW w:w="4344" w:type="dxa"/>
-            <w:gridSpan w:val="2"/>
-          </w:tcPr>
-          <w:p>
-            <w:r>
-              <w:t xml:space="preserve">L’utente è autenticato e, dopo aver premuto il </w:t>
-            </w:r>
-            <w:proofErr w:type="spellStart"/>
-            <w:r>
-              <w:t>button</w:t>
-            </w:r>
-            <w:proofErr w:type="spellEnd"/>
-            <w:r>
-              <w:t xml:space="preserve"> “modifica password” sulla sua pagina profilo, si trova sulla pagina di cambio password</w:t>
-            </w:r>
-          </w:p>
-        </w:tc>
-      </w:tr>
-      <w:tr>
-        <w:tc>
-          <w:tcPr>
-            <w:tcW w:w="9268" w:type="dxa"/>
-            <w:gridSpan w:val="4"/>
-            <w:shd w:val="clear" w:color="auto" w:fill="002060"/>
-          </w:tcPr>
-          <w:p>
-            <w:pPr>
-              <w:jc w:val="center"/>
-            </w:pPr>
-            <w:r>
-              <w:t>Flusso degli eventi</w:t>
-            </w:r>
-          </w:p>
-        </w:tc>
-      </w:tr>
-      <w:tr>
-        <w:trPr>
-          <w:trHeight w:val="2091"/>
-        </w:trPr>
-        <w:tc>
-          <w:tcPr>
-            <w:tcW w:w="9268" w:type="dxa"/>
-            <w:gridSpan w:val="4"/>
-          </w:tcPr>
-          <w:p>
-            <w:pPr>
-              <w:pStyle w:val="Paragrafoelenco"/>
-              <w:numPr>
-                <w:ilvl w:val="0"/>
-                <w:numId w:val="10"/>
-              </w:numPr>
-            </w:pPr>
-            <w:r>
-              <w:t>L’utente inserisce la password corrente</w:t>
-            </w:r>
-          </w:p>
-          <w:p>
-            <w:pPr>
-              <w:pStyle w:val="Paragrafoelenco"/>
-              <w:numPr>
-                <w:ilvl w:val="0"/>
-                <w:numId w:val="10"/>
-              </w:numPr>
-            </w:pPr>
-            <w:r>
-              <w:t xml:space="preserve">L’utente inserisce una nuova password </w:t>
-            </w:r>
-          </w:p>
-          <w:p>
-            <w:pPr>
-              <w:pStyle w:val="Paragrafoelenco"/>
-              <w:numPr>
-                <w:ilvl w:val="0"/>
-                <w:numId w:val="10"/>
-              </w:numPr>
-            </w:pPr>
-            <w:r>
-              <w:t>L’utente ripete la nuova password appena inserita</w:t>
-            </w:r>
-          </w:p>
-          <w:p/>
-          <w:tbl>
-            <w:tblPr>
-              <w:tblStyle w:val="Grigliatabella"/>
-              <w:tblW w:w="0" w:type="auto"/>
-              <w:tblLook w:val="04A0" w:firstRow="1" w:lastRow="0" w:firstColumn="1" w:lastColumn="0" w:noHBand="0" w:noVBand="1"/>
-            </w:tblPr>
-            <w:tblGrid>
-              <w:gridCol w:w="4521"/>
-              <w:gridCol w:w="4521"/>
-            </w:tblGrid>
-            <w:tr>
-              <w:tc>
-                <w:tcPr>
-                  <w:tcW w:w="4521" w:type="dxa"/>
-                  <w:shd w:val="clear" w:color="auto" w:fill="C4BC96" w:themeFill="background2" w:themeFillShade="BF"/>
-                </w:tcPr>
-                <w:p>
-                  <w:r>
-                    <w:t>Password attuale</w:t>
-                  </w:r>
-                </w:p>
-              </w:tc>
-              <w:tc>
-                <w:tcPr>
-                  <w:tcW w:w="4521" w:type="dxa"/>
-                </w:tcPr>
-                <w:p>
-                  <w:r>
-                    <w:t>passwordErrata14%</w:t>
-                  </w:r>
-                </w:p>
-              </w:tc>
-            </w:tr>
-            <w:tr>
-              <w:tc>
-                <w:tcPr>
-                  <w:tcW w:w="4521" w:type="dxa"/>
-                  <w:shd w:val="clear" w:color="auto" w:fill="C4BC96" w:themeFill="background2" w:themeFillShade="BF"/>
-                </w:tcPr>
-                <w:p>
-                  <w:r>
-                    <w:t>Nuova password</w:t>
-                  </w:r>
-                </w:p>
-              </w:tc>
-              <w:tc>
-                <w:tcPr>
-                  <w:tcW w:w="4521" w:type="dxa"/>
-                </w:tcPr>
-                <w:p>
-                  <w:r>
-                    <w:t>Nuovapwd18*</w:t>
-                  </w:r>
-                </w:p>
-              </w:tc>
-            </w:tr>
-            <w:tr>
-              <w:tc>
-                <w:tcPr>
-                  <w:tcW w:w="4521" w:type="dxa"/>
-                  <w:shd w:val="clear" w:color="auto" w:fill="C4BC96" w:themeFill="background2" w:themeFillShade="BF"/>
-                </w:tcPr>
-                <w:p>
-                  <w:r>
-                    <w:t>Conferma password</w:t>
-                  </w:r>
-                </w:p>
-              </w:tc>
-              <w:tc>
-                <w:tcPr>
-                  <w:tcW w:w="4521" w:type="dxa"/>
-                </w:tcPr>
-                <w:p>
-                  <w:r>
-                    <w:t>Nuovapwd18*</w:t>
-                  </w:r>
-                </w:p>
-              </w:tc>
-            </w:tr>
-          </w:tbl>
-          <w:p/>
-          <w:p>
-            <w:pPr>
-              <w:pStyle w:val="Paragrafoelenco"/>
-              <w:numPr>
-                <w:ilvl w:val="0"/>
-                <w:numId w:val="10"/>
-              </w:numPr>
-            </w:pPr>
-            <w:r>
-              <w:t xml:space="preserve">Appare il </w:t>
-            </w:r>
-            <w:proofErr w:type="spellStart"/>
-            <w:r>
-              <w:t>modal</w:t>
-            </w:r>
-            <w:proofErr w:type="spellEnd"/>
-            <w:r>
-              <w:t xml:space="preserve"> di conferma per assicurarsi che l’utente voglia cambiare password</w:t>
-            </w:r>
-          </w:p>
-          <w:p>
-            <w:pPr>
-              <w:pStyle w:val="Paragrafoelenco"/>
-              <w:numPr>
-                <w:ilvl w:val="0"/>
-                <w:numId w:val="10"/>
-              </w:numPr>
-            </w:pPr>
-            <w:r>
-              <w:t>L’utente conferma di voler cambiare password e attende l’esito</w:t>
-            </w:r>
-          </w:p>
-        </w:tc>
-      </w:tr>
-      <w:tr>
-        <w:tc>
-          <w:tcPr>
-            <w:tcW w:w="9268" w:type="dxa"/>
-            <w:gridSpan w:val="4"/>
-            <w:shd w:val="clear" w:color="auto" w:fill="002060"/>
-          </w:tcPr>
-          <w:p>
-            <w:pPr>
-              <w:pStyle w:val="Paragrafoelenco"/>
-              <w:jc w:val="center"/>
-            </w:pPr>
-            <w:r>
-              <w:t>ORACOLO</w:t>
-            </w:r>
-          </w:p>
-        </w:tc>
-      </w:tr>
-      <w:tr>
-        <w:tc>
-          <w:tcPr>
-            <w:tcW w:w="9268" w:type="dxa"/>
-            <w:gridSpan w:val="4"/>
-          </w:tcPr>
-          <w:p>
-            <w:r>
-              <w:t>La password non viene aggiornata e viene mostrato il messaggio “password attuale errata”</w:t>
-            </w:r>
-          </w:p>
-          <w:p>
-            <w:r>
-              <w:t>(password attuale errata)</w:t>
-            </w:r>
-          </w:p>
-        </w:tc>
-      </w:tr>
-    </w:tbl>
-    <w:p>
-      <w:pPr>
-        <w:rPr>
-          <w:rStyle w:val="Riferimentodelicato"/>
-        </w:rPr>
-      </w:pPr>
-    </w:p>
-    <w:tbl>
-      <w:tblPr>
-        <w:tblStyle w:val="Grigliatabella"/>
-        <w:tblW w:w="0" w:type="auto"/>
-        <w:tblInd w:w="360" w:type="dxa"/>
-        <w:tblLook w:val="04A0" w:firstRow="1" w:lastRow="0" w:firstColumn="1" w:lastColumn="0" w:noHBand="0" w:noVBand="1"/>
-      </w:tblPr>
-      <w:tblGrid>
-        <w:gridCol w:w="2468"/>
-        <w:gridCol w:w="2456"/>
-        <w:gridCol w:w="2172"/>
-        <w:gridCol w:w="2172"/>
-      </w:tblGrid>
-      <w:tr>
-        <w:tc>
-          <w:tcPr>
-            <w:tcW w:w="2468" w:type="dxa"/>
-            <w:shd w:val="clear" w:color="auto" w:fill="002060"/>
-          </w:tcPr>
-          <w:p>
-            <w:r>
-              <w:lastRenderedPageBreak/>
-              <w:t xml:space="preserve">Test Case ID: </w:t>
-            </w:r>
-          </w:p>
-        </w:tc>
-        <w:tc>
-          <w:tcPr>
-            <w:tcW w:w="2456" w:type="dxa"/>
-          </w:tcPr>
-          <w:p>
-            <w:r>
-              <w:t>TC_9</w:t>
-            </w:r>
-          </w:p>
-        </w:tc>
-        <w:tc>
-          <w:tcPr>
-            <w:tcW w:w="2172" w:type="dxa"/>
-            <w:shd w:val="clear" w:color="auto" w:fill="002060"/>
-          </w:tcPr>
-          <w:p>
-            <w:r>
-              <w:t>Test Frame:</w:t>
-            </w:r>
-          </w:p>
-        </w:tc>
-        <w:tc>
-          <w:tcPr>
-            <w:tcW w:w="2172" w:type="dxa"/>
-          </w:tcPr>
-          <w:p>
-            <w:r>
-              <w:t>TF_2.3</w:t>
-            </w:r>
-          </w:p>
-        </w:tc>
-      </w:tr>
-      <w:tr>
-        <w:tc>
-          <w:tcPr>
-            <w:tcW w:w="4924" w:type="dxa"/>
-            <w:gridSpan w:val="2"/>
-          </w:tcPr>
-          <w:p>
-            <w:pPr>
-              <w:jc w:val="center"/>
-            </w:pPr>
-            <w:r>
-              <w:t>Precondizione:</w:t>
-            </w:r>
-          </w:p>
-        </w:tc>
-        <w:tc>
-          <w:tcPr>
-            <w:tcW w:w="4344" w:type="dxa"/>
-            <w:gridSpan w:val="2"/>
-          </w:tcPr>
-          <w:p>
-            <w:r>
-              <w:t xml:space="preserve">L’utente è autenticato e, dopo aver premuto il </w:t>
-            </w:r>
-            <w:proofErr w:type="spellStart"/>
-            <w:r>
-              <w:t>button</w:t>
-            </w:r>
-            <w:proofErr w:type="spellEnd"/>
-            <w:r>
-              <w:t xml:space="preserve"> “modifica password” sulla sua pagina profilo, si trova sulla pagina di cambio password</w:t>
-            </w:r>
-          </w:p>
-        </w:tc>
-      </w:tr>
-      <w:tr>
-        <w:tc>
-          <w:tcPr>
-            <w:tcW w:w="9268" w:type="dxa"/>
-            <w:gridSpan w:val="4"/>
-            <w:shd w:val="clear" w:color="auto" w:fill="002060"/>
-          </w:tcPr>
-          <w:p>
-            <w:pPr>
-              <w:jc w:val="center"/>
-            </w:pPr>
-            <w:r>
-              <w:t>Flusso degli eventi</w:t>
-            </w:r>
-          </w:p>
-        </w:tc>
-      </w:tr>
-      <w:tr>
-        <w:trPr>
-          <w:trHeight w:val="2091"/>
-        </w:trPr>
-        <w:tc>
-          <w:tcPr>
-            <w:tcW w:w="9268" w:type="dxa"/>
-            <w:gridSpan w:val="4"/>
-          </w:tcPr>
-          <w:p>
-            <w:pPr>
-              <w:pStyle w:val="Paragrafoelenco"/>
-              <w:numPr>
-                <w:ilvl w:val="0"/>
-                <w:numId w:val="11"/>
-              </w:numPr>
-            </w:pPr>
-            <w:r>
-              <w:t>L’utente inserisce la password corrente</w:t>
-            </w:r>
-          </w:p>
-          <w:p>
-            <w:pPr>
-              <w:pStyle w:val="Paragrafoelenco"/>
-              <w:numPr>
-                <w:ilvl w:val="0"/>
-                <w:numId w:val="11"/>
-              </w:numPr>
-            </w:pPr>
-            <w:r>
-              <w:t xml:space="preserve">L’utente inserisce una nuova password </w:t>
-            </w:r>
-          </w:p>
-          <w:p>
-            <w:pPr>
-              <w:pStyle w:val="Paragrafoelenco"/>
-              <w:numPr>
-                <w:ilvl w:val="0"/>
-                <w:numId w:val="11"/>
-              </w:numPr>
-            </w:pPr>
-            <w:r>
-              <w:t>L’utente ripete la nuova password appena inserita</w:t>
-            </w:r>
-          </w:p>
-          <w:p/>
-          <w:tbl>
-            <w:tblPr>
-              <w:tblStyle w:val="Grigliatabella"/>
-              <w:tblW w:w="0" w:type="auto"/>
-              <w:tblLook w:val="04A0" w:firstRow="1" w:lastRow="0" w:firstColumn="1" w:lastColumn="0" w:noHBand="0" w:noVBand="1"/>
-            </w:tblPr>
-            <w:tblGrid>
-              <w:gridCol w:w="4521"/>
-              <w:gridCol w:w="4521"/>
-            </w:tblGrid>
-            <w:tr>
-              <w:tc>
-                <w:tcPr>
-                  <w:tcW w:w="4521" w:type="dxa"/>
-                  <w:shd w:val="clear" w:color="auto" w:fill="C4BC96" w:themeFill="background2" w:themeFillShade="BF"/>
-                </w:tcPr>
-                <w:p>
-                  <w:r>
-                    <w:t>Password attuale</w:t>
-                  </w:r>
-                </w:p>
-              </w:tc>
-              <w:tc>
-                <w:tcPr>
-                  <w:tcW w:w="4521" w:type="dxa"/>
-                </w:tcPr>
-                <w:p>
-                  <w:r>
-                    <w:t>Password1234!!</w:t>
-                  </w:r>
-                </w:p>
-              </w:tc>
-            </w:tr>
-            <w:tr>
-              <w:tc>
-                <w:tcPr>
-                  <w:tcW w:w="4521" w:type="dxa"/>
-                  <w:shd w:val="clear" w:color="auto" w:fill="C4BC96" w:themeFill="background2" w:themeFillShade="BF"/>
-                </w:tcPr>
-                <w:p>
-                  <w:r>
-                    <w:t>Nuova password</w:t>
-                  </w:r>
-                </w:p>
-              </w:tc>
-              <w:tc>
-                <w:tcPr>
-                  <w:tcW w:w="4521" w:type="dxa"/>
-                </w:tcPr>
-                <w:p>
-                  <w:r>
-                    <w:t>Nuovapwd18*</w:t>
-                  </w:r>
-                </w:p>
-              </w:tc>
-            </w:tr>
-            <w:tr>
-              <w:tc>
-                <w:tcPr>
-                  <w:tcW w:w="4521" w:type="dxa"/>
-                  <w:shd w:val="clear" w:color="auto" w:fill="C4BC96" w:themeFill="background2" w:themeFillShade="BF"/>
-                </w:tcPr>
-                <w:p>
-                  <w:r>
-                    <w:t>Conferma password</w:t>
-                  </w:r>
-                </w:p>
-              </w:tc>
-              <w:tc>
-                <w:tcPr>
-                  <w:tcW w:w="4521" w:type="dxa"/>
-                </w:tcPr>
-                <w:p>
-                  <w:r>
-                    <w:t>Nuovapwd18</w:t>
-                  </w:r>
-                </w:p>
-              </w:tc>
-            </w:tr>
-          </w:tbl>
-          <w:p/>
-          <w:p>
-            <w:pPr>
-              <w:pStyle w:val="Paragrafoelenco"/>
-              <w:numPr>
-                <w:ilvl w:val="0"/>
-                <w:numId w:val="11"/>
-              </w:numPr>
-            </w:pPr>
-            <w:r>
-              <w:t xml:space="preserve">Appare il </w:t>
-            </w:r>
-            <w:proofErr w:type="spellStart"/>
-            <w:r>
-              <w:t>modal</w:t>
-            </w:r>
-            <w:proofErr w:type="spellEnd"/>
-            <w:r>
-              <w:t xml:space="preserve"> di conferma per assicurarsi che l’utente voglia cambiare password</w:t>
-            </w:r>
-          </w:p>
-          <w:p>
-            <w:pPr>
-              <w:pStyle w:val="Paragrafoelenco"/>
-              <w:numPr>
-                <w:ilvl w:val="0"/>
-                <w:numId w:val="11"/>
-              </w:numPr>
-            </w:pPr>
-            <w:r>
-              <w:t>L’utente conferma di voler cambiare password e attende l’esito</w:t>
-            </w:r>
-          </w:p>
-        </w:tc>
-      </w:tr>
-      <w:tr>
-        <w:tc>
-          <w:tcPr>
-            <w:tcW w:w="9268" w:type="dxa"/>
-            <w:gridSpan w:val="4"/>
-            <w:shd w:val="clear" w:color="auto" w:fill="002060"/>
-          </w:tcPr>
-          <w:p>
-            <w:pPr>
-              <w:pStyle w:val="Paragrafoelenco"/>
-              <w:jc w:val="center"/>
-            </w:pPr>
-            <w:r>
-              <w:t>ORACOLO</w:t>
-            </w:r>
-          </w:p>
-        </w:tc>
-      </w:tr>
-      <w:tr>
-        <w:tc>
-          <w:tcPr>
-            <w:tcW w:w="9268" w:type="dxa"/>
-            <w:gridSpan w:val="4"/>
-          </w:tcPr>
-          <w:p>
-            <w:r>
-              <w:t>La password non viene aggiornata e viene mostrato il messaggio “Le nuove password inserite non coincidono”</w:t>
-            </w:r>
-          </w:p>
-          <w:p>
-            <w:r>
-              <w:t>(password differenti)</w:t>
-            </w:r>
-          </w:p>
-        </w:tc>
-      </w:tr>
-    </w:tbl>
-    <w:p>
-      <w:pPr>
-        <w:rPr>
-          <w:rStyle w:val="Riferimentodelicato"/>
-        </w:rPr>
-      </w:pPr>
-    </w:p>
-    <w:tbl>
-      <w:tblPr>
-        <w:tblStyle w:val="Grigliatabella"/>
-        <w:tblW w:w="0" w:type="auto"/>
-        <w:tblInd w:w="360" w:type="dxa"/>
-        <w:tblLook w:val="04A0" w:firstRow="1" w:lastRow="0" w:firstColumn="1" w:lastColumn="0" w:noHBand="0" w:noVBand="1"/>
-      </w:tblPr>
-      <w:tblGrid>
-        <w:gridCol w:w="2468"/>
-        <w:gridCol w:w="2456"/>
-        <w:gridCol w:w="2172"/>
-        <w:gridCol w:w="2172"/>
-      </w:tblGrid>
-      <w:tr>
-        <w:tc>
-          <w:tcPr>
-            <w:tcW w:w="2468" w:type="dxa"/>
-            <w:shd w:val="clear" w:color="auto" w:fill="002060"/>
-          </w:tcPr>
-          <w:p>
-            <w:r>
-              <w:t xml:space="preserve">Test Case ID: </w:t>
-            </w:r>
-          </w:p>
-        </w:tc>
-        <w:tc>
-          <w:tcPr>
-            <w:tcW w:w="2456" w:type="dxa"/>
-          </w:tcPr>
-          <w:p>
-            <w:r>
-              <w:t>TC_10</w:t>
-            </w:r>
-          </w:p>
-        </w:tc>
-        <w:tc>
-          <w:tcPr>
-            <w:tcW w:w="2172" w:type="dxa"/>
-            <w:shd w:val="clear" w:color="auto" w:fill="002060"/>
-          </w:tcPr>
-          <w:p>
-            <w:r>
-              <w:t>Test Frame:</w:t>
-            </w:r>
-          </w:p>
-        </w:tc>
-        <w:tc>
-          <w:tcPr>
-            <w:tcW w:w="2172" w:type="dxa"/>
-          </w:tcPr>
-          <w:p>
-            <w:r>
-              <w:t>TF_2.4</w:t>
-            </w:r>
-          </w:p>
-        </w:tc>
-      </w:tr>
-      <w:tr>
-        <w:tc>
-          <w:tcPr>
-            <w:tcW w:w="4924" w:type="dxa"/>
-            <w:gridSpan w:val="2"/>
-          </w:tcPr>
-          <w:p>
-            <w:pPr>
-              <w:jc w:val="center"/>
-            </w:pPr>
-            <w:r>
-              <w:t>Precondizione:</w:t>
-            </w:r>
-          </w:p>
-        </w:tc>
-        <w:tc>
-          <w:tcPr>
-            <w:tcW w:w="4344" w:type="dxa"/>
-            <w:gridSpan w:val="2"/>
-          </w:tcPr>
-          <w:p>
-            <w:r>
-              <w:t xml:space="preserve">L’utente è autenticato e, dopo aver premuto il </w:t>
-            </w:r>
-            <w:proofErr w:type="spellStart"/>
-            <w:r>
-              <w:t>button</w:t>
-            </w:r>
-            <w:proofErr w:type="spellEnd"/>
-            <w:r>
-              <w:t xml:space="preserve"> “modifica password” sulla sua pagina profilo, si trova sulla pagina di cambio password</w:t>
-            </w:r>
-          </w:p>
-        </w:tc>
-      </w:tr>
-      <w:tr>
-        <w:tc>
-          <w:tcPr>
-            <w:tcW w:w="9268" w:type="dxa"/>
-            <w:gridSpan w:val="4"/>
-            <w:shd w:val="clear" w:color="auto" w:fill="002060"/>
-          </w:tcPr>
-          <w:p>
-            <w:pPr>
-              <w:jc w:val="center"/>
-            </w:pPr>
-            <w:r>
-              <w:t>Flusso degli eventi</w:t>
-            </w:r>
-          </w:p>
-        </w:tc>
-      </w:tr>
-      <w:tr>
-        <w:trPr>
-          <w:trHeight w:val="2091"/>
-        </w:trPr>
-        <w:tc>
-          <w:tcPr>
-            <w:tcW w:w="9268" w:type="dxa"/>
-            <w:gridSpan w:val="4"/>
-          </w:tcPr>
-          <w:p>
-            <w:pPr>
-              <w:pStyle w:val="Paragrafoelenco"/>
-              <w:numPr>
-                <w:ilvl w:val="0"/>
-                <w:numId w:val="12"/>
-              </w:numPr>
-            </w:pPr>
-            <w:r>
-              <w:t>L’utente inserisce la password corrente</w:t>
-            </w:r>
-          </w:p>
-          <w:p>
-            <w:pPr>
-              <w:pStyle w:val="Paragrafoelenco"/>
-              <w:numPr>
-                <w:ilvl w:val="0"/>
-                <w:numId w:val="12"/>
-              </w:numPr>
-            </w:pPr>
-            <w:r>
-              <w:t xml:space="preserve">L’utente inserisce una nuova password </w:t>
-            </w:r>
-          </w:p>
-          <w:p>
-            <w:pPr>
-              <w:pStyle w:val="Paragrafoelenco"/>
-              <w:numPr>
-                <w:ilvl w:val="0"/>
-                <w:numId w:val="12"/>
-              </w:numPr>
-            </w:pPr>
-            <w:r>
-              <w:t>L’utente ripete la nuova password appena inserita</w:t>
-            </w:r>
-          </w:p>
-          <w:p/>
-          <w:tbl>
-            <w:tblPr>
-              <w:tblStyle w:val="Grigliatabella"/>
-              <w:tblW w:w="0" w:type="auto"/>
-              <w:tblLook w:val="04A0" w:firstRow="1" w:lastRow="0" w:firstColumn="1" w:lastColumn="0" w:noHBand="0" w:noVBand="1"/>
-            </w:tblPr>
-            <w:tblGrid>
-              <w:gridCol w:w="4521"/>
-              <w:gridCol w:w="4521"/>
-            </w:tblGrid>
-            <w:tr>
-              <w:tc>
-                <w:tcPr>
-                  <w:tcW w:w="4521" w:type="dxa"/>
-                  <w:shd w:val="clear" w:color="auto" w:fill="C4BC96" w:themeFill="background2" w:themeFillShade="BF"/>
-                </w:tcPr>
-                <w:p>
-                  <w:r>
-                    <w:t>Password attuale</w:t>
-                  </w:r>
-                </w:p>
-              </w:tc>
-              <w:tc>
-                <w:tcPr>
-                  <w:tcW w:w="4521" w:type="dxa"/>
-                </w:tcPr>
-                <w:p>
-                  <w:r>
-                    <w:t>Password1234!!</w:t>
-                  </w:r>
-                </w:p>
-              </w:tc>
-            </w:tr>
-            <w:tr>
-              <w:tc>
-                <w:tcPr>
-                  <w:tcW w:w="4521" w:type="dxa"/>
-                  <w:shd w:val="clear" w:color="auto" w:fill="C4BC96" w:themeFill="background2" w:themeFillShade="BF"/>
-                </w:tcPr>
-                <w:p>
-                  <w:r>
-                    <w:t>Nuova password</w:t>
-                  </w:r>
-                </w:p>
-              </w:tc>
-              <w:tc>
-                <w:tcPr>
-                  <w:tcW w:w="4521" w:type="dxa"/>
-                </w:tcPr>
-                <w:p>
-                  <w:proofErr w:type="spellStart"/>
-                  <w:r>
-                    <w:t>pwd</w:t>
-                  </w:r>
-                  <w:proofErr w:type="spellEnd"/>
-                </w:p>
-              </w:tc>
-            </w:tr>
-            <w:tr>
-              <w:tc>
-                <w:tcPr>
-                  <w:tcW w:w="4521" w:type="dxa"/>
-                  <w:shd w:val="clear" w:color="auto" w:fill="C4BC96" w:themeFill="background2" w:themeFillShade="BF"/>
-                </w:tcPr>
-                <w:p>
-                  <w:r>
-                    <w:t>Conferma password</w:t>
-                  </w:r>
-                </w:p>
-              </w:tc>
-              <w:tc>
-                <w:tcPr>
-                  <w:tcW w:w="4521" w:type="dxa"/>
-                </w:tcPr>
-                <w:p>
-                  <w:proofErr w:type="spellStart"/>
-                  <w:r>
-                    <w:t>pwd</w:t>
-                  </w:r>
-                  <w:proofErr w:type="spellEnd"/>
-                </w:p>
-              </w:tc>
-            </w:tr>
-          </w:tbl>
-          <w:p/>
-          <w:p>
-            <w:pPr>
-              <w:pStyle w:val="Paragrafoelenco"/>
-              <w:numPr>
-                <w:ilvl w:val="0"/>
-                <w:numId w:val="12"/>
-              </w:numPr>
-            </w:pPr>
-            <w:r>
-              <w:t xml:space="preserve">Appare il </w:t>
-            </w:r>
-            <w:proofErr w:type="spellStart"/>
-            <w:r>
-              <w:t>modal</w:t>
-            </w:r>
-            <w:proofErr w:type="spellEnd"/>
-            <w:r>
-              <w:t xml:space="preserve"> di conferma per assicurarsi che l’utente voglia cambiare password</w:t>
-            </w:r>
-          </w:p>
-          <w:p>
-            <w:pPr>
-              <w:pStyle w:val="Paragrafoelenco"/>
-              <w:numPr>
-                <w:ilvl w:val="0"/>
-                <w:numId w:val="12"/>
-              </w:numPr>
-            </w:pPr>
-            <w:r>
-              <w:t>L’utente conferma di voler cambiare password e attende l’esito</w:t>
-            </w:r>
-          </w:p>
-        </w:tc>
-      </w:tr>
-      <w:tr>
-        <w:tc>
-          <w:tcPr>
-            <w:tcW w:w="9268" w:type="dxa"/>
-            <w:gridSpan w:val="4"/>
-            <w:shd w:val="clear" w:color="auto" w:fill="002060"/>
-          </w:tcPr>
-          <w:p>
-            <w:pPr>
-              <w:pStyle w:val="Paragrafoelenco"/>
-              <w:jc w:val="center"/>
-            </w:pPr>
-            <w:r>
-              <w:t>ORACOLO</w:t>
-            </w:r>
-          </w:p>
-        </w:tc>
-      </w:tr>
-      <w:tr>
-        <w:tc>
-          <w:tcPr>
-            <w:tcW w:w="9268" w:type="dxa"/>
-            <w:gridSpan w:val="4"/>
-          </w:tcPr>
-          <w:p>
-            <w:r>
-              <w:t>La password non viene aggiornata e viene mostrato il messaggio “La nuova password non è sufficientemente corretta”</w:t>
-            </w:r>
-          </w:p>
-          <w:p>
-            <w:r>
-              <w:t>(formato password invalido)</w:t>
-            </w:r>
-          </w:p>
-        </w:tc>
-      </w:tr>
-    </w:tbl>
-    <w:p>
-      <w:pPr>
-        <w:rPr>
-          <w:rStyle w:val="Riferimentodelicato"/>
-        </w:rPr>
-      </w:pPr>
-    </w:p>
-    <w:p>
-      <w:pPr>
-        <w:rPr>
-          <w:rStyle w:val="Riferimentodelicato"/>
-        </w:rPr>
-      </w:pPr>
-    </w:p>
-    <w:tbl>
-      <w:tblPr>
-        <w:tblStyle w:val="Grigliatabella"/>
-        <w:tblW w:w="0" w:type="auto"/>
-        <w:tblInd w:w="360" w:type="dxa"/>
-        <w:tblLook w:val="04A0" w:firstRow="1" w:lastRow="0" w:firstColumn="1" w:lastColumn="0" w:noHBand="0" w:noVBand="1"/>
-      </w:tblPr>
-      <w:tblGrid>
-        <w:gridCol w:w="2468"/>
-        <w:gridCol w:w="2456"/>
-        <w:gridCol w:w="2172"/>
-        <w:gridCol w:w="2172"/>
-      </w:tblGrid>
-      <w:tr>
-        <w:tc>
-          <w:tcPr>
-            <w:tcW w:w="2468" w:type="dxa"/>
-            <w:shd w:val="clear" w:color="auto" w:fill="002060"/>
-          </w:tcPr>
-          <w:p>
-            <w:r>
-              <w:lastRenderedPageBreak/>
-              <w:t xml:space="preserve">Test Case ID: </w:t>
-            </w:r>
-          </w:p>
-        </w:tc>
-        <w:tc>
-          <w:tcPr>
-            <w:tcW w:w="2456" w:type="dxa"/>
-          </w:tcPr>
-          <w:p>
-            <w:r>
-              <w:t>TC_11</w:t>
-            </w:r>
-          </w:p>
-        </w:tc>
-        <w:tc>
-          <w:tcPr>
-            <w:tcW w:w="2172" w:type="dxa"/>
-            <w:shd w:val="clear" w:color="auto" w:fill="002060"/>
-          </w:tcPr>
-          <w:p>
-            <w:r>
-              <w:t>Test Frame:</w:t>
-            </w:r>
-          </w:p>
-        </w:tc>
-        <w:tc>
-          <w:tcPr>
-            <w:tcW w:w="2172" w:type="dxa"/>
-          </w:tcPr>
-          <w:p>
-            <w:r>
-              <w:t>TF_2.5</w:t>
-            </w:r>
-          </w:p>
-        </w:tc>
-      </w:tr>
-      <w:tr>
-        <w:tc>
-          <w:tcPr>
-            <w:tcW w:w="4924" w:type="dxa"/>
-            <w:gridSpan w:val="2"/>
-          </w:tcPr>
-          <w:p>
-            <w:pPr>
-              <w:jc w:val="center"/>
-            </w:pPr>
-            <w:r>
-              <w:t>Precondizione:</w:t>
-            </w:r>
-          </w:p>
-        </w:tc>
-        <w:tc>
-          <w:tcPr>
-            <w:tcW w:w="4344" w:type="dxa"/>
-            <w:gridSpan w:val="2"/>
-          </w:tcPr>
-          <w:p>
-            <w:r>
-              <w:t xml:space="preserve">L’utente è autenticato e, dopo aver premuto il </w:t>
-            </w:r>
-            <w:proofErr w:type="spellStart"/>
-            <w:r>
-              <w:t>button</w:t>
-            </w:r>
-            <w:proofErr w:type="spellEnd"/>
-            <w:r>
-              <w:t xml:space="preserve"> “modifica password” sulla sua pagina profilo, si trova sulla pagina di cambio password</w:t>
-            </w:r>
-          </w:p>
-        </w:tc>
-      </w:tr>
-      <w:tr>
-        <w:tc>
-          <w:tcPr>
-            <w:tcW w:w="9268" w:type="dxa"/>
-            <w:gridSpan w:val="4"/>
-            <w:shd w:val="clear" w:color="auto" w:fill="002060"/>
-          </w:tcPr>
-          <w:p>
-            <w:pPr>
-              <w:jc w:val="center"/>
-            </w:pPr>
-            <w:r>
-              <w:t>Flusso degli eventi</w:t>
-            </w:r>
-          </w:p>
-        </w:tc>
-      </w:tr>
-      <w:tr>
-        <w:trPr>
-          <w:trHeight w:val="2091"/>
-        </w:trPr>
-        <w:tc>
-          <w:tcPr>
-            <w:tcW w:w="9268" w:type="dxa"/>
-            <w:gridSpan w:val="4"/>
-          </w:tcPr>
-          <w:p>
-            <w:pPr>
-              <w:pStyle w:val="Paragrafoelenco"/>
-              <w:numPr>
-                <w:ilvl w:val="0"/>
-                <w:numId w:val="13"/>
-              </w:numPr>
-            </w:pPr>
-            <w:r>
-              <w:t>L’utente inserisce la password corrente</w:t>
-            </w:r>
-          </w:p>
-          <w:p>
-            <w:pPr>
-              <w:pStyle w:val="Paragrafoelenco"/>
-              <w:numPr>
-                <w:ilvl w:val="0"/>
-                <w:numId w:val="13"/>
-              </w:numPr>
-            </w:pPr>
-            <w:r>
-              <w:t xml:space="preserve">L’utente inserisce una nuova password </w:t>
-            </w:r>
-          </w:p>
-          <w:p>
-            <w:pPr>
-              <w:pStyle w:val="Paragrafoelenco"/>
-              <w:numPr>
-                <w:ilvl w:val="0"/>
-                <w:numId w:val="13"/>
-              </w:numPr>
-            </w:pPr>
-            <w:r>
-              <w:t>L’utente ripete la nuova password appena inserita</w:t>
-            </w:r>
-          </w:p>
-          <w:p/>
-          <w:tbl>
-            <w:tblPr>
-              <w:tblStyle w:val="Grigliatabella"/>
-              <w:tblW w:w="0" w:type="auto"/>
-              <w:tblLook w:val="04A0" w:firstRow="1" w:lastRow="0" w:firstColumn="1" w:lastColumn="0" w:noHBand="0" w:noVBand="1"/>
-            </w:tblPr>
-            <w:tblGrid>
-              <w:gridCol w:w="4521"/>
-              <w:gridCol w:w="4521"/>
-            </w:tblGrid>
-            <w:tr>
-              <w:tc>
-                <w:tcPr>
-                  <w:tcW w:w="4521" w:type="dxa"/>
-                  <w:shd w:val="clear" w:color="auto" w:fill="C4BC96" w:themeFill="background2" w:themeFillShade="BF"/>
-                </w:tcPr>
-                <w:p>
-                  <w:r>
-                    <w:t>Password attuale</w:t>
-                  </w:r>
-                </w:p>
-              </w:tc>
-              <w:tc>
-                <w:tcPr>
-                  <w:tcW w:w="4521" w:type="dxa"/>
-                </w:tcPr>
-                <w:p/>
-              </w:tc>
-            </w:tr>
-            <w:tr>
-              <w:tc>
-                <w:tcPr>
-                  <w:tcW w:w="4521" w:type="dxa"/>
-                  <w:shd w:val="clear" w:color="auto" w:fill="C4BC96" w:themeFill="background2" w:themeFillShade="BF"/>
-                </w:tcPr>
-                <w:p>
-                  <w:r>
-                    <w:t>Nuova password</w:t>
-                  </w:r>
-                </w:p>
-              </w:tc>
-              <w:tc>
-                <w:tcPr>
-                  <w:tcW w:w="4521" w:type="dxa"/>
-                </w:tcPr>
-                <w:p>
-                  <w:r>
-                    <w:t>Nuovapwd18!</w:t>
-                  </w:r>
-                </w:p>
-              </w:tc>
-            </w:tr>
-            <w:tr>
-              <w:tc>
-                <w:tcPr>
-                  <w:tcW w:w="4521" w:type="dxa"/>
-                  <w:shd w:val="clear" w:color="auto" w:fill="C4BC96" w:themeFill="background2" w:themeFillShade="BF"/>
-                </w:tcPr>
-                <w:p>
-                  <w:r>
-                    <w:t>Conferma password</w:t>
-                  </w:r>
-                </w:p>
-              </w:tc>
-              <w:tc>
-                <w:tcPr>
-                  <w:tcW w:w="4521" w:type="dxa"/>
-                </w:tcPr>
-                <w:p>
-                  <w:r>
-                    <w:t>Nuovapwd18!</w:t>
-                  </w:r>
-                </w:p>
-              </w:tc>
-            </w:tr>
-          </w:tbl>
-          <w:p/>
-          <w:p>
-            <w:pPr>
-              <w:pStyle w:val="Paragrafoelenco"/>
-              <w:numPr>
-                <w:ilvl w:val="0"/>
-                <w:numId w:val="13"/>
-              </w:numPr>
-            </w:pPr>
-            <w:r>
-              <w:t xml:space="preserve">Appare il </w:t>
-            </w:r>
-            <w:proofErr w:type="spellStart"/>
-            <w:r>
-              <w:t>modal</w:t>
-            </w:r>
-            <w:proofErr w:type="spellEnd"/>
-            <w:r>
-              <w:t xml:space="preserve"> di conferma per assicurarsi che l’utente voglia cambiare password</w:t>
-            </w:r>
-          </w:p>
-          <w:p>
-            <w:pPr>
-              <w:pStyle w:val="Paragrafoelenco"/>
-              <w:numPr>
-                <w:ilvl w:val="0"/>
-                <w:numId w:val="13"/>
-              </w:numPr>
-            </w:pPr>
-            <w:r>
-              <w:t>L’utente conferma di voler cambiare password e attende l’esito</w:t>
-            </w:r>
-          </w:p>
-        </w:tc>
-      </w:tr>
-      <w:tr>
-        <w:tc>
-          <w:tcPr>
-            <w:tcW w:w="9268" w:type="dxa"/>
-            <w:gridSpan w:val="4"/>
-            <w:shd w:val="clear" w:color="auto" w:fill="002060"/>
-          </w:tcPr>
-          <w:p>
-            <w:pPr>
-              <w:pStyle w:val="Paragrafoelenco"/>
-              <w:jc w:val="center"/>
-            </w:pPr>
-            <w:r>
-              <w:t>ORACOLO</w:t>
-            </w:r>
-          </w:p>
-        </w:tc>
-      </w:tr>
-      <w:tr>
-        <w:tc>
-          <w:tcPr>
-            <w:tcW w:w="9268" w:type="dxa"/>
-            <w:gridSpan w:val="4"/>
-          </w:tcPr>
-          <w:p>
-            <w:r>
-              <w:t>La password non viene aggiornata e viene mostrato il messaggio “Il campo ‘password attuale’ è obbligatorio”</w:t>
-            </w:r>
-          </w:p>
-          <w:p>
-            <w:r>
-              <w:t>(password attuale nulla)</w:t>
-            </w:r>
-          </w:p>
-        </w:tc>
-      </w:tr>
-    </w:tbl>
-    <w:p>
-      <w:pPr>
-        <w:rPr>
-          <w:rStyle w:val="Riferimentodelicato"/>
-        </w:rPr>
-      </w:pPr>
-    </w:p>
-    <w:p>
-      <w:pPr>
-        <w:rPr>
-          <w:rStyle w:val="Riferimentodelicato"/>
-        </w:rPr>
-      </w:pPr>
-    </w:p>
-    <w:p>
-      <w:pPr>
-        <w:rPr>
-          <w:rStyle w:val="Riferimentodelicato"/>
-        </w:rPr>
-      </w:pPr>
-    </w:p>
-    <w:p>
-      <w:pPr>
-        <w:rPr>
-          <w:rStyle w:val="Riferimentodelicato"/>
-        </w:rPr>
-      </w:pPr>
-    </w:p>
-    <w:p>
-      <w:pPr>
-        <w:rPr>
-          <w:rStyle w:val="Riferimentodelicato"/>
-        </w:rPr>
-      </w:pPr>
-    </w:p>
-    <w:p>
-      <w:pPr>
-        <w:rPr>
-          <w:rStyle w:val="Riferimentodelicato"/>
-        </w:rPr>
-      </w:pPr>
-    </w:p>
-    <w:p>
-      <w:pPr>
-        <w:rPr>
-          <w:rStyle w:val="Riferimentodelicato"/>
-        </w:rPr>
-      </w:pPr>
-    </w:p>
-    <w:p>
-      <w:pPr>
-        <w:rPr>
-          <w:rStyle w:val="Riferimentodelicato"/>
-        </w:rPr>
-      </w:pPr>
-    </w:p>
-    <w:p>
-      <w:pPr>
-        <w:rPr>
-          <w:rStyle w:val="Riferimentodelicato"/>
-        </w:rPr>
-      </w:pPr>
-    </w:p>
-    <w:p>
-      <w:pPr>
-        <w:rPr>
-          <w:rStyle w:val="Riferimentodelicato"/>
-        </w:rPr>
-      </w:pPr>
-    </w:p>
-    <w:p>
-      <w:pPr>
-        <w:rPr>
-          <w:rStyle w:val="Riferimentodelicato"/>
-        </w:rPr>
-      </w:pPr>
-    </w:p>
-    <w:p>
-      <w:pPr>
-        <w:rPr>
-          <w:rStyle w:val="Riferimentodelicato"/>
-        </w:rPr>
-      </w:pPr>
-    </w:p>
-    <w:p>
-      <w:pPr>
-        <w:rPr>
-          <w:rStyle w:val="Riferimentodelicato"/>
-        </w:rPr>
-      </w:pPr>
-    </w:p>
-    <w:p>
-      <w:pPr>
-        <w:rPr>
-          <w:rStyle w:val="Riferimentodelicato"/>
-        </w:rPr>
-      </w:pPr>
-    </w:p>
-    <w:p>
-      <w:pPr>
-        <w:rPr>
-          <w:rStyle w:val="Riferimentodelicato"/>
-        </w:rPr>
-      </w:pPr>
-    </w:p>
-    <w:p>
-      <w:pPr>
-        <w:rPr>
-          <w:rStyle w:val="Riferimentodelicato"/>
-        </w:rPr>
-      </w:pPr>
-    </w:p>
-    <w:p>
-      <w:pPr>
-        <w:pStyle w:val="Sottotitolo"/>
-        <w:numPr>
-          <w:ilvl w:val="0"/>
-          <w:numId w:val="7"/>
-        </w:numPr>
-        <w:rPr>
-          <w:rStyle w:val="Riferimentodelicato"/>
-        </w:rPr>
-      </w:pPr>
-      <w:r>
-        <w:rPr>
-          <w:rStyle w:val="Riferimentodelicato"/>
-        </w:rPr>
-        <w:lastRenderedPageBreak/>
         <w:t>Creazione task</w:t>
       </w:r>
     </w:p>
@@ -3412,7 +1727,10 @@
           </w:tcPr>
           <w:p>
             <w:r>
-              <w:t>TC_12</w:t>
+              <w:t>TC_</w:t>
+            </w:r>
+            <w:r>
+              <w:t>2</w:t>
             </w:r>
           </w:p>
         </w:tc>
@@ -3433,7 +1751,13 @@
           </w:tcPr>
           <w:p>
             <w:r>
-              <w:t>TF_3.1</w:t>
+              <w:t>TF_</w:t>
+            </w:r>
+            <w:r>
+              <w:t>2</w:t>
+            </w:r>
+            <w:r>
+              <w:t>.1</w:t>
             </w:r>
           </w:p>
         </w:tc>
@@ -3686,10 +2010,11 @@
           </w:tcPr>
           <w:p>
             <w:r>
-              <w:t>Il task viene creato con successo e viene mostrato il messaggio “Task creato con successo”.</w:t>
-            </w:r>
-          </w:p>
-          <w:p>
+              <w:t>Il task viene creato con successo</w:t>
+            </w:r>
+            <w:r>
+              <w:t xml:space="preserve">. </w:t>
+            </w:r>
             <w:r>
               <w:t>Il supervisore è reindirizzato alla Homepage</w:t>
             </w:r>
@@ -3697,6 +2022,7 @@
         </w:tc>
       </w:tr>
     </w:tbl>
+    <w:p/>
     <w:p/>
     <w:tbl>
       <w:tblPr>
@@ -3729,7 +2055,10 @@
           </w:tcPr>
           <w:p>
             <w:r>
-              <w:t>TC_13</w:t>
+              <w:t>TC_</w:t>
+            </w:r>
+            <w:r>
+              <w:t>2</w:t>
             </w:r>
           </w:p>
         </w:tc>
@@ -3750,7 +2079,16 @@
           </w:tcPr>
           <w:p>
             <w:r>
-              <w:t>TF_3.2</w:t>
+              <w:t>TF_</w:t>
+            </w:r>
+            <w:r>
+              <w:t>2</w:t>
+            </w:r>
+            <w:r>
+              <w:t>.</w:t>
+            </w:r>
+            <w:r>
+              <w:t>2</w:t>
             </w:r>
           </w:p>
         </w:tc>
@@ -3813,7 +2151,7 @@
               <w:pStyle w:val="Paragrafoelenco"/>
               <w:numPr>
                 <w:ilvl w:val="0"/>
-                <w:numId w:val="18"/>
+                <w:numId w:val="19"/>
               </w:numPr>
             </w:pPr>
             <w:r>
@@ -3846,11 +2184,7 @@
                 <w:tcPr>
                   <w:tcW w:w="4521" w:type="dxa"/>
                 </w:tcPr>
-                <w:p>
-                  <w:r>
-                    <w:t>Revisione materiale in magazzino #8</w:t>
-                  </w:r>
-                </w:p>
+                <w:p/>
               </w:tc>
             </w:tr>
             <w:tr>
@@ -3938,11 +2272,7 @@
                 <w:tcPr>
                   <w:tcW w:w="4521" w:type="dxa"/>
                 </w:tcPr>
-                <w:p>
-                  <w:r>
-                    <w:t>Guidelines.pdf</w:t>
-                  </w:r>
-                </w:p>
+                <w:p/>
               </w:tc>
             </w:tr>
           </w:tbl>
@@ -3952,7 +2282,7 @@
               <w:pStyle w:val="Paragrafoelenco"/>
               <w:numPr>
                 <w:ilvl w:val="0"/>
-                <w:numId w:val="18"/>
+                <w:numId w:val="19"/>
               </w:numPr>
             </w:pPr>
             <w:r>
@@ -3972,7 +2302,7 @@
               <w:pStyle w:val="Paragrafoelenco"/>
               <w:numPr>
                 <w:ilvl w:val="0"/>
-                <w:numId w:val="18"/>
+                <w:numId w:val="19"/>
               </w:numPr>
             </w:pPr>
             <w:r>
@@ -4007,17 +2337,26 @@
           </w:tcPr>
           <w:p>
             <w:r>
-              <w:t>Il task viene creato con successo e viene mostrato il messaggio “Task creato con successo, allegato salvato correttamente”.</w:t>
-            </w:r>
-          </w:p>
-          <w:p>
-            <w:r>
-              <w:t>Il supervisore è reindirizzato alla Homepage</w:t>
+              <w:t>L’operazione ha esito negativo e viene mostrato il messaggio “Il campo ‘</w:t>
+            </w:r>
+            <w:proofErr w:type="spellStart"/>
+            <w:r>
+              <w:t>Titolo’</w:t>
+            </w:r>
+            <w:proofErr w:type="spellEnd"/>
+            <w:r>
+              <w:t xml:space="preserve"> è obbligatorio”.</w:t>
+            </w:r>
+          </w:p>
+          <w:p>
+            <w:r>
+              <w:t>(titolo nullo)</w:t>
             </w:r>
           </w:p>
         </w:tc>
       </w:tr>
     </w:tbl>
+    <w:p/>
     <w:p/>
     <w:tbl>
       <w:tblPr>
@@ -4051,7 +2390,10 @@
           </w:tcPr>
           <w:p>
             <w:r>
-              <w:t>TC_14</w:t>
+              <w:t>TC_</w:t>
+            </w:r>
+            <w:r>
+              <w:t>2</w:t>
             </w:r>
           </w:p>
         </w:tc>
@@ -4072,328 +2414,16 @@
           </w:tcPr>
           <w:p>
             <w:r>
-              <w:t>TF_3.3</w:t>
-            </w:r>
-          </w:p>
-        </w:tc>
-      </w:tr>
-      <w:tr>
-        <w:tc>
-          <w:tcPr>
-            <w:tcW w:w="4924" w:type="dxa"/>
-            <w:gridSpan w:val="2"/>
-          </w:tcPr>
-          <w:p>
-            <w:pPr>
-              <w:jc w:val="center"/>
-            </w:pPr>
-            <w:r>
-              <w:t>Precondizione:</w:t>
-            </w:r>
-          </w:p>
-        </w:tc>
-        <w:tc>
-          <w:tcPr>
-            <w:tcW w:w="4344" w:type="dxa"/>
-            <w:gridSpan w:val="2"/>
-          </w:tcPr>
-          <w:p>
-            <w:r>
-              <w:t>Il supervisore è autenticato e si trova sulla pagina di creazione task</w:t>
-            </w:r>
-          </w:p>
-        </w:tc>
-      </w:tr>
-      <w:tr>
-        <w:tc>
-          <w:tcPr>
-            <w:tcW w:w="9268" w:type="dxa"/>
-            <w:gridSpan w:val="4"/>
-            <w:shd w:val="clear" w:color="auto" w:fill="002060"/>
-          </w:tcPr>
-          <w:p>
-            <w:pPr>
-              <w:jc w:val="center"/>
-            </w:pPr>
-            <w:r>
-              <w:t>Flusso degli eventi</w:t>
-            </w:r>
-          </w:p>
-        </w:tc>
-      </w:tr>
-      <w:tr>
-        <w:trPr>
-          <w:trHeight w:val="2091"/>
-        </w:trPr>
-        <w:tc>
-          <w:tcPr>
-            <w:tcW w:w="9268" w:type="dxa"/>
-            <w:gridSpan w:val="4"/>
-          </w:tcPr>
-          <w:p>
-            <w:pPr>
-              <w:pStyle w:val="Paragrafoelenco"/>
-              <w:numPr>
-                <w:ilvl w:val="0"/>
-                <w:numId w:val="19"/>
-              </w:numPr>
-            </w:pPr>
-            <w:r>
-              <w:t>Il supervisore compila i campi presenti sul form della pagina</w:t>
-            </w:r>
-          </w:p>
-          <w:tbl>
-            <w:tblPr>
-              <w:tblStyle w:val="Grigliatabella"/>
-              <w:tblW w:w="0" w:type="auto"/>
-              <w:tblLook w:val="04A0" w:firstRow="1" w:lastRow="0" w:firstColumn="1" w:lastColumn="0" w:noHBand="0" w:noVBand="1"/>
-            </w:tblPr>
-            <w:tblGrid>
-              <w:gridCol w:w="4521"/>
-              <w:gridCol w:w="4521"/>
-            </w:tblGrid>
-            <w:tr>
-              <w:tc>
-                <w:tcPr>
-                  <w:tcW w:w="4521" w:type="dxa"/>
-                  <w:shd w:val="clear" w:color="auto" w:fill="C4BC96" w:themeFill="background2" w:themeFillShade="BF"/>
-                </w:tcPr>
-                <w:p>
-                  <w:r>
-                    <w:t>Titolo</w:t>
-                  </w:r>
-                </w:p>
-              </w:tc>
-              <w:tc>
-                <w:tcPr>
-                  <w:tcW w:w="4521" w:type="dxa"/>
-                </w:tcPr>
-                <w:p/>
-              </w:tc>
-            </w:tr>
-            <w:tr>
-              <w:tc>
-                <w:tcPr>
-                  <w:tcW w:w="4521" w:type="dxa"/>
-                  <w:shd w:val="clear" w:color="auto" w:fill="C4BC96" w:themeFill="background2" w:themeFillShade="BF"/>
-                </w:tcPr>
-                <w:p>
-                  <w:r>
-                    <w:t>Dipendente</w:t>
-                  </w:r>
-                </w:p>
-              </w:tc>
-              <w:tc>
-                <w:tcPr>
-                  <w:tcW w:w="4521" w:type="dxa"/>
-                </w:tcPr>
-                <w:p>
-                  <w:r>
-                    <w:t>Mario Rossi</w:t>
-                  </w:r>
-                </w:p>
-              </w:tc>
-            </w:tr>
-            <w:tr>
-              <w:tc>
-                <w:tcPr>
-                  <w:tcW w:w="4521" w:type="dxa"/>
-                  <w:shd w:val="clear" w:color="auto" w:fill="C4BC96" w:themeFill="background2" w:themeFillShade="BF"/>
-                </w:tcPr>
-                <w:p>
-                  <w:r>
-                    <w:t>Data</w:t>
-                  </w:r>
-                </w:p>
-              </w:tc>
-              <w:tc>
-                <w:tcPr>
-                  <w:tcW w:w="4521" w:type="dxa"/>
-                </w:tcPr>
-                <w:p>
-                  <w:r>
-                    <w:t>2025/12/20</w:t>
-                  </w:r>
-                </w:p>
-              </w:tc>
-            </w:tr>
-            <w:tr>
-              <w:tc>
-                <w:tcPr>
-                  <w:tcW w:w="4521" w:type="dxa"/>
-                  <w:shd w:val="clear" w:color="auto" w:fill="C4BC96" w:themeFill="background2" w:themeFillShade="BF"/>
-                </w:tcPr>
-                <w:p>
-                  <w:r>
-                    <w:t>Istruzioni</w:t>
-                  </w:r>
-                </w:p>
-              </w:tc>
-              <w:tc>
-                <w:tcPr>
-                  <w:tcW w:w="4521" w:type="dxa"/>
-                </w:tcPr>
-                <w:p>
-                  <w:r>
-                    <w:t>Controllare il materiale nel magazzino #8 e verificare eventuali danneggiamenti avvenuti nel trasporto…</w:t>
-                  </w:r>
-                </w:p>
-              </w:tc>
-            </w:tr>
-            <w:tr>
-              <w:tc>
-                <w:tcPr>
-                  <w:tcW w:w="4521" w:type="dxa"/>
-                  <w:shd w:val="clear" w:color="auto" w:fill="C4BC96" w:themeFill="background2" w:themeFillShade="BF"/>
-                </w:tcPr>
-                <w:p>
-                  <w:r>
-                    <w:t>Allegato</w:t>
-                  </w:r>
-                </w:p>
-              </w:tc>
-              <w:tc>
-                <w:tcPr>
-                  <w:tcW w:w="4521" w:type="dxa"/>
-                </w:tcPr>
-                <w:p/>
-              </w:tc>
-            </w:tr>
-          </w:tbl>
-          <w:p/>
-          <w:p>
-            <w:pPr>
-              <w:pStyle w:val="Paragrafoelenco"/>
-              <w:numPr>
-                <w:ilvl w:val="0"/>
-                <w:numId w:val="19"/>
-              </w:numPr>
-            </w:pPr>
-            <w:r>
-              <w:t xml:space="preserve">Appare il </w:t>
-            </w:r>
-            <w:proofErr w:type="spellStart"/>
-            <w:r>
-              <w:t>modal</w:t>
-            </w:r>
-            <w:proofErr w:type="spellEnd"/>
-            <w:r>
-              <w:t xml:space="preserve"> di conferma per assicurarsi che il supervisore voglia creare una nuova task</w:t>
-            </w:r>
-          </w:p>
-          <w:p>
-            <w:pPr>
-              <w:pStyle w:val="Paragrafoelenco"/>
-              <w:numPr>
-                <w:ilvl w:val="0"/>
-                <w:numId w:val="19"/>
-              </w:numPr>
-            </w:pPr>
-            <w:r>
-              <w:t>Il supervisore conferma e attende l’esito</w:t>
-            </w:r>
-          </w:p>
-        </w:tc>
-      </w:tr>
-      <w:tr>
-        <w:tc>
-          <w:tcPr>
-            <w:tcW w:w="9268" w:type="dxa"/>
-            <w:gridSpan w:val="4"/>
-            <w:shd w:val="clear" w:color="auto" w:fill="002060"/>
-          </w:tcPr>
-          <w:p>
-            <w:pPr>
-              <w:pStyle w:val="Paragrafoelenco"/>
-              <w:jc w:val="center"/>
-            </w:pPr>
-            <w:r>
-              <w:t>ORACOLO</w:t>
-            </w:r>
-          </w:p>
-        </w:tc>
-      </w:tr>
-      <w:tr>
-        <w:tc>
-          <w:tcPr>
-            <w:tcW w:w="9268" w:type="dxa"/>
-            <w:gridSpan w:val="4"/>
-          </w:tcPr>
-          <w:p>
-            <w:r>
-              <w:t>L’operazione ha esito negativo e viene mostrato il messaggio “Il campo ‘</w:t>
-            </w:r>
-            <w:proofErr w:type="spellStart"/>
-            <w:r>
-              <w:t>Titolo’</w:t>
-            </w:r>
-            <w:proofErr w:type="spellEnd"/>
-            <w:r>
-              <w:t xml:space="preserve"> è obbligatorio”.</w:t>
-            </w:r>
-          </w:p>
-          <w:p>
-            <w:r>
-              <w:t>(titolo nullo)</w:t>
-            </w:r>
-          </w:p>
-        </w:tc>
-      </w:tr>
-    </w:tbl>
-    <w:p/>
-    <w:tbl>
-      <w:tblPr>
-        <w:tblStyle w:val="Grigliatabella"/>
-        <w:tblW w:w="0" w:type="auto"/>
-        <w:tblInd w:w="360" w:type="dxa"/>
-        <w:tblLook w:val="04A0" w:firstRow="1" w:lastRow="0" w:firstColumn="1" w:lastColumn="0" w:noHBand="0" w:noVBand="1"/>
-      </w:tblPr>
-      <w:tblGrid>
-        <w:gridCol w:w="2468"/>
-        <w:gridCol w:w="2456"/>
-        <w:gridCol w:w="2172"/>
-        <w:gridCol w:w="2172"/>
-      </w:tblGrid>
-      <w:tr>
-        <w:tc>
-          <w:tcPr>
-            <w:tcW w:w="2468" w:type="dxa"/>
-            <w:shd w:val="clear" w:color="auto" w:fill="002060"/>
-          </w:tcPr>
-          <w:p>
-            <w:r>
-              <w:t xml:space="preserve">Test Case ID: </w:t>
-            </w:r>
-          </w:p>
-        </w:tc>
-        <w:tc>
-          <w:tcPr>
-            <w:tcW w:w="2456" w:type="dxa"/>
-          </w:tcPr>
-          <w:p>
-            <w:r>
-              <w:t>TC_15</w:t>
-            </w:r>
-          </w:p>
-        </w:tc>
-        <w:tc>
-          <w:tcPr>
-            <w:tcW w:w="2172" w:type="dxa"/>
-            <w:shd w:val="clear" w:color="auto" w:fill="002060"/>
-          </w:tcPr>
-          <w:p>
-            <w:r>
-              <w:t>Test Frame:</w:t>
-            </w:r>
-          </w:p>
-        </w:tc>
-        <w:tc>
-          <w:tcPr>
-            <w:tcW w:w="2172" w:type="dxa"/>
-          </w:tcPr>
-          <w:p>
-            <w:r>
-              <w:t>TF_3.4</w:t>
+              <w:t>TF_</w:t>
+            </w:r>
+            <w:r>
+              <w:t>2</w:t>
+            </w:r>
+            <w:r>
+              <w:t>.</w:t>
+            </w:r>
+            <w:r>
+              <w:t>3</w:t>
             </w:r>
           </w:p>
         </w:tc>
@@ -4678,7 +2708,6 @@
           </w:tcPr>
           <w:p>
             <w:r>
-              <w:lastRenderedPageBreak/>
               <w:t xml:space="preserve">Test Case ID: </w:t>
             </w:r>
           </w:p>
@@ -4689,7 +2718,10 @@
           </w:tcPr>
           <w:p>
             <w:r>
-              <w:t>TC_16</w:t>
+              <w:t>TC_</w:t>
+            </w:r>
+            <w:r>
+              <w:t>2</w:t>
             </w:r>
           </w:p>
         </w:tc>
@@ -4710,7 +2742,16 @@
           </w:tcPr>
           <w:p>
             <w:r>
-              <w:t>TF_3.5</w:t>
+              <w:t>TF_</w:t>
+            </w:r>
+            <w:r>
+              <w:t>2</w:t>
+            </w:r>
+            <w:r>
+              <w:t>.</w:t>
+            </w:r>
+            <w:r>
+              <w:t>4</w:t>
             </w:r>
           </w:p>
         </w:tc>
@@ -4852,11 +2893,7 @@
                 <w:tcPr>
                   <w:tcW w:w="4521" w:type="dxa"/>
                 </w:tcPr>
-                <w:p>
-                  <w:r>
-                    <w:t>10/12/2025</w:t>
-                  </w:r>
-                </w:p>
+                <w:p/>
               </w:tc>
             </w:tr>
             <w:tr>
@@ -4996,6 +3033,7 @@
           </w:tcPr>
           <w:p>
             <w:r>
+              <w:lastRenderedPageBreak/>
               <w:t xml:space="preserve">Test Case ID: </w:t>
             </w:r>
           </w:p>
@@ -5006,7 +3044,10 @@
           </w:tcPr>
           <w:p>
             <w:r>
-              <w:t>TC_17</w:t>
+              <w:t>TC_</w:t>
+            </w:r>
+            <w:r>
+              <w:t>2</w:t>
             </w:r>
           </w:p>
         </w:tc>
@@ -5027,7 +3068,16 @@
           </w:tcPr>
           <w:p>
             <w:r>
-              <w:t>TF_3.6</w:t>
+              <w:t>TF_</w:t>
+            </w:r>
+            <w:r>
+              <w:t>2</w:t>
+            </w:r>
+            <w:r>
+              <w:t>.</w:t>
+            </w:r>
+            <w:r>
+              <w:t>5</w:t>
             </w:r>
           </w:p>
         </w:tc>
@@ -5296,648 +3346,15 @@
     <w:p/>
     <w:p/>
     <w:p/>
-    <w:tbl>
-      <w:tblPr>
-        <w:tblStyle w:val="Grigliatabella"/>
-        <w:tblW w:w="0" w:type="auto"/>
-        <w:tblInd w:w="360" w:type="dxa"/>
-        <w:tblLook w:val="04A0" w:firstRow="1" w:lastRow="0" w:firstColumn="1" w:lastColumn="0" w:noHBand="0" w:noVBand="1"/>
-      </w:tblPr>
-      <w:tblGrid>
-        <w:gridCol w:w="2468"/>
-        <w:gridCol w:w="2456"/>
-        <w:gridCol w:w="2172"/>
-        <w:gridCol w:w="2172"/>
-      </w:tblGrid>
-      <w:tr>
-        <w:tc>
-          <w:tcPr>
-            <w:tcW w:w="2468" w:type="dxa"/>
-            <w:shd w:val="clear" w:color="auto" w:fill="002060"/>
-          </w:tcPr>
-          <w:p>
-            <w:r>
-              <w:lastRenderedPageBreak/>
-              <w:t xml:space="preserve">Test Case ID: </w:t>
-            </w:r>
-          </w:p>
-        </w:tc>
-        <w:tc>
-          <w:tcPr>
-            <w:tcW w:w="2456" w:type="dxa"/>
-          </w:tcPr>
-          <w:p>
-            <w:r>
-              <w:t>TC_18</w:t>
-            </w:r>
-          </w:p>
-        </w:tc>
-        <w:tc>
-          <w:tcPr>
-            <w:tcW w:w="2172" w:type="dxa"/>
-            <w:shd w:val="clear" w:color="auto" w:fill="002060"/>
-          </w:tcPr>
-          <w:p>
-            <w:r>
-              <w:t>Test Frame:</w:t>
-            </w:r>
-          </w:p>
-        </w:tc>
-        <w:tc>
-          <w:tcPr>
-            <w:tcW w:w="2172" w:type="dxa"/>
-          </w:tcPr>
-          <w:p>
-            <w:r>
-              <w:t>TF_3.7</w:t>
-            </w:r>
-          </w:p>
-        </w:tc>
-      </w:tr>
-      <w:tr>
-        <w:tc>
-          <w:tcPr>
-            <w:tcW w:w="4924" w:type="dxa"/>
-            <w:gridSpan w:val="2"/>
-          </w:tcPr>
-          <w:p>
-            <w:pPr>
-              <w:jc w:val="center"/>
-            </w:pPr>
-            <w:r>
-              <w:t>Precondizione:</w:t>
-            </w:r>
-          </w:p>
-        </w:tc>
-        <w:tc>
-          <w:tcPr>
-            <w:tcW w:w="4344" w:type="dxa"/>
-            <w:gridSpan w:val="2"/>
-          </w:tcPr>
-          <w:p>
-            <w:r>
-              <w:t>Il supervisore è autenticato e si trova sulla pagina di creazione task</w:t>
-            </w:r>
-          </w:p>
-        </w:tc>
-      </w:tr>
-      <w:tr>
-        <w:tc>
-          <w:tcPr>
-            <w:tcW w:w="9268" w:type="dxa"/>
-            <w:gridSpan w:val="4"/>
-            <w:shd w:val="clear" w:color="auto" w:fill="002060"/>
-          </w:tcPr>
-          <w:p>
-            <w:pPr>
-              <w:jc w:val="center"/>
-            </w:pPr>
-            <w:r>
-              <w:t>Flusso degli eventi</w:t>
-            </w:r>
-          </w:p>
-        </w:tc>
-      </w:tr>
-      <w:tr>
-        <w:trPr>
-          <w:trHeight w:val="2091"/>
-        </w:trPr>
-        <w:tc>
-          <w:tcPr>
-            <w:tcW w:w="9268" w:type="dxa"/>
-            <w:gridSpan w:val="4"/>
-          </w:tcPr>
-          <w:p>
-            <w:pPr>
-              <w:pStyle w:val="Paragrafoelenco"/>
-              <w:numPr>
-                <w:ilvl w:val="0"/>
-                <w:numId w:val="23"/>
-              </w:numPr>
-            </w:pPr>
-            <w:r>
-              <w:t>Il supervisore compila i campi presenti sul form della pagina</w:t>
-            </w:r>
-          </w:p>
-          <w:tbl>
-            <w:tblPr>
-              <w:tblStyle w:val="Grigliatabella"/>
-              <w:tblW w:w="0" w:type="auto"/>
-              <w:tblLook w:val="04A0" w:firstRow="1" w:lastRow="0" w:firstColumn="1" w:lastColumn="0" w:noHBand="0" w:noVBand="1"/>
-            </w:tblPr>
-            <w:tblGrid>
-              <w:gridCol w:w="4521"/>
-              <w:gridCol w:w="4521"/>
-            </w:tblGrid>
-            <w:tr>
-              <w:tc>
-                <w:tcPr>
-                  <w:tcW w:w="4521" w:type="dxa"/>
-                  <w:shd w:val="clear" w:color="auto" w:fill="C4BC96" w:themeFill="background2" w:themeFillShade="BF"/>
-                </w:tcPr>
-                <w:p>
-                  <w:r>
-                    <w:t>Titolo</w:t>
-                  </w:r>
-                </w:p>
-              </w:tc>
-              <w:tc>
-                <w:tcPr>
-                  <w:tcW w:w="4521" w:type="dxa"/>
-                </w:tcPr>
-                <w:p>
-                  <w:r>
-                    <w:t>Revisione materiale in magazzino #8</w:t>
-                  </w:r>
-                </w:p>
-              </w:tc>
-            </w:tr>
-            <w:tr>
-              <w:tc>
-                <w:tcPr>
-                  <w:tcW w:w="4521" w:type="dxa"/>
-                  <w:shd w:val="clear" w:color="auto" w:fill="C4BC96" w:themeFill="background2" w:themeFillShade="BF"/>
-                </w:tcPr>
-                <w:p>
-                  <w:r>
-                    <w:t>Dipendente</w:t>
-                  </w:r>
-                </w:p>
-              </w:tc>
-              <w:tc>
-                <w:tcPr>
-                  <w:tcW w:w="4521" w:type="dxa"/>
-                </w:tcPr>
-                <w:p>
-                  <w:r>
-                    <w:t>Mario Rossi</w:t>
-                  </w:r>
-                </w:p>
-              </w:tc>
-            </w:tr>
-            <w:tr>
-              <w:tc>
-                <w:tcPr>
-                  <w:tcW w:w="4521" w:type="dxa"/>
-                  <w:shd w:val="clear" w:color="auto" w:fill="C4BC96" w:themeFill="background2" w:themeFillShade="BF"/>
-                </w:tcPr>
-                <w:p>
-                  <w:r>
-                    <w:t>Data</w:t>
-                  </w:r>
-                </w:p>
-              </w:tc>
-              <w:tc>
-                <w:tcPr>
-                  <w:tcW w:w="4521" w:type="dxa"/>
-                </w:tcPr>
-                <w:p>
-                  <w:r>
-                    <w:t>10/12/2025</w:t>
-                  </w:r>
-                </w:p>
-              </w:tc>
-            </w:tr>
-            <w:tr>
-              <w:tc>
-                <w:tcPr>
-                  <w:tcW w:w="4521" w:type="dxa"/>
-                  <w:shd w:val="clear" w:color="auto" w:fill="C4BC96" w:themeFill="background2" w:themeFillShade="BF"/>
-                </w:tcPr>
-                <w:p>
-                  <w:r>
-                    <w:t>Istruzioni</w:t>
-                  </w:r>
-                </w:p>
-              </w:tc>
-              <w:tc>
-                <w:tcPr>
-                  <w:tcW w:w="4521" w:type="dxa"/>
-                </w:tcPr>
-                <w:p>
-                  <w:r>
-                    <w:t>Controllare il materiale nel magazzino #8 e verificare eventuali danneggiamenti avvenuti nel trasporto…</w:t>
-                  </w:r>
-                </w:p>
-              </w:tc>
-            </w:tr>
-            <w:tr>
-              <w:tc>
-                <w:tcPr>
-                  <w:tcW w:w="4521" w:type="dxa"/>
-                  <w:shd w:val="clear" w:color="auto" w:fill="C4BC96" w:themeFill="background2" w:themeFillShade="BF"/>
-                </w:tcPr>
-                <w:p>
-                  <w:r>
-                    <w:t>Allegato</w:t>
-                  </w:r>
-                </w:p>
-              </w:tc>
-              <w:tc>
-                <w:tcPr>
-                  <w:tcW w:w="4521" w:type="dxa"/>
-                </w:tcPr>
-                <w:p>
-                  <w:r>
-                    <w:t>Guidelines.wav</w:t>
-                  </w:r>
-                </w:p>
-              </w:tc>
-            </w:tr>
-          </w:tbl>
-          <w:p/>
-          <w:p>
-            <w:pPr>
-              <w:pStyle w:val="Paragrafoelenco"/>
-              <w:numPr>
-                <w:ilvl w:val="0"/>
-                <w:numId w:val="23"/>
-              </w:numPr>
-            </w:pPr>
-            <w:r>
-              <w:t xml:space="preserve">Appare il </w:t>
-            </w:r>
-            <w:proofErr w:type="spellStart"/>
-            <w:r>
-              <w:t>modal</w:t>
-            </w:r>
-            <w:proofErr w:type="spellEnd"/>
-            <w:r>
-              <w:t xml:space="preserve"> di conferma per assicurarsi che il supervisore voglia creare una nuova task</w:t>
-            </w:r>
-          </w:p>
-          <w:p>
-            <w:pPr>
-              <w:pStyle w:val="Paragrafoelenco"/>
-              <w:numPr>
-                <w:ilvl w:val="0"/>
-                <w:numId w:val="23"/>
-              </w:numPr>
-            </w:pPr>
-            <w:r>
-              <w:t>Il supervisore conferma e attende l’esito</w:t>
-            </w:r>
-          </w:p>
-        </w:tc>
-      </w:tr>
-      <w:tr>
-        <w:tc>
-          <w:tcPr>
-            <w:tcW w:w="9268" w:type="dxa"/>
-            <w:gridSpan w:val="4"/>
-            <w:shd w:val="clear" w:color="auto" w:fill="002060"/>
-          </w:tcPr>
-          <w:p>
-            <w:pPr>
-              <w:pStyle w:val="Paragrafoelenco"/>
-              <w:jc w:val="center"/>
-            </w:pPr>
-            <w:r>
-              <w:t>ORACOLO</w:t>
-            </w:r>
-          </w:p>
-        </w:tc>
-      </w:tr>
-      <w:tr>
-        <w:tc>
-          <w:tcPr>
-            <w:tcW w:w="9268" w:type="dxa"/>
-            <w:gridSpan w:val="4"/>
-          </w:tcPr>
-          <w:p>
-            <w:r>
-              <w:t>L’operazione ha esito negativo e viene mostrato il messaggio “Estensione file non consentita”.</w:t>
-            </w:r>
-          </w:p>
-          <w:p>
-            <w:r>
-              <w:t>(formato dell’allegato invalido)</w:t>
-            </w:r>
-          </w:p>
-        </w:tc>
-      </w:tr>
-    </w:tbl>
     <w:p/>
-    <w:tbl>
-      <w:tblPr>
-        <w:tblStyle w:val="Grigliatabella"/>
-        <w:tblW w:w="0" w:type="auto"/>
-        <w:tblInd w:w="360" w:type="dxa"/>
-        <w:tblLook w:val="04A0" w:firstRow="1" w:lastRow="0" w:firstColumn="1" w:lastColumn="0" w:noHBand="0" w:noVBand="1"/>
-      </w:tblPr>
-      <w:tblGrid>
-        <w:gridCol w:w="2468"/>
-        <w:gridCol w:w="2456"/>
-        <w:gridCol w:w="2172"/>
-        <w:gridCol w:w="2172"/>
-      </w:tblGrid>
-      <w:tr>
-        <w:tc>
-          <w:tcPr>
-            <w:tcW w:w="2468" w:type="dxa"/>
-            <w:shd w:val="clear" w:color="auto" w:fill="002060"/>
-          </w:tcPr>
-          <w:p>
-            <w:r>
-              <w:t xml:space="preserve">Test Case ID: </w:t>
-            </w:r>
-          </w:p>
-        </w:tc>
-        <w:tc>
-          <w:tcPr>
-            <w:tcW w:w="2456" w:type="dxa"/>
-          </w:tcPr>
-          <w:p>
-            <w:r>
-              <w:t>TC_19</w:t>
-            </w:r>
-          </w:p>
-        </w:tc>
-        <w:tc>
-          <w:tcPr>
-            <w:tcW w:w="2172" w:type="dxa"/>
-            <w:shd w:val="clear" w:color="auto" w:fill="002060"/>
-          </w:tcPr>
-          <w:p>
-            <w:r>
-              <w:t>Test Frame:</w:t>
-            </w:r>
-          </w:p>
-        </w:tc>
-        <w:tc>
-          <w:tcPr>
-            <w:tcW w:w="2172" w:type="dxa"/>
-          </w:tcPr>
-          <w:p>
-            <w:r>
-              <w:t>TF_3.8</w:t>
-            </w:r>
-          </w:p>
-        </w:tc>
-      </w:tr>
-      <w:tr>
-        <w:tc>
-          <w:tcPr>
-            <w:tcW w:w="4924" w:type="dxa"/>
-            <w:gridSpan w:val="2"/>
-          </w:tcPr>
-          <w:p>
-            <w:pPr>
-              <w:jc w:val="center"/>
-            </w:pPr>
-            <w:r>
-              <w:t>Precondizione:</w:t>
-            </w:r>
-          </w:p>
-        </w:tc>
-        <w:tc>
-          <w:tcPr>
-            <w:tcW w:w="4344" w:type="dxa"/>
-            <w:gridSpan w:val="2"/>
-          </w:tcPr>
-          <w:p>
-            <w:r>
-              <w:t>Il supervisore è autenticato e si trova sulla pagina di creazione task</w:t>
-            </w:r>
-          </w:p>
-        </w:tc>
-      </w:tr>
-      <w:tr>
-        <w:tc>
-          <w:tcPr>
-            <w:tcW w:w="9268" w:type="dxa"/>
-            <w:gridSpan w:val="4"/>
-            <w:shd w:val="clear" w:color="auto" w:fill="002060"/>
-          </w:tcPr>
-          <w:p>
-            <w:pPr>
-              <w:jc w:val="center"/>
-            </w:pPr>
-            <w:r>
-              <w:t>Flusso degli eventi</w:t>
-            </w:r>
-          </w:p>
-        </w:tc>
-      </w:tr>
-      <w:tr>
-        <w:trPr>
-          <w:trHeight w:val="2091"/>
-        </w:trPr>
-        <w:tc>
-          <w:tcPr>
-            <w:tcW w:w="9268" w:type="dxa"/>
-            <w:gridSpan w:val="4"/>
-          </w:tcPr>
-          <w:p>
-            <w:pPr>
-              <w:pStyle w:val="Paragrafoelenco"/>
-              <w:numPr>
-                <w:ilvl w:val="0"/>
-                <w:numId w:val="24"/>
-              </w:numPr>
-            </w:pPr>
-            <w:r>
-              <w:t>Il supervisore compila i campi presenti sul form della pagina</w:t>
-            </w:r>
-          </w:p>
-          <w:tbl>
-            <w:tblPr>
-              <w:tblStyle w:val="Grigliatabella"/>
-              <w:tblW w:w="0" w:type="auto"/>
-              <w:tblLook w:val="04A0" w:firstRow="1" w:lastRow="0" w:firstColumn="1" w:lastColumn="0" w:noHBand="0" w:noVBand="1"/>
-            </w:tblPr>
-            <w:tblGrid>
-              <w:gridCol w:w="4521"/>
-              <w:gridCol w:w="4521"/>
-            </w:tblGrid>
-            <w:tr>
-              <w:tc>
-                <w:tcPr>
-                  <w:tcW w:w="4521" w:type="dxa"/>
-                  <w:shd w:val="clear" w:color="auto" w:fill="C4BC96" w:themeFill="background2" w:themeFillShade="BF"/>
-                </w:tcPr>
-                <w:p>
-                  <w:r>
-                    <w:t>Titolo</w:t>
-                  </w:r>
-                </w:p>
-              </w:tc>
-              <w:tc>
-                <w:tcPr>
-                  <w:tcW w:w="4521" w:type="dxa"/>
-                </w:tcPr>
-                <w:p>
-                  <w:r>
-                    <w:t>Revisione materiale in magazzino #8</w:t>
-                  </w:r>
-                </w:p>
-              </w:tc>
-            </w:tr>
-            <w:tr>
-              <w:tc>
-                <w:tcPr>
-                  <w:tcW w:w="4521" w:type="dxa"/>
-                  <w:shd w:val="clear" w:color="auto" w:fill="C4BC96" w:themeFill="background2" w:themeFillShade="BF"/>
-                </w:tcPr>
-                <w:p>
-                  <w:r>
-                    <w:t>Dipendente</w:t>
-                  </w:r>
-                </w:p>
-              </w:tc>
-              <w:tc>
-                <w:tcPr>
-                  <w:tcW w:w="4521" w:type="dxa"/>
-                </w:tcPr>
-                <w:p>
-                  <w:r>
-                    <w:t>Mario Rossi</w:t>
-                  </w:r>
-                </w:p>
-              </w:tc>
-            </w:tr>
-            <w:tr>
-              <w:tc>
-                <w:tcPr>
-                  <w:tcW w:w="4521" w:type="dxa"/>
-                  <w:shd w:val="clear" w:color="auto" w:fill="C4BC96" w:themeFill="background2" w:themeFillShade="BF"/>
-                </w:tcPr>
-                <w:p>
-                  <w:r>
-                    <w:t>Data</w:t>
-                  </w:r>
-                </w:p>
-              </w:tc>
-              <w:tc>
-                <w:tcPr>
-                  <w:tcW w:w="4521" w:type="dxa"/>
-                </w:tcPr>
-                <w:p>
-                  <w:r>
-                    <w:t>10/12/2025</w:t>
-                  </w:r>
-                </w:p>
-              </w:tc>
-            </w:tr>
-            <w:tr>
-              <w:tc>
-                <w:tcPr>
-                  <w:tcW w:w="4521" w:type="dxa"/>
-                  <w:shd w:val="clear" w:color="auto" w:fill="C4BC96" w:themeFill="background2" w:themeFillShade="BF"/>
-                </w:tcPr>
-                <w:p>
-                  <w:r>
-                    <w:t>Istruzioni</w:t>
-                  </w:r>
-                </w:p>
-              </w:tc>
-              <w:tc>
-                <w:tcPr>
-                  <w:tcW w:w="4521" w:type="dxa"/>
-                </w:tcPr>
-                <w:p>
-                  <w:r>
-                    <w:t>Controllare il materiale nel magazzino #8 e verificare eventuali danneggiamenti avvenuti nel trasporto…</w:t>
-                  </w:r>
-                </w:p>
-              </w:tc>
-            </w:tr>
-            <w:tr>
-              <w:tc>
-                <w:tcPr>
-                  <w:tcW w:w="4521" w:type="dxa"/>
-                  <w:shd w:val="clear" w:color="auto" w:fill="C4BC96" w:themeFill="background2" w:themeFillShade="BF"/>
-                </w:tcPr>
-                <w:p>
-                  <w:r>
-                    <w:t>Allegato</w:t>
-                  </w:r>
-                </w:p>
-              </w:tc>
-              <w:tc>
-                <w:tcPr>
-                  <w:tcW w:w="4521" w:type="dxa"/>
-                </w:tcPr>
-                <w:p>
-                  <w:r>
-                    <w:t>Guidelines.xlsx (15 MB)</w:t>
-                  </w:r>
-                </w:p>
-              </w:tc>
-            </w:tr>
-          </w:tbl>
-          <w:p/>
-          <w:p>
-            <w:pPr>
-              <w:pStyle w:val="Paragrafoelenco"/>
-              <w:numPr>
-                <w:ilvl w:val="0"/>
-                <w:numId w:val="24"/>
-              </w:numPr>
-            </w:pPr>
-            <w:r>
-              <w:t xml:space="preserve">Appare il </w:t>
-            </w:r>
-            <w:proofErr w:type="spellStart"/>
-            <w:r>
-              <w:t>modal</w:t>
-            </w:r>
-            <w:proofErr w:type="spellEnd"/>
-            <w:r>
-              <w:t xml:space="preserve"> di conferma per assicurarsi che il supervisore voglia creare una nuova task</w:t>
-            </w:r>
-          </w:p>
-          <w:p>
-            <w:pPr>
-              <w:pStyle w:val="Paragrafoelenco"/>
-              <w:numPr>
-                <w:ilvl w:val="0"/>
-                <w:numId w:val="24"/>
-              </w:numPr>
-            </w:pPr>
-            <w:r>
-              <w:t>Il supervisore conferma e attende l’esito</w:t>
-            </w:r>
-          </w:p>
-        </w:tc>
-      </w:tr>
-      <w:tr>
-        <w:tc>
-          <w:tcPr>
-            <w:tcW w:w="9268" w:type="dxa"/>
-            <w:gridSpan w:val="4"/>
-            <w:shd w:val="clear" w:color="auto" w:fill="002060"/>
-          </w:tcPr>
-          <w:p>
-            <w:pPr>
-              <w:pStyle w:val="Paragrafoelenco"/>
-              <w:jc w:val="center"/>
-            </w:pPr>
-            <w:r>
-              <w:t>ORACOLO</w:t>
-            </w:r>
-          </w:p>
-        </w:tc>
-      </w:tr>
-      <w:tr>
-        <w:tc>
-          <w:tcPr>
-            <w:tcW w:w="9268" w:type="dxa"/>
-            <w:gridSpan w:val="4"/>
-          </w:tcPr>
-          <w:p>
-            <w:r>
-              <w:t>L’operazione ha esito negativo e viene mostrato il messaggio “Il file supera la dimensione massima”.</w:t>
-            </w:r>
-          </w:p>
-          <w:p>
-            <w:r>
-              <w:t>(formato dell’allegato invalido)</w:t>
-            </w:r>
-          </w:p>
-        </w:tc>
-      </w:tr>
-    </w:tbl>
+    <w:p/>
+    <w:p/>
+    <w:p/>
+    <w:p/>
+    <w:p/>
+    <w:p/>
+    <w:p/>
+    <w:p/>
     <w:p/>
     <w:p/>
     <w:p/>
@@ -5947,7 +3364,7 @@
         <w:pStyle w:val="Paragrafoelenco"/>
         <w:numPr>
           <w:ilvl w:val="0"/>
-          <w:numId w:val="24"/>
+          <w:numId w:val="30"/>
         </w:numPr>
         <w:rPr>
           <w:rStyle w:val="Riferimentodelicato"/>
@@ -5958,7 +3375,7 @@
           <w:rStyle w:val="Riferimentodelicato"/>
         </w:rPr>
         <w:lastRenderedPageBreak/>
-        <w:t>Sospensione task</w:t>
+        <w:t>Inserimento di un nuovo account</w:t>
       </w:r>
     </w:p>
     <w:p>
@@ -5999,7 +3416,10 @@
           </w:tcPr>
           <w:p>
             <w:r>
-              <w:t>TC_20</w:t>
+              <w:t>TC_</w:t>
+            </w:r>
+            <w:r>
+              <w:t>3</w:t>
             </w:r>
           </w:p>
         </w:tc>
@@ -6020,7 +3440,13 @@
           </w:tcPr>
           <w:p>
             <w:r>
-              <w:t>TF_4.1</w:t>
+              <w:t>TF_</w:t>
+            </w:r>
+            <w:r>
+              <w:t>3</w:t>
+            </w:r>
+            <w:r>
+              <w:t>.1</w:t>
             </w:r>
           </w:p>
         </w:tc>
@@ -6047,7 +3473,7 @@
           </w:tcPr>
           <w:p>
             <w:r>
-              <w:t>L’utente è autenticato e si trova sulla scheda di dettaglio di un task</w:t>
+              <w:t>Il gestore degli account è autenticato e si trova sulla pagina di creazione account</w:t>
             </w:r>
           </w:p>
         </w:tc>
@@ -6083,39 +3509,11 @@
               <w:pStyle w:val="Paragrafoelenco"/>
               <w:numPr>
                 <w:ilvl w:val="0"/>
-                <w:numId w:val="25"/>
+                <w:numId w:val="31"/>
               </w:numPr>
             </w:pPr>
             <w:r>
-              <w:t xml:space="preserve">L’utente clicca il </w:t>
-            </w:r>
-            <w:proofErr w:type="spellStart"/>
-            <w:r>
-              <w:t>button</w:t>
-            </w:r>
-            <w:proofErr w:type="spellEnd"/>
-            <w:r>
-              <w:t xml:space="preserve"> “Sospendi task”</w:t>
-            </w:r>
-          </w:p>
-          <w:p>
-            <w:pPr>
-              <w:pStyle w:val="Paragrafoelenco"/>
-              <w:numPr>
-                <w:ilvl w:val="0"/>
-                <w:numId w:val="25"/>
-              </w:numPr>
-            </w:pPr>
-            <w:r>
-              <w:t xml:space="preserve">L’utente compila i campi sul </w:t>
-            </w:r>
-            <w:proofErr w:type="spellStart"/>
-            <w:r>
-              <w:t>modal</w:t>
-            </w:r>
-            <w:proofErr w:type="spellEnd"/>
-            <w:r>
-              <w:t xml:space="preserve"> di compilazione</w:t>
+              <w:t>Il gestore degli account compila il form con i seguenti valori</w:t>
             </w:r>
           </w:p>
           <w:tbl>
@@ -6136,17 +3534,17 @@
                 </w:tcPr>
                 <w:p>
                   <w:r>
-                    <w:t>Stato attuale task</w:t>
-                  </w:r>
-                </w:p>
-              </w:tc>
-              <w:tc>
-                <w:tcPr>
-                  <w:tcW w:w="4521" w:type="dxa"/>
-                </w:tcPr>
-                <w:p>
-                  <w:r>
-                    <w:t>In elaborazione</w:t>
+                    <w:t xml:space="preserve">Nome </w:t>
+                  </w:r>
+                </w:p>
+              </w:tc>
+              <w:tc>
+                <w:tcPr>
+                  <w:tcW w:w="4521" w:type="dxa"/>
+                </w:tcPr>
+                <w:p>
+                  <w:r>
+                    <w:t>Luigi</w:t>
                   </w:r>
                 </w:p>
               </w:tc>
@@ -6159,17 +3557,91 @@
                 </w:tcPr>
                 <w:p>
                   <w:r>
-                    <w:t xml:space="preserve">Motivazione </w:t>
-                  </w:r>
-                </w:p>
-              </w:tc>
-              <w:tc>
-                <w:tcPr>
-                  <w:tcW w:w="4521" w:type="dxa"/>
-                </w:tcPr>
-                <w:p>
-                  <w:r>
-                    <w:t>Materiale danneggiato, impossibile procedere alla lavorazione del materiale</w:t>
+                    <w:t xml:space="preserve">Cognome  </w:t>
+                  </w:r>
+                </w:p>
+              </w:tc>
+              <w:tc>
+                <w:tcPr>
+                  <w:tcW w:w="4521" w:type="dxa"/>
+                </w:tcPr>
+                <w:p>
+                  <w:r>
+                    <w:t>Verdi</w:t>
+                  </w:r>
+                </w:p>
+              </w:tc>
+            </w:tr>
+            <w:tr>
+              <w:tc>
+                <w:tcPr>
+                  <w:tcW w:w="4521" w:type="dxa"/>
+                  <w:shd w:val="clear" w:color="auto" w:fill="C4BC96" w:themeFill="background2" w:themeFillShade="BF"/>
+                </w:tcPr>
+                <w:p>
+                  <w:r>
+                    <w:t>Data di nascita</w:t>
+                  </w:r>
+                </w:p>
+              </w:tc>
+              <w:tc>
+                <w:tcPr>
+                  <w:tcW w:w="4521" w:type="dxa"/>
+                </w:tcPr>
+                <w:p>
+                  <w:r>
+                    <w:t>24/03/1996</w:t>
+                  </w:r>
+                </w:p>
+              </w:tc>
+            </w:tr>
+            <w:tr>
+              <w:tc>
+                <w:tcPr>
+                  <w:tcW w:w="4521" w:type="dxa"/>
+                  <w:shd w:val="clear" w:color="auto" w:fill="C4BC96" w:themeFill="background2" w:themeFillShade="BF"/>
+                </w:tcPr>
+                <w:p>
+                  <w:r>
+                    <w:t>E-mail</w:t>
+                  </w:r>
+                </w:p>
+              </w:tc>
+              <w:tc>
+                <w:tcPr>
+                  <w:tcW w:w="4521" w:type="dxa"/>
+                </w:tcPr>
+                <w:p>
+                  <w:hyperlink r:id="rId6" w:history="1">
+                    <w:r>
+                      <w:rPr>
+                        <w:rStyle w:val="Collegamentoipertestuale"/>
+                      </w:rPr>
+                      <w:t>luigiverdi@azienda.it</w:t>
+                    </w:r>
+                  </w:hyperlink>
+                </w:p>
+              </w:tc>
+            </w:tr>
+            <w:tr>
+              <w:tc>
+                <w:tcPr>
+                  <w:tcW w:w="4521" w:type="dxa"/>
+                  <w:shd w:val="clear" w:color="auto" w:fill="C4BC96" w:themeFill="background2" w:themeFillShade="BF"/>
+                </w:tcPr>
+                <w:p>
+                  <w:r>
+                    <w:t xml:space="preserve">Password </w:t>
+                  </w:r>
+                </w:p>
+              </w:tc>
+              <w:tc>
+                <w:tcPr>
+                  <w:tcW w:w="4521" w:type="dxa"/>
+                </w:tcPr>
+                <w:p>
+                  <w:r>
+                    <w:t>Scarabeo96!*</w:t>
                   </w:r>
                 </w:p>
               </w:tc>
@@ -6181,7 +3653,7 @@
               <w:pStyle w:val="Paragrafoelenco"/>
               <w:numPr>
                 <w:ilvl w:val="0"/>
-                <w:numId w:val="25"/>
+                <w:numId w:val="31"/>
               </w:numPr>
             </w:pPr>
             <w:r>
@@ -6193,7 +3665,7 @@
             </w:r>
             <w:proofErr w:type="spellEnd"/>
             <w:r>
-              <w:t xml:space="preserve"> di conferma per assicurarsi che l’utente voglia sospendere il task</w:t>
+              <w:t xml:space="preserve"> di conferma per assicurarsi che il gestore degli account voglia creare un nuovo account</w:t>
             </w:r>
           </w:p>
           <w:p>
@@ -6201,11 +3673,11 @@
               <w:pStyle w:val="Paragrafoelenco"/>
               <w:numPr>
                 <w:ilvl w:val="0"/>
-                <w:numId w:val="25"/>
+                <w:numId w:val="31"/>
               </w:numPr>
             </w:pPr>
             <w:r>
-              <w:t>L’utente conferma e attende l’esito</w:t>
+              <w:t>Il gestore degli account conferma e attende l’esito</w:t>
             </w:r>
           </w:p>
         </w:tc>
@@ -6236,9 +3708,10 @@
           </w:tcPr>
           <w:p>
             <w:r>
-              <w:t>Lo stato del task passa a “sospeso” e viene inviata una notifica al dipendente/supervisore associato.</w:t>
-            </w:r>
-          </w:p>
+              <w:t>L’operazione ha esito positivo e l’account viene creato e salvato</w:t>
+            </w:r>
+          </w:p>
+          <w:p/>
         </w:tc>
       </w:tr>
     </w:tbl>
@@ -6280,7 +3753,10 @@
           </w:tcPr>
           <w:p>
             <w:r>
-              <w:t>TC_21</w:t>
+              <w:t>TC_</w:t>
+            </w:r>
+            <w:r>
+              <w:t>3</w:t>
             </w:r>
           </w:p>
         </w:tc>
@@ -6301,7 +3777,13 @@
           </w:tcPr>
           <w:p>
             <w:r>
-              <w:t>TF_4.2</w:t>
+              <w:t>TF_</w:t>
+            </w:r>
+            <w:r>
+              <w:t>3</w:t>
+            </w:r>
+            <w:r>
+              <w:t>.2</w:t>
             </w:r>
           </w:p>
         </w:tc>
@@ -6328,7 +3810,7 @@
           </w:tcPr>
           <w:p>
             <w:r>
-              <w:t>L’utente è autenticato e si trova sulla scheda di dettaglio di un task</w:t>
+              <w:t>Il gestore degli account è autenticato e si trova sulla pagina di creazione account</w:t>
             </w:r>
           </w:p>
         </w:tc>
@@ -6364,39 +3846,11 @@
               <w:pStyle w:val="Paragrafoelenco"/>
               <w:numPr>
                 <w:ilvl w:val="0"/>
-                <w:numId w:val="26"/>
+                <w:numId w:val="32"/>
               </w:numPr>
             </w:pPr>
             <w:r>
-              <w:t xml:space="preserve">L’utente clicca il </w:t>
-            </w:r>
-            <w:proofErr w:type="spellStart"/>
-            <w:r>
-              <w:t>button</w:t>
-            </w:r>
-            <w:proofErr w:type="spellEnd"/>
-            <w:r>
-              <w:t xml:space="preserve"> “Sospendi task”</w:t>
-            </w:r>
-          </w:p>
-          <w:p>
-            <w:pPr>
-              <w:pStyle w:val="Paragrafoelenco"/>
-              <w:numPr>
-                <w:ilvl w:val="0"/>
-                <w:numId w:val="26"/>
-              </w:numPr>
-            </w:pPr>
-            <w:r>
-              <w:t xml:space="preserve">L’utente compila i campi sul </w:t>
-            </w:r>
-            <w:proofErr w:type="spellStart"/>
-            <w:r>
-              <w:t>modal</w:t>
-            </w:r>
-            <w:proofErr w:type="spellEnd"/>
-            <w:r>
-              <w:t xml:space="preserve"> di compilazione</w:t>
+              <w:t>Il gestore degli account compila il form con i seguenti valori</w:t>
             </w:r>
           </w:p>
           <w:tbl>
@@ -6417,17 +3871,17 @@
                 </w:tcPr>
                 <w:p>
                   <w:r>
-                    <w:t>Stato attuale task</w:t>
-                  </w:r>
-                </w:p>
-              </w:tc>
-              <w:tc>
-                <w:tcPr>
-                  <w:tcW w:w="4521" w:type="dxa"/>
-                </w:tcPr>
-                <w:p>
-                  <w:r>
-                    <w:t>In elaborazione</w:t>
+                    <w:t xml:space="preserve">Nome </w:t>
+                  </w:r>
+                </w:p>
+              </w:tc>
+              <w:tc>
+                <w:tcPr>
+                  <w:tcW w:w="4521" w:type="dxa"/>
+                </w:tcPr>
+                <w:p>
+                  <w:r>
+                    <w:t>Luigi</w:t>
                   </w:r>
                 </w:p>
               </w:tc>
@@ -6440,17 +3894,91 @@
                 </w:tcPr>
                 <w:p>
                   <w:r>
-                    <w:t xml:space="preserve">Motivazione </w:t>
-                  </w:r>
-                </w:p>
-              </w:tc>
-              <w:tc>
-                <w:tcPr>
-                  <w:tcW w:w="4521" w:type="dxa"/>
-                </w:tcPr>
-                <w:p>
-                  <w:r>
-                    <w:t>ciao</w:t>
+                    <w:t xml:space="preserve">Cognome  </w:t>
+                  </w:r>
+                </w:p>
+              </w:tc>
+              <w:tc>
+                <w:tcPr>
+                  <w:tcW w:w="4521" w:type="dxa"/>
+                </w:tcPr>
+                <w:p>
+                  <w:r>
+                    <w:t>Verdi</w:t>
+                  </w:r>
+                </w:p>
+              </w:tc>
+            </w:tr>
+            <w:tr>
+              <w:tc>
+                <w:tcPr>
+                  <w:tcW w:w="4521" w:type="dxa"/>
+                  <w:shd w:val="clear" w:color="auto" w:fill="C4BC96" w:themeFill="background2" w:themeFillShade="BF"/>
+                </w:tcPr>
+                <w:p>
+                  <w:r>
+                    <w:t>Data di nascita</w:t>
+                  </w:r>
+                </w:p>
+              </w:tc>
+              <w:tc>
+                <w:tcPr>
+                  <w:tcW w:w="4521" w:type="dxa"/>
+                </w:tcPr>
+                <w:p>
+                  <w:r>
+                    <w:t>24/03/1996</w:t>
+                  </w:r>
+                </w:p>
+              </w:tc>
+            </w:tr>
+            <w:tr>
+              <w:tc>
+                <w:tcPr>
+                  <w:tcW w:w="4521" w:type="dxa"/>
+                  <w:shd w:val="clear" w:color="auto" w:fill="C4BC96" w:themeFill="background2" w:themeFillShade="BF"/>
+                </w:tcPr>
+                <w:p>
+                  <w:r>
+                    <w:t>E-mail</w:t>
+                  </w:r>
+                </w:p>
+              </w:tc>
+              <w:tc>
+                <w:tcPr>
+                  <w:tcW w:w="4521" w:type="dxa"/>
+                </w:tcPr>
+                <w:p>
+                  <w:hyperlink r:id="rId7" w:history="1">
+                    <w:r>
+                      <w:rPr>
+                        <w:rStyle w:val="Collegamentoipertestuale"/>
+                      </w:rPr>
+                      <w:t>mariorossi@azienda.it</w:t>
+                    </w:r>
+                  </w:hyperlink>
+                </w:p>
+              </w:tc>
+            </w:tr>
+            <w:tr>
+              <w:tc>
+                <w:tcPr>
+                  <w:tcW w:w="4521" w:type="dxa"/>
+                  <w:shd w:val="clear" w:color="auto" w:fill="C4BC96" w:themeFill="background2" w:themeFillShade="BF"/>
+                </w:tcPr>
+                <w:p>
+                  <w:r>
+                    <w:t xml:space="preserve">Password </w:t>
+                  </w:r>
+                </w:p>
+              </w:tc>
+              <w:tc>
+                <w:tcPr>
+                  <w:tcW w:w="4521" w:type="dxa"/>
+                </w:tcPr>
+                <w:p>
+                  <w:r>
+                    <w:t>Scarabeo96!*</w:t>
                   </w:r>
                 </w:p>
               </w:tc>
@@ -6462,7 +3990,7 @@
               <w:pStyle w:val="Paragrafoelenco"/>
               <w:numPr>
                 <w:ilvl w:val="0"/>
-                <w:numId w:val="26"/>
+                <w:numId w:val="32"/>
               </w:numPr>
             </w:pPr>
             <w:r>
@@ -6474,7 +4002,7 @@
             </w:r>
             <w:proofErr w:type="spellEnd"/>
             <w:r>
-              <w:t xml:space="preserve"> di conferma per assicurarsi che l’utente voglia sospendere il task</w:t>
+              <w:t xml:space="preserve"> di conferma per assicurarsi che il gestore degli account voglia creare un nuovo account</w:t>
             </w:r>
           </w:p>
           <w:p>
@@ -6482,11 +4010,11 @@
               <w:pStyle w:val="Paragrafoelenco"/>
               <w:numPr>
                 <w:ilvl w:val="0"/>
-                <w:numId w:val="26"/>
+                <w:numId w:val="32"/>
               </w:numPr>
             </w:pPr>
             <w:r>
-              <w:t>L’utente conferma e attende l’esito</w:t>
+              <w:t>Il gestore degli account conferma e attende l’esito</w:t>
             </w:r>
           </w:p>
         </w:tc>
@@ -6517,52 +4045,17 @@
           </w:tcPr>
           <w:p>
             <w:r>
-              <w:t>L’operazione ha esito negativo e viene mostrato il messaggio “E’ obbligatorio inserire una motivazione (min.10/max.500 caratteri)”.</w:t>
-            </w:r>
-          </w:p>
-          <w:p>
-            <w:r>
-              <w:t>(formato motivazione errato)</w:t>
+              <w:t>L’operazione ha esito negativo e viene mostrato il messaggio “Indirizzo e-mail già utilizzato”</w:t>
+            </w:r>
+          </w:p>
+          <w:p>
+            <w:r>
+              <w:t>(indirizzo e-mail già utilizzato)</w:t>
             </w:r>
           </w:p>
         </w:tc>
       </w:tr>
     </w:tbl>
-    <w:p>
-      <w:pPr>
-        <w:rPr>
-          <w:rStyle w:val="Riferimentodelicato"/>
-        </w:rPr>
-      </w:pPr>
-    </w:p>
-    <w:p>
-      <w:pPr>
-        <w:rPr>
-          <w:rStyle w:val="Riferimentodelicato"/>
-        </w:rPr>
-      </w:pPr>
-    </w:p>
-    <w:p>
-      <w:pPr>
-        <w:rPr>
-          <w:rStyle w:val="Riferimentodelicato"/>
-        </w:rPr>
-      </w:pPr>
-    </w:p>
-    <w:p>
-      <w:pPr>
-        <w:rPr>
-          <w:rStyle w:val="Riferimentodelicato"/>
-        </w:rPr>
-      </w:pPr>
-    </w:p>
-    <w:p>
-      <w:pPr>
-        <w:rPr>
-          <w:rStyle w:val="Riferimentodelicato"/>
-        </w:rPr>
-      </w:pPr>
-    </w:p>
     <w:p>
       <w:pPr>
         <w:rPr>
@@ -6616,7 +4109,10 @@
           </w:tcPr>
           <w:p>
             <w:r>
-              <w:t>TC_22</w:t>
+              <w:t>TC_</w:t>
+            </w:r>
+            <w:r>
+              <w:t>3</w:t>
             </w:r>
           </w:p>
         </w:tc>
@@ -6637,7 +4133,13 @@
           </w:tcPr>
           <w:p>
             <w:r>
-              <w:t>TF_4.3</w:t>
+              <w:t>TF_</w:t>
+            </w:r>
+            <w:r>
+              <w:t>3</w:t>
+            </w:r>
+            <w:r>
+              <w:t>.3</w:t>
             </w:r>
           </w:p>
         </w:tc>
@@ -6664,7 +4166,7 @@
           </w:tcPr>
           <w:p>
             <w:r>
-              <w:t>L’utente è autenticato e si trova sulla scheda di dettaglio di un task</w:t>
+              <w:t>Il gestore degli account è autenticato e si trova sulla pagina di creazione account</w:t>
             </w:r>
           </w:p>
         </w:tc>
@@ -6700,39 +4202,11 @@
               <w:pStyle w:val="Paragrafoelenco"/>
               <w:numPr>
                 <w:ilvl w:val="0"/>
-                <w:numId w:val="27"/>
+                <w:numId w:val="33"/>
               </w:numPr>
             </w:pPr>
             <w:r>
-              <w:t xml:space="preserve">L’utente clicca il </w:t>
-            </w:r>
-            <w:proofErr w:type="spellStart"/>
-            <w:r>
-              <w:t>button</w:t>
-            </w:r>
-            <w:proofErr w:type="spellEnd"/>
-            <w:r>
-              <w:t xml:space="preserve"> “Sospendi task”</w:t>
-            </w:r>
-          </w:p>
-          <w:p>
-            <w:pPr>
-              <w:pStyle w:val="Paragrafoelenco"/>
-              <w:numPr>
-                <w:ilvl w:val="0"/>
-                <w:numId w:val="27"/>
-              </w:numPr>
-            </w:pPr>
-            <w:r>
-              <w:t xml:space="preserve">L’utente compila i campi sul </w:t>
-            </w:r>
-            <w:proofErr w:type="spellStart"/>
-            <w:r>
-              <w:t>modal</w:t>
-            </w:r>
-            <w:proofErr w:type="spellEnd"/>
-            <w:r>
-              <w:t xml:space="preserve"> di compilazione</w:t>
+              <w:t>Il gestore degli account compila il form con i seguenti valori</w:t>
             </w:r>
           </w:p>
           <w:tbl>
@@ -6753,19 +4227,15 @@
                 </w:tcPr>
                 <w:p>
                   <w:r>
-                    <w:t>Stato attuale task</w:t>
-                  </w:r>
-                </w:p>
-              </w:tc>
-              <w:tc>
-                <w:tcPr>
-                  <w:tcW w:w="4521" w:type="dxa"/>
-                </w:tcPr>
-                <w:p>
-                  <w:r>
-                    <w:t>Da completare</w:t>
-                  </w:r>
-                </w:p>
+                    <w:t xml:space="preserve">Nome </w:t>
+                  </w:r>
+                </w:p>
+              </w:tc>
+              <w:tc>
+                <w:tcPr>
+                  <w:tcW w:w="4521" w:type="dxa"/>
+                </w:tcPr>
+                <w:p/>
               </w:tc>
             </w:tr>
             <w:tr>
@@ -6776,15 +4246,93 @@
                 </w:tcPr>
                 <w:p>
                   <w:r>
-                    <w:t xml:space="preserve">Motivazione </w:t>
-                  </w:r>
-                </w:p>
-              </w:tc>
-              <w:tc>
-                <w:tcPr>
-                  <w:tcW w:w="4521" w:type="dxa"/>
-                </w:tcPr>
-                <w:p/>
+                    <w:t xml:space="preserve">Cognome  </w:t>
+                  </w:r>
+                </w:p>
+              </w:tc>
+              <w:tc>
+                <w:tcPr>
+                  <w:tcW w:w="4521" w:type="dxa"/>
+                </w:tcPr>
+                <w:p>
+                  <w:r>
+                    <w:t>Verdi</w:t>
+                  </w:r>
+                </w:p>
+              </w:tc>
+            </w:tr>
+            <w:tr>
+              <w:tc>
+                <w:tcPr>
+                  <w:tcW w:w="4521" w:type="dxa"/>
+                  <w:shd w:val="clear" w:color="auto" w:fill="C4BC96" w:themeFill="background2" w:themeFillShade="BF"/>
+                </w:tcPr>
+                <w:p>
+                  <w:r>
+                    <w:t>Data di nascita</w:t>
+                  </w:r>
+                </w:p>
+              </w:tc>
+              <w:tc>
+                <w:tcPr>
+                  <w:tcW w:w="4521" w:type="dxa"/>
+                </w:tcPr>
+                <w:p>
+                  <w:r>
+                    <w:t>24/03/1996</w:t>
+                  </w:r>
+                </w:p>
+              </w:tc>
+            </w:tr>
+            <w:tr>
+              <w:tc>
+                <w:tcPr>
+                  <w:tcW w:w="4521" w:type="dxa"/>
+                  <w:shd w:val="clear" w:color="auto" w:fill="C4BC96" w:themeFill="background2" w:themeFillShade="BF"/>
+                </w:tcPr>
+                <w:p>
+                  <w:r>
+                    <w:t>E-mail</w:t>
+                  </w:r>
+                </w:p>
+              </w:tc>
+              <w:tc>
+                <w:tcPr>
+                  <w:tcW w:w="4521" w:type="dxa"/>
+                </w:tcPr>
+                <w:p>
+                  <w:hyperlink r:id="rId8" w:history="1">
+                    <w:r>
+                      <w:rPr>
+                        <w:rStyle w:val="Collegamentoipertestuale"/>
+                      </w:rPr>
+                      <w:t>luigiverdi@azienda.it</w:t>
+                    </w:r>
+                  </w:hyperlink>
+                </w:p>
+              </w:tc>
+            </w:tr>
+            <w:tr>
+              <w:tc>
+                <w:tcPr>
+                  <w:tcW w:w="4521" w:type="dxa"/>
+                  <w:shd w:val="clear" w:color="auto" w:fill="C4BC96" w:themeFill="background2" w:themeFillShade="BF"/>
+                </w:tcPr>
+                <w:p>
+                  <w:r>
+                    <w:t xml:space="preserve">Password </w:t>
+                  </w:r>
+                </w:p>
+              </w:tc>
+              <w:tc>
+                <w:tcPr>
+                  <w:tcW w:w="4521" w:type="dxa"/>
+                </w:tcPr>
+                <w:p>
+                  <w:r>
+                    <w:t>Scarabeo96!*</w:t>
+                  </w:r>
+                </w:p>
               </w:tc>
             </w:tr>
           </w:tbl>
@@ -6794,7 +4342,7 @@
               <w:pStyle w:val="Paragrafoelenco"/>
               <w:numPr>
                 <w:ilvl w:val="0"/>
-                <w:numId w:val="27"/>
+                <w:numId w:val="33"/>
               </w:numPr>
             </w:pPr>
             <w:r>
@@ -6806,7 +4354,7 @@
             </w:r>
             <w:proofErr w:type="spellEnd"/>
             <w:r>
-              <w:t xml:space="preserve"> di conferma per assicurarsi che l’utente voglia sospendere il task</w:t>
+              <w:t xml:space="preserve"> di conferma per assicurarsi che il gestore degli account voglia creare un nuovo account</w:t>
             </w:r>
           </w:p>
           <w:p>
@@ -6814,11 +4362,11 @@
               <w:pStyle w:val="Paragrafoelenco"/>
               <w:numPr>
                 <w:ilvl w:val="0"/>
-                <w:numId w:val="27"/>
+                <w:numId w:val="33"/>
               </w:numPr>
             </w:pPr>
             <w:r>
-              <w:t>L’utente conferma e attende l’esito</w:t>
+              <w:t>Il gestore degli account conferma e attende l’esito</w:t>
             </w:r>
           </w:p>
         </w:tc>
@@ -6849,12 +4397,12 @@
           </w:tcPr>
           <w:p>
             <w:r>
-              <w:t>L’operazione ha esito negativo e viene mostrato il messaggio “possibilità di sospendere il task non disponibile”</w:t>
-            </w:r>
-          </w:p>
-          <w:p>
-            <w:r>
-              <w:t>(task non sospendibile)</w:t>
+              <w:t>L’operazione ha esito negativo e viene mostrato il messaggio “Il campo ‘nome’ è obbligatorio”.</w:t>
+            </w:r>
+          </w:p>
+          <w:p>
+            <w:r>
+              <w:t>(nome nullo)</w:t>
             </w:r>
           </w:p>
         </w:tc>
@@ -6898,7 +4446,10 @@
           </w:tcPr>
           <w:p>
             <w:r>
-              <w:t>TC_23</w:t>
+              <w:t>TC_</w:t>
+            </w:r>
+            <w:r>
+              <w:t>3</w:t>
             </w:r>
           </w:p>
         </w:tc>
@@ -6919,7 +4470,13 @@
           </w:tcPr>
           <w:p>
             <w:r>
-              <w:t>TF_4.4</w:t>
+              <w:t>TF_</w:t>
+            </w:r>
+            <w:r>
+              <w:t>3</w:t>
+            </w:r>
+            <w:r>
+              <w:t>.4</w:t>
             </w:r>
           </w:p>
         </w:tc>
@@ -6946,7 +4503,7 @@
           </w:tcPr>
           <w:p>
             <w:r>
-              <w:t>L’utente è autenticato e si trova sulla scheda di dettaglio di un task</w:t>
+              <w:t>Il gestore degli account è autenticato e si trova sulla pagina di creazione account</w:t>
             </w:r>
           </w:p>
         </w:tc>
@@ -6982,39 +4539,11 @@
               <w:pStyle w:val="Paragrafoelenco"/>
               <w:numPr>
                 <w:ilvl w:val="0"/>
-                <w:numId w:val="28"/>
+                <w:numId w:val="34"/>
               </w:numPr>
             </w:pPr>
             <w:r>
-              <w:t xml:space="preserve">L’utente clicca il </w:t>
-            </w:r>
-            <w:proofErr w:type="spellStart"/>
-            <w:r>
-              <w:t>button</w:t>
-            </w:r>
-            <w:proofErr w:type="spellEnd"/>
-            <w:r>
-              <w:t xml:space="preserve"> “Sospendi task”</w:t>
-            </w:r>
-          </w:p>
-          <w:p>
-            <w:pPr>
-              <w:pStyle w:val="Paragrafoelenco"/>
-              <w:numPr>
-                <w:ilvl w:val="0"/>
-                <w:numId w:val="28"/>
-              </w:numPr>
-            </w:pPr>
-            <w:r>
-              <w:t xml:space="preserve">L’utente compila i campi sul </w:t>
-            </w:r>
-            <w:proofErr w:type="spellStart"/>
-            <w:r>
-              <w:t>modal</w:t>
-            </w:r>
-            <w:proofErr w:type="spellEnd"/>
-            <w:r>
-              <w:t xml:space="preserve"> di compilazione</w:t>
+              <w:t>Il gestore degli account compila il form con i seguenti valori</w:t>
             </w:r>
           </w:p>
           <w:tbl>
@@ -7035,17 +4564,17 @@
                 </w:tcPr>
                 <w:p>
                   <w:r>
-                    <w:t>Stato attuale task</w:t>
-                  </w:r>
-                </w:p>
-              </w:tc>
-              <w:tc>
-                <w:tcPr>
-                  <w:tcW w:w="4521" w:type="dxa"/>
-                </w:tcPr>
-                <w:p>
-                  <w:r>
-                    <w:t>Completato</w:t>
+                    <w:t xml:space="preserve">Nome </w:t>
+                  </w:r>
+                </w:p>
+              </w:tc>
+              <w:tc>
+                <w:tcPr>
+                  <w:tcW w:w="4521" w:type="dxa"/>
+                </w:tcPr>
+                <w:p>
+                  <w:r>
+                    <w:t>Luigi</w:t>
                   </w:r>
                 </w:p>
               </w:tc>
@@ -7058,15 +4587,93 @@
                 </w:tcPr>
                 <w:p>
                   <w:r>
-                    <w:t xml:space="preserve">Motivazione </w:t>
-                  </w:r>
-                </w:p>
-              </w:tc>
-              <w:tc>
-                <w:tcPr>
-                  <w:tcW w:w="4521" w:type="dxa"/>
-                </w:tcPr>
-                <w:p/>
+                    <w:t xml:space="preserve">Cognome  </w:t>
+                  </w:r>
+                </w:p>
+              </w:tc>
+              <w:tc>
+                <w:tcPr>
+                  <w:tcW w:w="4521" w:type="dxa"/>
+                </w:tcPr>
+                <w:p>
+                  <w:r>
+                    <w:t>Verdi</w:t>
+                  </w:r>
+                </w:p>
+              </w:tc>
+            </w:tr>
+            <w:tr>
+              <w:tc>
+                <w:tcPr>
+                  <w:tcW w:w="4521" w:type="dxa"/>
+                  <w:shd w:val="clear" w:color="auto" w:fill="C4BC96" w:themeFill="background2" w:themeFillShade="BF"/>
+                </w:tcPr>
+                <w:p>
+                  <w:r>
+                    <w:t>Data di nascita</w:t>
+                  </w:r>
+                </w:p>
+              </w:tc>
+              <w:tc>
+                <w:tcPr>
+                  <w:tcW w:w="4521" w:type="dxa"/>
+                </w:tcPr>
+                <w:p>
+                  <w:r>
+                    <w:t>1996/03/24</w:t>
+                  </w:r>
+                </w:p>
+              </w:tc>
+            </w:tr>
+            <w:tr>
+              <w:tc>
+                <w:tcPr>
+                  <w:tcW w:w="4521" w:type="dxa"/>
+                  <w:shd w:val="clear" w:color="auto" w:fill="C4BC96" w:themeFill="background2" w:themeFillShade="BF"/>
+                </w:tcPr>
+                <w:p>
+                  <w:r>
+                    <w:t>E-mail</w:t>
+                  </w:r>
+                </w:p>
+              </w:tc>
+              <w:tc>
+                <w:tcPr>
+                  <w:tcW w:w="4521" w:type="dxa"/>
+                </w:tcPr>
+                <w:p>
+                  <w:hyperlink r:id="rId9" w:history="1">
+                    <w:r>
+                      <w:rPr>
+                        <w:rStyle w:val="Collegamentoipertestuale"/>
+                      </w:rPr>
+                      <w:t>luigiverdi@azienda.it</w:t>
+                    </w:r>
+                  </w:hyperlink>
+                </w:p>
+              </w:tc>
+            </w:tr>
+            <w:tr>
+              <w:tc>
+                <w:tcPr>
+                  <w:tcW w:w="4521" w:type="dxa"/>
+                  <w:shd w:val="clear" w:color="auto" w:fill="C4BC96" w:themeFill="background2" w:themeFillShade="BF"/>
+                </w:tcPr>
+                <w:p>
+                  <w:r>
+                    <w:t xml:space="preserve">Password </w:t>
+                  </w:r>
+                </w:p>
+              </w:tc>
+              <w:tc>
+                <w:tcPr>
+                  <w:tcW w:w="4521" w:type="dxa"/>
+                </w:tcPr>
+                <w:p>
+                  <w:r>
+                    <w:t>Scarabeo96!*</w:t>
+                  </w:r>
+                </w:p>
               </w:tc>
             </w:tr>
           </w:tbl>
@@ -7076,7 +4683,7 @@
               <w:pStyle w:val="Paragrafoelenco"/>
               <w:numPr>
                 <w:ilvl w:val="0"/>
-                <w:numId w:val="28"/>
+                <w:numId w:val="34"/>
               </w:numPr>
             </w:pPr>
             <w:r>
@@ -7088,7 +4695,7 @@
             </w:r>
             <w:proofErr w:type="spellEnd"/>
             <w:r>
-              <w:t xml:space="preserve"> di conferma per assicurarsi che l’utente voglia sospendere il task</w:t>
+              <w:t xml:space="preserve"> di conferma per assicurarsi che il gestore degli account voglia creare un nuovo account</w:t>
             </w:r>
           </w:p>
           <w:p>
@@ -7096,11 +4703,11 @@
               <w:pStyle w:val="Paragrafoelenco"/>
               <w:numPr>
                 <w:ilvl w:val="0"/>
-                <w:numId w:val="28"/>
+                <w:numId w:val="34"/>
               </w:numPr>
             </w:pPr>
             <w:r>
-              <w:t>L’utente conferma e attende l’esito</w:t>
+              <w:t>Il gestore degli account conferma e attende l’esito</w:t>
             </w:r>
           </w:p>
         </w:tc>
@@ -7131,45 +4738,17 @@
           </w:tcPr>
           <w:p>
             <w:r>
-              <w:t>L’operazione ha esito negativo e viene mostrato il messaggio “possibilità di sospendere il task non disponibile”</w:t>
-            </w:r>
-          </w:p>
-          <w:p>
-            <w:r>
-              <w:t>(task non sospendibile)</w:t>
+              <w:t>L’operazione ha esito negativo e viene mostrato il messaggio “Formato data non valido”.</w:t>
+            </w:r>
+          </w:p>
+          <w:p>
+            <w:r>
+              <w:t>(formato data invalido)</w:t>
             </w:r>
           </w:p>
         </w:tc>
       </w:tr>
     </w:tbl>
-    <w:p>
-      <w:pPr>
-        <w:rPr>
-          <w:rStyle w:val="Riferimentodelicato"/>
-        </w:rPr>
-      </w:pPr>
-    </w:p>
-    <w:p>
-      <w:pPr>
-        <w:rPr>
-          <w:rStyle w:val="Riferimentodelicato"/>
-        </w:rPr>
-      </w:pPr>
-    </w:p>
-    <w:p>
-      <w:pPr>
-        <w:rPr>
-          <w:rStyle w:val="Riferimentodelicato"/>
-        </w:rPr>
-      </w:pPr>
-    </w:p>
-    <w:p>
-      <w:pPr>
-        <w:rPr>
-          <w:rStyle w:val="Riferimentodelicato"/>
-        </w:rPr>
-      </w:pPr>
-    </w:p>
     <w:p>
       <w:pPr>
         <w:rPr>
@@ -7237,7 +4816,10 @@
           </w:tcPr>
           <w:p>
             <w:r>
-              <w:t>TC_24</w:t>
+              <w:t>TC_</w:t>
+            </w:r>
+            <w:r>
+              <w:t>3</w:t>
             </w:r>
           </w:p>
         </w:tc>
@@ -7258,7 +4840,13 @@
           </w:tcPr>
           <w:p>
             <w:r>
-              <w:t>TF_4.5</w:t>
+              <w:t>TF_</w:t>
+            </w:r>
+            <w:r>
+              <w:t>3</w:t>
+            </w:r>
+            <w:r>
+              <w:t>.5</w:t>
             </w:r>
           </w:p>
         </w:tc>
@@ -7285,7 +4873,7 @@
           </w:tcPr>
           <w:p>
             <w:r>
-              <w:t>L’utente è autenticato e si trova sulla scheda di dettaglio di un task</w:t>
+              <w:t>Il gestore degli account è autenticato e si trova sulla pagina di creazione account</w:t>
             </w:r>
           </w:p>
         </w:tc>
@@ -7321,39 +4909,11 @@
               <w:pStyle w:val="Paragrafoelenco"/>
               <w:numPr>
                 <w:ilvl w:val="0"/>
-                <w:numId w:val="29"/>
+                <w:numId w:val="35"/>
               </w:numPr>
             </w:pPr>
             <w:r>
-              <w:t xml:space="preserve">L’utente clicca il </w:t>
-            </w:r>
-            <w:proofErr w:type="spellStart"/>
-            <w:r>
-              <w:t>button</w:t>
-            </w:r>
-            <w:proofErr w:type="spellEnd"/>
-            <w:r>
-              <w:t xml:space="preserve"> “Sospendi task”</w:t>
-            </w:r>
-          </w:p>
-          <w:p>
-            <w:pPr>
-              <w:pStyle w:val="Paragrafoelenco"/>
-              <w:numPr>
-                <w:ilvl w:val="0"/>
-                <w:numId w:val="29"/>
-              </w:numPr>
-            </w:pPr>
-            <w:r>
-              <w:t xml:space="preserve">L’utente compila i campi sul </w:t>
-            </w:r>
-            <w:proofErr w:type="spellStart"/>
-            <w:r>
-              <w:t>modal</w:t>
-            </w:r>
-            <w:proofErr w:type="spellEnd"/>
-            <w:r>
-              <w:t xml:space="preserve"> di compilazione</w:t>
+              <w:t>Il gestore degli account compila il form con i seguenti valori</w:t>
             </w:r>
           </w:p>
           <w:tbl>
@@ -7374,17 +4934,17 @@
                 </w:tcPr>
                 <w:p>
                   <w:r>
-                    <w:t>Stato attuale task</w:t>
-                  </w:r>
-                </w:p>
-              </w:tc>
-              <w:tc>
-                <w:tcPr>
-                  <w:tcW w:w="4521" w:type="dxa"/>
-                </w:tcPr>
-                <w:p>
-                  <w:r>
-                    <w:t xml:space="preserve">Sospeso </w:t>
+                    <w:t xml:space="preserve">Nome </w:t>
+                  </w:r>
+                </w:p>
+              </w:tc>
+              <w:tc>
+                <w:tcPr>
+                  <w:tcW w:w="4521" w:type="dxa"/>
+                </w:tcPr>
+                <w:p>
+                  <w:r>
+                    <w:t>Luigi</w:t>
                   </w:r>
                 </w:p>
               </w:tc>
@@ -7397,7 +4957,30 @@
                 </w:tcPr>
                 <w:p>
                   <w:r>
-                    <w:t xml:space="preserve">Motivazione </w:t>
+                    <w:t xml:space="preserve">Cognome  </w:t>
+                  </w:r>
+                </w:p>
+              </w:tc>
+              <w:tc>
+                <w:tcPr>
+                  <w:tcW w:w="4521" w:type="dxa"/>
+                </w:tcPr>
+                <w:p>
+                  <w:r>
+                    <w:t>Verdi</w:t>
+                  </w:r>
+                </w:p>
+              </w:tc>
+            </w:tr>
+            <w:tr>
+              <w:tc>
+                <w:tcPr>
+                  <w:tcW w:w="4521" w:type="dxa"/>
+                  <w:shd w:val="clear" w:color="auto" w:fill="C4BC96" w:themeFill="background2" w:themeFillShade="BF"/>
+                </w:tcPr>
+                <w:p>
+                  <w:r>
+                    <w:t>Data di nascita</w:t>
                   </w:r>
                 </w:p>
               </w:tc>
@@ -7406,6 +4989,57 @@
                   <w:tcW w:w="4521" w:type="dxa"/>
                 </w:tcPr>
                 <w:p/>
+              </w:tc>
+            </w:tr>
+            <w:tr>
+              <w:tc>
+                <w:tcPr>
+                  <w:tcW w:w="4521" w:type="dxa"/>
+                  <w:shd w:val="clear" w:color="auto" w:fill="C4BC96" w:themeFill="background2" w:themeFillShade="BF"/>
+                </w:tcPr>
+                <w:p>
+                  <w:r>
+                    <w:t>E-mail</w:t>
+                  </w:r>
+                </w:p>
+              </w:tc>
+              <w:tc>
+                <w:tcPr>
+                  <w:tcW w:w="4521" w:type="dxa"/>
+                </w:tcPr>
+                <w:p>
+                  <w:hyperlink r:id="rId10" w:history="1">
+                    <w:r>
+                      <w:rPr>
+                        <w:rStyle w:val="Collegamentoipertestuale"/>
+                      </w:rPr>
+                      <w:t>luigiverdi@azienda.it</w:t>
+                    </w:r>
+                  </w:hyperlink>
+                </w:p>
+              </w:tc>
+            </w:tr>
+            <w:tr>
+              <w:tc>
+                <w:tcPr>
+                  <w:tcW w:w="4521" w:type="dxa"/>
+                  <w:shd w:val="clear" w:color="auto" w:fill="C4BC96" w:themeFill="background2" w:themeFillShade="BF"/>
+                </w:tcPr>
+                <w:p>
+                  <w:r>
+                    <w:t xml:space="preserve">Password </w:t>
+                  </w:r>
+                </w:p>
+              </w:tc>
+              <w:tc>
+                <w:tcPr>
+                  <w:tcW w:w="4521" w:type="dxa"/>
+                </w:tcPr>
+                <w:p>
+                  <w:r>
+                    <w:t>Scarabeo96!*</w:t>
+                  </w:r>
+                </w:p>
               </w:tc>
             </w:tr>
           </w:tbl>
@@ -7415,7 +5049,7 @@
               <w:pStyle w:val="Paragrafoelenco"/>
               <w:numPr>
                 <w:ilvl w:val="0"/>
-                <w:numId w:val="29"/>
+                <w:numId w:val="35"/>
               </w:numPr>
             </w:pPr>
             <w:r>
@@ -7427,7 +5061,7 @@
             </w:r>
             <w:proofErr w:type="spellEnd"/>
             <w:r>
-              <w:t xml:space="preserve"> di conferma per assicurarsi che l’utente voglia sospendere il task</w:t>
+              <w:t xml:space="preserve"> di conferma per assicurarsi che il gestore degli account voglia creare un nuovo account</w:t>
             </w:r>
           </w:p>
           <w:p>
@@ -7435,11 +5069,11 @@
               <w:pStyle w:val="Paragrafoelenco"/>
               <w:numPr>
                 <w:ilvl w:val="0"/>
-                <w:numId w:val="29"/>
+                <w:numId w:val="35"/>
               </w:numPr>
             </w:pPr>
             <w:r>
-              <w:t>L’utente conferma e attende l’esito</w:t>
+              <w:t>Il gestore degli account conferma e attende l’esito</w:t>
             </w:r>
           </w:p>
         </w:tc>
@@ -7470,12 +5104,20 @@
           </w:tcPr>
           <w:p>
             <w:r>
-              <w:t>L’operazione ha esito negativo e viene mostrato il messaggio “possibilità di sospendere il task non disponibile”</w:t>
-            </w:r>
-          </w:p>
-          <w:p>
-            <w:r>
-              <w:t>(task non sospendibile)</w:t>
+              <w:t xml:space="preserve">L’operazione ha esito negativo e viene mostrato il messaggio “Il campo ‘data di </w:t>
+            </w:r>
+            <w:proofErr w:type="spellStart"/>
+            <w:r>
+              <w:t>nascita’</w:t>
+            </w:r>
+            <w:proofErr w:type="spellEnd"/>
+            <w:r>
+              <w:t xml:space="preserve"> è obbligatorio”.</w:t>
+            </w:r>
+          </w:p>
+          <w:p>
+            <w:r>
+              <w:t>(data nulla)</w:t>
             </w:r>
           </w:p>
         </w:tc>
@@ -7519,7 +5161,10 @@
           </w:tcPr>
           <w:p>
             <w:r>
-              <w:t>TC_25</w:t>
+              <w:t>TC_</w:t>
+            </w:r>
+            <w:r>
+              <w:t>3</w:t>
             </w:r>
           </w:p>
         </w:tc>
@@ -7540,7 +5185,13 @@
           </w:tcPr>
           <w:p>
             <w:r>
-              <w:t>TF_4.6</w:t>
+              <w:t>TF_</w:t>
+            </w:r>
+            <w:r>
+              <w:t>3</w:t>
+            </w:r>
+            <w:r>
+              <w:t>.6</w:t>
             </w:r>
           </w:p>
         </w:tc>
@@ -7567,7 +5218,7 @@
           </w:tcPr>
           <w:p>
             <w:r>
-              <w:t>L’utente è autenticato e si trova sulla scheda di dettaglio di un task</w:t>
+              <w:t>Il gestore degli account è autenticato e si trova sulla pagina di creazione account</w:t>
             </w:r>
           </w:p>
         </w:tc>
@@ -7603,39 +5254,11 @@
               <w:pStyle w:val="Paragrafoelenco"/>
               <w:numPr>
                 <w:ilvl w:val="0"/>
-                <w:numId w:val="30"/>
+                <w:numId w:val="36"/>
               </w:numPr>
             </w:pPr>
             <w:r>
-              <w:t xml:space="preserve">L’utente clicca il </w:t>
-            </w:r>
-            <w:proofErr w:type="spellStart"/>
-            <w:r>
-              <w:t>button</w:t>
-            </w:r>
-            <w:proofErr w:type="spellEnd"/>
-            <w:r>
-              <w:t xml:space="preserve"> “Sospendi task”</w:t>
-            </w:r>
-          </w:p>
-          <w:p>
-            <w:pPr>
-              <w:pStyle w:val="Paragrafoelenco"/>
-              <w:numPr>
-                <w:ilvl w:val="0"/>
-                <w:numId w:val="30"/>
-              </w:numPr>
-            </w:pPr>
-            <w:r>
-              <w:t xml:space="preserve">L’utente compila i campi sul </w:t>
-            </w:r>
-            <w:proofErr w:type="spellStart"/>
-            <w:r>
-              <w:t>modal</w:t>
-            </w:r>
-            <w:proofErr w:type="spellEnd"/>
-            <w:r>
-              <w:t xml:space="preserve"> di compilazione</w:t>
+              <w:t>Il gestore degli account compila il form con i seguenti valori</w:t>
             </w:r>
           </w:p>
           <w:tbl>
@@ -7656,17 +5279,17 @@
                 </w:tcPr>
                 <w:p>
                   <w:r>
-                    <w:t>Stato attuale task</w:t>
-                  </w:r>
-                </w:p>
-              </w:tc>
-              <w:tc>
-                <w:tcPr>
-                  <w:tcW w:w="4521" w:type="dxa"/>
-                </w:tcPr>
-                <w:p>
-                  <w:r>
-                    <w:t>In elaborazione</w:t>
+                    <w:t xml:space="preserve">Nome </w:t>
+                  </w:r>
+                </w:p>
+              </w:tc>
+              <w:tc>
+                <w:tcPr>
+                  <w:tcW w:w="4521" w:type="dxa"/>
+                </w:tcPr>
+                <w:p>
+                  <w:r>
+                    <w:t>Luigi</w:t>
                   </w:r>
                 </w:p>
               </w:tc>
@@ -7679,15 +5302,93 @@
                 </w:tcPr>
                 <w:p>
                   <w:r>
-                    <w:t xml:space="preserve">Motivazione </w:t>
-                  </w:r>
-                </w:p>
-              </w:tc>
-              <w:tc>
-                <w:tcPr>
-                  <w:tcW w:w="4521" w:type="dxa"/>
-                </w:tcPr>
-                <w:p/>
+                    <w:t xml:space="preserve">Cognome  </w:t>
+                  </w:r>
+                </w:p>
+              </w:tc>
+              <w:tc>
+                <w:tcPr>
+                  <w:tcW w:w="4521" w:type="dxa"/>
+                </w:tcPr>
+                <w:p>
+                  <w:r>
+                    <w:t>Verdi</w:t>
+                  </w:r>
+                </w:p>
+              </w:tc>
+            </w:tr>
+            <w:tr>
+              <w:tc>
+                <w:tcPr>
+                  <w:tcW w:w="4521" w:type="dxa"/>
+                  <w:shd w:val="clear" w:color="auto" w:fill="C4BC96" w:themeFill="background2" w:themeFillShade="BF"/>
+                </w:tcPr>
+                <w:p>
+                  <w:r>
+                    <w:t>Data di nascita</w:t>
+                  </w:r>
+                </w:p>
+              </w:tc>
+              <w:tc>
+                <w:tcPr>
+                  <w:tcW w:w="4521" w:type="dxa"/>
+                </w:tcPr>
+                <w:p>
+                  <w:r>
+                    <w:t>24/03/1996</w:t>
+                  </w:r>
+                </w:p>
+              </w:tc>
+            </w:tr>
+            <w:tr>
+              <w:tc>
+                <w:tcPr>
+                  <w:tcW w:w="4521" w:type="dxa"/>
+                  <w:shd w:val="clear" w:color="auto" w:fill="C4BC96" w:themeFill="background2" w:themeFillShade="BF"/>
+                </w:tcPr>
+                <w:p>
+                  <w:r>
+                    <w:t>E-mail</w:t>
+                  </w:r>
+                </w:p>
+              </w:tc>
+              <w:tc>
+                <w:tcPr>
+                  <w:tcW w:w="4521" w:type="dxa"/>
+                </w:tcPr>
+                <w:p>
+                  <w:hyperlink r:id="rId11" w:history="1">
+                    <w:r>
+                      <w:rPr>
+                        <w:rStyle w:val="Collegamentoipertestuale"/>
+                      </w:rPr>
+                      <w:t>luigiverdi.azienda@it</w:t>
+                    </w:r>
+                  </w:hyperlink>
+                </w:p>
+              </w:tc>
+            </w:tr>
+            <w:tr>
+              <w:tc>
+                <w:tcPr>
+                  <w:tcW w:w="4521" w:type="dxa"/>
+                  <w:shd w:val="clear" w:color="auto" w:fill="C4BC96" w:themeFill="background2" w:themeFillShade="BF"/>
+                </w:tcPr>
+                <w:p>
+                  <w:r>
+                    <w:t xml:space="preserve">Password </w:t>
+                  </w:r>
+                </w:p>
+              </w:tc>
+              <w:tc>
+                <w:tcPr>
+                  <w:tcW w:w="4521" w:type="dxa"/>
+                </w:tcPr>
+                <w:p>
+                  <w:r>
+                    <w:t>Scarabeo96!*</w:t>
+                  </w:r>
+                </w:p>
               </w:tc>
             </w:tr>
           </w:tbl>
@@ -7697,7 +5398,7 @@
               <w:pStyle w:val="Paragrafoelenco"/>
               <w:numPr>
                 <w:ilvl w:val="0"/>
-                <w:numId w:val="30"/>
+                <w:numId w:val="36"/>
               </w:numPr>
             </w:pPr>
             <w:r>
@@ -7709,7 +5410,7 @@
             </w:r>
             <w:proofErr w:type="spellEnd"/>
             <w:r>
-              <w:t xml:space="preserve"> di conferma per assicurarsi che l’utente voglia sospendere il task</w:t>
+              <w:t xml:space="preserve"> di conferma per assicurarsi che il gestore degli account voglia creare un nuovo account</w:t>
             </w:r>
           </w:p>
           <w:p>
@@ -7717,11 +5418,11 @@
               <w:pStyle w:val="Paragrafoelenco"/>
               <w:numPr>
                 <w:ilvl w:val="0"/>
-                <w:numId w:val="30"/>
+                <w:numId w:val="36"/>
               </w:numPr>
             </w:pPr>
             <w:r>
-              <w:t>L’utente conferma e attende l’esito</w:t>
+              <w:t>Il gestore degli account conferma e attende l’esito</w:t>
             </w:r>
           </w:p>
         </w:tc>
@@ -7752,12 +5453,12 @@
           </w:tcPr>
           <w:p>
             <w:r>
-              <w:t>L’operazione ha esito negativo e viene mostrato il messaggio “Motivazione obbligatoria”</w:t>
-            </w:r>
-          </w:p>
-          <w:p>
-            <w:r>
-              <w:t>(motivazione nulla)</w:t>
+              <w:t>L’operazione ha esito negativo e viene mostrato il messaggio “Il formato della e-mail non è valido”.</w:t>
+            </w:r>
+          </w:p>
+          <w:p>
+            <w:r>
+              <w:t>(formato e-mail invalido)</w:t>
             </w:r>
           </w:p>
         </w:tc>
@@ -7790,67 +5491,6 @@
           <w:rStyle w:val="Riferimentodelicato"/>
         </w:rPr>
       </w:pPr>
-    </w:p>
-    <w:p>
-      <w:pPr>
-        <w:rPr>
-          <w:rStyle w:val="Riferimentodelicato"/>
-        </w:rPr>
-      </w:pPr>
-    </w:p>
-    <w:p>
-      <w:pPr>
-        <w:rPr>
-          <w:rStyle w:val="Riferimentodelicato"/>
-        </w:rPr>
-      </w:pPr>
-    </w:p>
-    <w:p>
-      <w:pPr>
-        <w:rPr>
-          <w:rStyle w:val="Riferimentodelicato"/>
-        </w:rPr>
-      </w:pPr>
-    </w:p>
-    <w:p>
-      <w:pPr>
-        <w:rPr>
-          <w:rStyle w:val="Riferimentodelicato"/>
-        </w:rPr>
-      </w:pPr>
-    </w:p>
-    <w:p>
-      <w:pPr>
-        <w:rPr>
-          <w:rStyle w:val="Riferimentodelicato"/>
-        </w:rPr>
-      </w:pPr>
-    </w:p>
-    <w:p>
-      <w:pPr>
-        <w:rPr>
-          <w:rStyle w:val="Riferimentodelicato"/>
-        </w:rPr>
-      </w:pPr>
-    </w:p>
-    <w:p>
-      <w:pPr>
-        <w:pStyle w:val="Paragrafoelenco"/>
-        <w:numPr>
-          <w:ilvl w:val="0"/>
-          <w:numId w:val="30"/>
-        </w:numPr>
-        <w:rPr>
-          <w:rStyle w:val="Riferimentodelicato"/>
-        </w:rPr>
-      </w:pPr>
-      <w:r>
-        <w:rPr>
-          <w:rStyle w:val="Riferimentodelicato"/>
-        </w:rPr>
-        <w:lastRenderedPageBreak/>
-        <w:t>Inserimento di un nuovo account</w:t>
-      </w:r>
     </w:p>
     <w:p>
       <w:pPr>
@@ -7880,6 +5520,7 @@
           </w:tcPr>
           <w:p>
             <w:r>
+              <w:lastRenderedPageBreak/>
               <w:t xml:space="preserve">Test Case ID: </w:t>
             </w:r>
           </w:p>
@@ -7890,7 +5531,10 @@
           </w:tcPr>
           <w:p>
             <w:r>
-              <w:t>TC_26</w:t>
+              <w:t>TC_</w:t>
+            </w:r>
+            <w:r>
+              <w:t>3</w:t>
             </w:r>
           </w:p>
         </w:tc>
@@ -7911,7 +5555,13 @@
           </w:tcPr>
           <w:p>
             <w:r>
-              <w:t>TF_5.1</w:t>
+              <w:t>TF_</w:t>
+            </w:r>
+            <w:r>
+              <w:t>3</w:t>
+            </w:r>
+            <w:r>
+              <w:t>.7</w:t>
             </w:r>
           </w:p>
         </w:tc>
@@ -7974,7 +5624,7 @@
               <w:pStyle w:val="Paragrafoelenco"/>
               <w:numPr>
                 <w:ilvl w:val="0"/>
-                <w:numId w:val="31"/>
+                <w:numId w:val="37"/>
               </w:numPr>
             </w:pPr>
             <w:r>
@@ -8077,7 +5727,7 @@
                   <w:tcW w:w="4521" w:type="dxa"/>
                 </w:tcPr>
                 <w:p>
-                  <w:hyperlink r:id="rId6" w:history="1">
+                  <w:hyperlink r:id="rId12" w:history="1">
                     <w:r>
                       <w:rPr>
                         <w:rStyle w:val="Collegamentoipertestuale"/>
@@ -8104,11 +5754,7 @@
                 <w:tcPr>
                   <w:tcW w:w="4521" w:type="dxa"/>
                 </w:tcPr>
-                <w:p>
-                  <w:r>
-                    <w:t>Scarabeo96!*</w:t>
-                  </w:r>
-                </w:p>
+                <w:p/>
               </w:tc>
             </w:tr>
           </w:tbl>
@@ -8118,7 +5764,7 @@
               <w:pStyle w:val="Paragrafoelenco"/>
               <w:numPr>
                 <w:ilvl w:val="0"/>
-                <w:numId w:val="31"/>
+                <w:numId w:val="37"/>
               </w:numPr>
             </w:pPr>
             <w:r>
@@ -8138,7 +5784,7 @@
               <w:pStyle w:val="Paragrafoelenco"/>
               <w:numPr>
                 <w:ilvl w:val="0"/>
-                <w:numId w:val="31"/>
+                <w:numId w:val="37"/>
               </w:numPr>
             </w:pPr>
             <w:r>
@@ -8173,10 +5819,14 @@
           </w:tcPr>
           <w:p>
             <w:r>
-              <w:t>L’operazione ha esito positivo e l’account viene creato e salvato</w:t>
-            </w:r>
-          </w:p>
-          <w:p/>
+              <w:t>L’operazione ha esito negativo e viene mostrato il messaggio “Il campo ‘password’ è obbligatorio”.</w:t>
+            </w:r>
+          </w:p>
+          <w:p>
+            <w:r>
+              <w:t>(password nulla)</w:t>
+            </w:r>
+          </w:p>
         </w:tc>
       </w:tr>
     </w:tbl>
@@ -8218,7 +5868,7 @@
           </w:tcPr>
           <w:p>
             <w:r>
-              <w:t>TC_27</w:t>
+              <w:t>TC_3</w:t>
             </w:r>
           </w:p>
         </w:tc>
@@ -8239,7 +5889,13 @@
           </w:tcPr>
           <w:p>
             <w:r>
-              <w:t>TF_5.2</w:t>
+              <w:t>TF_</w:t>
+            </w:r>
+            <w:r>
+              <w:t>3</w:t>
+            </w:r>
+            <w:r>
+              <w:t>.8</w:t>
             </w:r>
           </w:p>
         </w:tc>
@@ -8302,7 +5958,7 @@
               <w:pStyle w:val="Paragrafoelenco"/>
               <w:numPr>
                 <w:ilvl w:val="0"/>
-                <w:numId w:val="32"/>
+                <w:numId w:val="38"/>
               </w:numPr>
             </w:pPr>
             <w:r>
@@ -8316,8 +5972,8 @@
               <w:tblLook w:val="04A0" w:firstRow="1" w:lastRow="0" w:firstColumn="1" w:lastColumn="0" w:noHBand="0" w:noVBand="1"/>
             </w:tblPr>
             <w:tblGrid>
-              <w:gridCol w:w="4521"/>
-              <w:gridCol w:w="4521"/>
+              <w:gridCol w:w="1388"/>
+              <w:gridCol w:w="7654"/>
             </w:tblGrid>
             <w:tr>
               <w:tc>
@@ -8337,7 +5993,7 @@
                 </w:tcPr>
                 <w:p>
                   <w:r>
-                    <w:t>Luigi</w:t>
+                    <w:t>Nomelunghissimochepiùlungononsipuòaveresaràsicuropiùdi50caratteri</w:t>
                   </w:r>
                 </w:p>
               </w:tc>
@@ -8405,12 +6061,12 @@
                   <w:tcW w:w="4521" w:type="dxa"/>
                 </w:tcPr>
                 <w:p>
-                  <w:hyperlink r:id="rId7" w:history="1">
+                  <w:hyperlink r:id="rId13" w:history="1">
                     <w:r>
                       <w:rPr>
                         <w:rStyle w:val="Collegamentoipertestuale"/>
                       </w:rPr>
-                      <w:t>mariorossi@azienda.it</w:t>
+                      <w:t>luigiverdi@azienda.it</w:t>
                     </w:r>
                   </w:hyperlink>
                 </w:p>
@@ -8446,7 +6102,7 @@
               <w:pStyle w:val="Paragrafoelenco"/>
               <w:numPr>
                 <w:ilvl w:val="0"/>
-                <w:numId w:val="32"/>
+                <w:numId w:val="38"/>
               </w:numPr>
             </w:pPr>
             <w:r>
@@ -8466,7 +6122,7 @@
               <w:pStyle w:val="Paragrafoelenco"/>
               <w:numPr>
                 <w:ilvl w:val="0"/>
-                <w:numId w:val="32"/>
+                <w:numId w:val="38"/>
               </w:numPr>
             </w:pPr>
             <w:r>
@@ -8501,17 +6157,24 @@
           </w:tcPr>
           <w:p>
             <w:r>
-              <w:t>L’operazione ha esito negativo e viene mostrato il messaggio “Indirizzo e-mail già utilizzato”</w:t>
-            </w:r>
-          </w:p>
-          <w:p>
-            <w:r>
-              <w:t>(indirizzo e-mail già utilizzato)</w:t>
+              <w:t>L’operazione ha esito negativo e viene mostrato il messaggio “Nome troppo lungo (max. 50 caratteri”.</w:t>
+            </w:r>
+          </w:p>
+          <w:p>
+            <w:r>
+              <w:t>(formato nome invalido)</w:t>
             </w:r>
           </w:p>
         </w:tc>
       </w:tr>
     </w:tbl>
+    <w:p>
+      <w:pPr>
+        <w:rPr>
+          <w:rStyle w:val="Riferimentodelicato"/>
+        </w:rPr>
+      </w:pPr>
+    </w:p>
     <w:p>
       <w:pPr>
         <w:rPr>
@@ -8565,7 +6228,7 @@
           </w:tcPr>
           <w:p>
             <w:r>
-              <w:t>TC_28</w:t>
+              <w:t>TC_3</w:t>
             </w:r>
           </w:p>
         </w:tc>
@@ -8586,7 +6249,13 @@
           </w:tcPr>
           <w:p>
             <w:r>
-              <w:t>TF_5.3</w:t>
+              <w:t>TF_</w:t>
+            </w:r>
+            <w:r>
+              <w:t>3</w:t>
+            </w:r>
+            <w:r>
+              <w:t>.9</w:t>
             </w:r>
           </w:p>
         </w:tc>
@@ -8649,7 +6318,7 @@
               <w:pStyle w:val="Paragrafoelenco"/>
               <w:numPr>
                 <w:ilvl w:val="0"/>
-                <w:numId w:val="33"/>
+                <w:numId w:val="40"/>
               </w:numPr>
             </w:pPr>
             <w:r>
@@ -8682,7 +6351,11 @@
                 <w:tcPr>
                   <w:tcW w:w="4521" w:type="dxa"/>
                 </w:tcPr>
-                <w:p/>
+                <w:p>
+                  <w:r>
+                    <w:t>Luigi</w:t>
+                  </w:r>
+                </w:p>
               </w:tc>
             </w:tr>
             <w:tr>
@@ -8701,11 +6374,7 @@
                 <w:tcPr>
                   <w:tcW w:w="4521" w:type="dxa"/>
                 </w:tcPr>
-                <w:p>
-                  <w:r>
-                    <w:t>Verdi</w:t>
-                  </w:r>
-                </w:p>
+                <w:p/>
               </w:tc>
             </w:tr>
             <w:tr>
@@ -8748,7 +6417,7 @@
                   <w:tcW w:w="4521" w:type="dxa"/>
                 </w:tcPr>
                 <w:p>
-                  <w:hyperlink r:id="rId8" w:history="1">
+                  <w:hyperlink r:id="rId14" w:history="1">
                     <w:r>
                       <w:rPr>
                         <w:rStyle w:val="Collegamentoipertestuale"/>
@@ -8789,7 +6458,7 @@
               <w:pStyle w:val="Paragrafoelenco"/>
               <w:numPr>
                 <w:ilvl w:val="0"/>
-                <w:numId w:val="33"/>
+                <w:numId w:val="40"/>
               </w:numPr>
             </w:pPr>
             <w:r>
@@ -8809,7 +6478,7 @@
               <w:pStyle w:val="Paragrafoelenco"/>
               <w:numPr>
                 <w:ilvl w:val="0"/>
-                <w:numId w:val="33"/>
+                <w:numId w:val="40"/>
               </w:numPr>
             </w:pPr>
             <w:r>
@@ -8844,17 +6513,397 @@
           </w:tcPr>
           <w:p>
             <w:r>
-              <w:t>L’operazione ha esito negativo e viene mostrato il messaggio “Il campo ‘nome’ è obbligatorio”.</w:t>
-            </w:r>
-          </w:p>
-          <w:p>
-            <w:r>
-              <w:t>(nome nullo)</w:t>
+              <w:t>L’operazione ha esito negativo e viene mostrato il messaggio “il campo ‘cognome’ è obbligatorio”.</w:t>
+            </w:r>
+          </w:p>
+          <w:p>
+            <w:r>
+              <w:t>(cognome nullo)</w:t>
             </w:r>
           </w:p>
         </w:tc>
       </w:tr>
     </w:tbl>
+    <w:p>
+      <w:pPr>
+        <w:rPr>
+          <w:rStyle w:val="Riferimentodelicato"/>
+        </w:rPr>
+      </w:pPr>
+    </w:p>
+    <w:p>
+      <w:pPr>
+        <w:rPr>
+          <w:rStyle w:val="Riferimentodelicato"/>
+        </w:rPr>
+      </w:pPr>
+    </w:p>
+    <w:tbl>
+      <w:tblPr>
+        <w:tblStyle w:val="Grigliatabella"/>
+        <w:tblW w:w="0" w:type="auto"/>
+        <w:tblInd w:w="360" w:type="dxa"/>
+        <w:tblLook w:val="04A0" w:firstRow="1" w:lastRow="0" w:firstColumn="1" w:lastColumn="0" w:noHBand="0" w:noVBand="1"/>
+      </w:tblPr>
+      <w:tblGrid>
+        <w:gridCol w:w="2430"/>
+        <w:gridCol w:w="2344"/>
+        <w:gridCol w:w="2219"/>
+        <w:gridCol w:w="2275"/>
+      </w:tblGrid>
+      <w:tr>
+        <w:tc>
+          <w:tcPr>
+            <w:tcW w:w="2468" w:type="dxa"/>
+            <w:shd w:val="clear" w:color="auto" w:fill="002060"/>
+          </w:tcPr>
+          <w:p>
+            <w:r>
+              <w:t xml:space="preserve">Test Case ID: </w:t>
+            </w:r>
+          </w:p>
+        </w:tc>
+        <w:tc>
+          <w:tcPr>
+            <w:tcW w:w="2456" w:type="dxa"/>
+          </w:tcPr>
+          <w:p>
+            <w:r>
+              <w:t>TC_3</w:t>
+            </w:r>
+          </w:p>
+        </w:tc>
+        <w:tc>
+          <w:tcPr>
+            <w:tcW w:w="2172" w:type="dxa"/>
+            <w:shd w:val="clear" w:color="auto" w:fill="002060"/>
+          </w:tcPr>
+          <w:p>
+            <w:r>
+              <w:t>Test Frame:</w:t>
+            </w:r>
+          </w:p>
+        </w:tc>
+        <w:tc>
+          <w:tcPr>
+            <w:tcW w:w="2172" w:type="dxa"/>
+          </w:tcPr>
+          <w:p>
+            <w:r>
+              <w:t>TF_3.</w:t>
+            </w:r>
+            <w:r>
+              <w:t>10</w:t>
+            </w:r>
+          </w:p>
+        </w:tc>
+      </w:tr>
+      <w:tr>
+        <w:tc>
+          <w:tcPr>
+            <w:tcW w:w="4924" w:type="dxa"/>
+            <w:gridSpan w:val="2"/>
+          </w:tcPr>
+          <w:p>
+            <w:pPr>
+              <w:jc w:val="center"/>
+            </w:pPr>
+            <w:r>
+              <w:t>Precondizione:</w:t>
+            </w:r>
+          </w:p>
+        </w:tc>
+        <w:tc>
+          <w:tcPr>
+            <w:tcW w:w="4344" w:type="dxa"/>
+            <w:gridSpan w:val="2"/>
+          </w:tcPr>
+          <w:p>
+            <w:r>
+              <w:t>Il gestore degli account è autenticato e si trova sulla pagina di creazione account</w:t>
+            </w:r>
+          </w:p>
+        </w:tc>
+      </w:tr>
+      <w:tr>
+        <w:tc>
+          <w:tcPr>
+            <w:tcW w:w="9268" w:type="dxa"/>
+            <w:gridSpan w:val="4"/>
+            <w:shd w:val="clear" w:color="auto" w:fill="002060"/>
+          </w:tcPr>
+          <w:p>
+            <w:pPr>
+              <w:jc w:val="center"/>
+            </w:pPr>
+            <w:r>
+              <w:t>Flusso degli eventi</w:t>
+            </w:r>
+          </w:p>
+        </w:tc>
+      </w:tr>
+      <w:tr>
+        <w:trPr>
+          <w:trHeight w:val="2091"/>
+        </w:trPr>
+        <w:tc>
+          <w:tcPr>
+            <w:tcW w:w="9268" w:type="dxa"/>
+            <w:gridSpan w:val="4"/>
+          </w:tcPr>
+          <w:p>
+            <w:pPr>
+              <w:pStyle w:val="Paragrafoelenco"/>
+              <w:numPr>
+                <w:ilvl w:val="0"/>
+                <w:numId w:val="41"/>
+              </w:numPr>
+            </w:pPr>
+            <w:r>
+              <w:t>Il gestore degli account compila il form con i seguenti valori</w:t>
+            </w:r>
+          </w:p>
+          <w:tbl>
+            <w:tblPr>
+              <w:tblStyle w:val="Grigliatabella"/>
+              <w:tblW w:w="0" w:type="auto"/>
+              <w:tblLook w:val="04A0" w:firstRow="1" w:lastRow="0" w:firstColumn="1" w:lastColumn="0" w:noHBand="0" w:noVBand="1"/>
+            </w:tblPr>
+            <w:tblGrid>
+              <w:gridCol w:w="1202"/>
+              <w:gridCol w:w="7840"/>
+            </w:tblGrid>
+            <w:tr>
+              <w:tc>
+                <w:tcPr>
+                  <w:tcW w:w="1202" w:type="dxa"/>
+                  <w:shd w:val="clear" w:color="auto" w:fill="C4BC96" w:themeFill="background2" w:themeFillShade="BF"/>
+                </w:tcPr>
+                <w:p>
+                  <w:r>
+                    <w:t xml:space="preserve">Nome </w:t>
+                  </w:r>
+                </w:p>
+              </w:tc>
+              <w:tc>
+                <w:tcPr>
+                  <w:tcW w:w="7840" w:type="dxa"/>
+                </w:tcPr>
+                <w:p>
+                  <w:r>
+                    <w:t>Luigi</w:t>
+                  </w:r>
+                </w:p>
+              </w:tc>
+            </w:tr>
+            <w:tr>
+              <w:tc>
+                <w:tcPr>
+                  <w:tcW w:w="1202" w:type="dxa"/>
+                  <w:shd w:val="clear" w:color="auto" w:fill="C4BC96" w:themeFill="background2" w:themeFillShade="BF"/>
+                </w:tcPr>
+                <w:p>
+                  <w:r>
+                    <w:t xml:space="preserve">Cognome  </w:t>
+                  </w:r>
+                </w:p>
+              </w:tc>
+              <w:tc>
+                <w:tcPr>
+                  <w:tcW w:w="7840" w:type="dxa"/>
+                </w:tcPr>
+                <w:p>
+                  <w:r>
+                    <w:t>Cogn</w:t>
+                  </w:r>
+                  <w:r>
+                    <w:t>omelunghissimochepiùlungononsipuòaveresaràsicuropiùdi50caratteri</w:t>
+                  </w:r>
+                </w:p>
+              </w:tc>
+            </w:tr>
+            <w:tr>
+              <w:tc>
+                <w:tcPr>
+                  <w:tcW w:w="1202" w:type="dxa"/>
+                  <w:shd w:val="clear" w:color="auto" w:fill="C4BC96" w:themeFill="background2" w:themeFillShade="BF"/>
+                </w:tcPr>
+                <w:p>
+                  <w:r>
+                    <w:t>Data di nascita</w:t>
+                  </w:r>
+                </w:p>
+              </w:tc>
+              <w:tc>
+                <w:tcPr>
+                  <w:tcW w:w="7840" w:type="dxa"/>
+                </w:tcPr>
+                <w:p>
+                  <w:r>
+                    <w:t>24/03/1996</w:t>
+                  </w:r>
+                </w:p>
+              </w:tc>
+            </w:tr>
+            <w:tr>
+              <w:tc>
+                <w:tcPr>
+                  <w:tcW w:w="1202" w:type="dxa"/>
+                  <w:shd w:val="clear" w:color="auto" w:fill="C4BC96" w:themeFill="background2" w:themeFillShade="BF"/>
+                </w:tcPr>
+                <w:p>
+                  <w:r>
+                    <w:t>E-mail</w:t>
+                  </w:r>
+                </w:p>
+              </w:tc>
+              <w:tc>
+                <w:tcPr>
+                  <w:tcW w:w="7840" w:type="dxa"/>
+                </w:tcPr>
+                <w:p>
+                  <w:hyperlink r:id="rId15" w:history="1">
+                    <w:r>
+                      <w:rPr>
+                        <w:rStyle w:val="Collegamentoipertestuale"/>
+                      </w:rPr>
+                      <w:t>luigiverdi@azienda.it</w:t>
+                    </w:r>
+                  </w:hyperlink>
+                </w:p>
+              </w:tc>
+            </w:tr>
+            <w:tr>
+              <w:tc>
+                <w:tcPr>
+                  <w:tcW w:w="1202" w:type="dxa"/>
+                  <w:shd w:val="clear" w:color="auto" w:fill="C4BC96" w:themeFill="background2" w:themeFillShade="BF"/>
+                </w:tcPr>
+                <w:p>
+                  <w:r>
+                    <w:t>Ruolo</w:t>
+                  </w:r>
+                </w:p>
+              </w:tc>
+              <w:tc>
+                <w:tcPr>
+                  <w:tcW w:w="7840" w:type="dxa"/>
+                </w:tcPr>
+                <w:p>
+                  <w:r>
+                    <w:t>Supervisore</w:t>
+                  </w:r>
+                </w:p>
+              </w:tc>
+            </w:tr>
+            <w:tr>
+              <w:tc>
+                <w:tcPr>
+                  <w:tcW w:w="1202" w:type="dxa"/>
+                  <w:shd w:val="clear" w:color="auto" w:fill="C4BC96" w:themeFill="background2" w:themeFillShade="BF"/>
+                </w:tcPr>
+                <w:p>
+                  <w:r>
+                    <w:t xml:space="preserve">Password </w:t>
+                  </w:r>
+                </w:p>
+              </w:tc>
+              <w:tc>
+                <w:tcPr>
+                  <w:tcW w:w="7840" w:type="dxa"/>
+                </w:tcPr>
+                <w:p>
+                  <w:r>
+                    <w:t>Scarabeo96!*</w:t>
+                  </w:r>
+                </w:p>
+              </w:tc>
+            </w:tr>
+          </w:tbl>
+          <w:p/>
+          <w:p>
+            <w:pPr>
+              <w:pStyle w:val="Paragrafoelenco"/>
+              <w:numPr>
+                <w:ilvl w:val="0"/>
+                <w:numId w:val="41"/>
+              </w:numPr>
+            </w:pPr>
+            <w:r>
+              <w:t xml:space="preserve">Appare il </w:t>
+            </w:r>
+            <w:proofErr w:type="spellStart"/>
+            <w:r>
+              <w:t>modal</w:t>
+            </w:r>
+            <w:proofErr w:type="spellEnd"/>
+            <w:r>
+              <w:t xml:space="preserve"> di conferma per assicurarsi che il gestore degli account voglia creare un nuovo account</w:t>
+            </w:r>
+          </w:p>
+          <w:p>
+            <w:pPr>
+              <w:pStyle w:val="Paragrafoelenco"/>
+              <w:numPr>
+                <w:ilvl w:val="0"/>
+                <w:numId w:val="41"/>
+              </w:numPr>
+            </w:pPr>
+            <w:r>
+              <w:t>Il gestore degli account conferma e attende l’esito</w:t>
+            </w:r>
+          </w:p>
+        </w:tc>
+      </w:tr>
+      <w:tr>
+        <w:tc>
+          <w:tcPr>
+            <w:tcW w:w="9268" w:type="dxa"/>
+            <w:gridSpan w:val="4"/>
+            <w:shd w:val="clear" w:color="auto" w:fill="002060"/>
+          </w:tcPr>
+          <w:p>
+            <w:pPr>
+              <w:pStyle w:val="Paragrafoelenco"/>
+              <w:jc w:val="center"/>
+            </w:pPr>
+            <w:r>
+              <w:t>ORACOLO</w:t>
+            </w:r>
+          </w:p>
+        </w:tc>
+      </w:tr>
+      <w:tr>
+        <w:tc>
+          <w:tcPr>
+            <w:tcW w:w="9268" w:type="dxa"/>
+            <w:gridSpan w:val="4"/>
+          </w:tcPr>
+          <w:p>
+            <w:r>
+              <w:t>L’operazione ha esito negativo e viene mostrato il messaggio “</w:t>
+            </w:r>
+            <w:r>
+              <w:t>Il cognome è troppo lungo (max 50).</w:t>
+            </w:r>
+          </w:p>
+        </w:tc>
+      </w:tr>
+    </w:tbl>
+    <w:p>
+      <w:pPr>
+        <w:rPr>
+          <w:rStyle w:val="Riferimentodelicato"/>
+        </w:rPr>
+      </w:pPr>
+    </w:p>
+    <w:p>
+      <w:pPr>
+        <w:rPr>
+          <w:rStyle w:val="Riferimentodelicato"/>
+        </w:rPr>
+      </w:pPr>
+    </w:p>
     <w:p>
       <w:pPr>
         <w:rPr>
@@ -8883,6 +6932,7 @@
           </w:tcPr>
           <w:p>
             <w:r>
+              <w:lastRenderedPageBreak/>
               <w:t xml:space="preserve">Test Case ID: </w:t>
             </w:r>
           </w:p>
@@ -8893,7 +6943,7 @@
           </w:tcPr>
           <w:p>
             <w:r>
-              <w:t>TC_29</w:t>
+              <w:t>TC_3</w:t>
             </w:r>
           </w:p>
         </w:tc>
@@ -8914,7 +6964,10 @@
           </w:tcPr>
           <w:p>
             <w:r>
-              <w:t>TF_5.4</w:t>
+              <w:t>TF_3.1</w:t>
+            </w:r>
+            <w:r>
+              <w:t>1</w:t>
             </w:r>
           </w:p>
         </w:tc>
@@ -8977,7 +7030,7 @@
               <w:pStyle w:val="Paragrafoelenco"/>
               <w:numPr>
                 <w:ilvl w:val="0"/>
-                <w:numId w:val="34"/>
+                <w:numId w:val="42"/>
               </w:numPr>
             </w:pPr>
             <w:r>
@@ -8991,13 +7044,13 @@
               <w:tblLook w:val="04A0" w:firstRow="1" w:lastRow="0" w:firstColumn="1" w:lastColumn="0" w:noHBand="0" w:noVBand="1"/>
             </w:tblPr>
             <w:tblGrid>
-              <w:gridCol w:w="4521"/>
-              <w:gridCol w:w="4521"/>
+              <w:gridCol w:w="1512"/>
+              <w:gridCol w:w="7530"/>
             </w:tblGrid>
             <w:tr>
               <w:tc>
                 <w:tcPr>
-                  <w:tcW w:w="4521" w:type="dxa"/>
+                  <w:tcW w:w="1512" w:type="dxa"/>
                   <w:shd w:val="clear" w:color="auto" w:fill="C4BC96" w:themeFill="background2" w:themeFillShade="BF"/>
                 </w:tcPr>
                 <w:p>
@@ -9008,7 +7061,7 @@
               </w:tc>
               <w:tc>
                 <w:tcPr>
-                  <w:tcW w:w="4521" w:type="dxa"/>
+                  <w:tcW w:w="7530" w:type="dxa"/>
                 </w:tcPr>
                 <w:p>
                   <w:r>
@@ -9020,7 +7073,7 @@
             <w:tr>
               <w:tc>
                 <w:tcPr>
-                  <w:tcW w:w="4521" w:type="dxa"/>
+                  <w:tcW w:w="1512" w:type="dxa"/>
                   <w:shd w:val="clear" w:color="auto" w:fill="C4BC96" w:themeFill="background2" w:themeFillShade="BF"/>
                 </w:tcPr>
                 <w:p>
@@ -9031,7 +7084,7 @@
               </w:tc>
               <w:tc>
                 <w:tcPr>
-                  <w:tcW w:w="4521" w:type="dxa"/>
+                  <w:tcW w:w="7530" w:type="dxa"/>
                 </w:tcPr>
                 <w:p>
                   <w:r>
@@ -9043,7 +7096,7 @@
             <w:tr>
               <w:tc>
                 <w:tcPr>
-                  <w:tcW w:w="4521" w:type="dxa"/>
+                  <w:tcW w:w="1512" w:type="dxa"/>
                   <w:shd w:val="clear" w:color="auto" w:fill="C4BC96" w:themeFill="background2" w:themeFillShade="BF"/>
                 </w:tcPr>
                 <w:p>
@@ -9054,11 +7107,11 @@
               </w:tc>
               <w:tc>
                 <w:tcPr>
-                  <w:tcW w:w="4521" w:type="dxa"/>
-                </w:tcPr>
-                <w:p>
-                  <w:r>
-                    <w:t>1996/03/24</w:t>
+                  <w:tcW w:w="7530" w:type="dxa"/>
+                </w:tcPr>
+                <w:p>
+                  <w:r>
+                    <w:t>24/03/1996</w:t>
                   </w:r>
                 </w:p>
               </w:tc>
@@ -9066,7 +7119,7 @@
             <w:tr>
               <w:tc>
                 <w:tcPr>
-                  <w:tcW w:w="4521" w:type="dxa"/>
+                  <w:tcW w:w="1512" w:type="dxa"/>
                   <w:shd w:val="clear" w:color="auto" w:fill="C4BC96" w:themeFill="background2" w:themeFillShade="BF"/>
                 </w:tcPr>
                 <w:p>
@@ -9077,10 +7130,10 @@
               </w:tc>
               <w:tc>
                 <w:tcPr>
-                  <w:tcW w:w="4521" w:type="dxa"/>
-                </w:tcPr>
-                <w:p>
-                  <w:hyperlink r:id="rId9" w:history="1">
+                  <w:tcW w:w="7530" w:type="dxa"/>
+                </w:tcPr>
+                <w:p>
+                  <w:hyperlink r:id="rId16" w:history="1">
                     <w:r>
                       <w:rPr>
                         <w:rStyle w:val="Collegamentoipertestuale"/>
@@ -9094,18 +7147,60 @@
             <w:tr>
               <w:tc>
                 <w:tcPr>
-                  <w:tcW w:w="4521" w:type="dxa"/>
+                  <w:tcW w:w="1512" w:type="dxa"/>
                   <w:shd w:val="clear" w:color="auto" w:fill="C4BC96" w:themeFill="background2" w:themeFillShade="BF"/>
                 </w:tcPr>
                 <w:p>
                   <w:r>
+                    <w:t>Ruolo</w:t>
+                  </w:r>
+                </w:p>
+              </w:tc>
+              <w:tc>
+                <w:tcPr>
+                  <w:tcW w:w="7530" w:type="dxa"/>
+                </w:tcPr>
+                <w:p>
+                  <w:r>
+                    <w:t>Dipendente</w:t>
+                  </w:r>
+                </w:p>
+              </w:tc>
+            </w:tr>
+            <w:tr>
+              <w:tc>
+                <w:tcPr>
+                  <w:tcW w:w="1512" w:type="dxa"/>
+                  <w:shd w:val="clear" w:color="auto" w:fill="C4BC96" w:themeFill="background2" w:themeFillShade="BF"/>
+                </w:tcPr>
+                <w:p>
+                  <w:r>
+                    <w:t>Supervisore</w:t>
+                  </w:r>
+                </w:p>
+              </w:tc>
+              <w:tc>
+                <w:tcPr>
+                  <w:tcW w:w="7530" w:type="dxa"/>
+                </w:tcPr>
+                <w:p/>
+              </w:tc>
+            </w:tr>
+            <w:tr>
+              <w:tc>
+                <w:tcPr>
+                  <w:tcW w:w="1512" w:type="dxa"/>
+                  <w:shd w:val="clear" w:color="auto" w:fill="C4BC96" w:themeFill="background2" w:themeFillShade="BF"/>
+                </w:tcPr>
+                <w:p>
+                  <w:r>
                     <w:t xml:space="preserve">Password </w:t>
                   </w:r>
                 </w:p>
               </w:tc>
               <w:tc>
                 <w:tcPr>
-                  <w:tcW w:w="4521" w:type="dxa"/>
+                  <w:tcW w:w="7530" w:type="dxa"/>
                 </w:tcPr>
                 <w:p>
                   <w:r>
@@ -9121,7 +7216,7 @@
               <w:pStyle w:val="Paragrafoelenco"/>
               <w:numPr>
                 <w:ilvl w:val="0"/>
-                <w:numId w:val="34"/>
+                <w:numId w:val="42"/>
               </w:numPr>
             </w:pPr>
             <w:r>
@@ -9141,7 +7236,7 @@
               <w:pStyle w:val="Paragrafoelenco"/>
               <w:numPr>
                 <w:ilvl w:val="0"/>
-                <w:numId w:val="34"/>
+                <w:numId w:val="42"/>
               </w:numPr>
             </w:pPr>
             <w:r>
@@ -9176,1748 +7271,19 @@
           </w:tcPr>
           <w:p>
             <w:r>
-              <w:t>L’operazione ha esito negativo e viene mostrato il messaggio “Formato data non valido”.</w:t>
-            </w:r>
-          </w:p>
-          <w:p>
-            <w:r>
-              <w:t>(formato data invalido)</w:t>
-            </w:r>
-          </w:p>
-        </w:tc>
-      </w:tr>
-    </w:tbl>
-    <w:p>
-      <w:pPr>
-        <w:rPr>
-          <w:rStyle w:val="Riferimentodelicato"/>
-        </w:rPr>
-      </w:pPr>
-    </w:p>
-    <w:p>
-      <w:pPr>
-        <w:rPr>
-          <w:rStyle w:val="Riferimentodelicato"/>
-        </w:rPr>
-      </w:pPr>
-    </w:p>
-    <w:p>
-      <w:pPr>
-        <w:rPr>
-          <w:rStyle w:val="Riferimentodelicato"/>
-        </w:rPr>
-      </w:pPr>
-    </w:p>
-    <w:p>
-      <w:pPr>
-        <w:rPr>
-          <w:rStyle w:val="Riferimentodelicato"/>
-        </w:rPr>
-      </w:pPr>
-    </w:p>
-    <w:p>
-      <w:pPr>
-        <w:rPr>
-          <w:rStyle w:val="Riferimentodelicato"/>
-        </w:rPr>
-      </w:pPr>
-    </w:p>
-    <w:tbl>
-      <w:tblPr>
-        <w:tblStyle w:val="Grigliatabella"/>
-        <w:tblW w:w="0" w:type="auto"/>
-        <w:tblInd w:w="360" w:type="dxa"/>
-        <w:tblLook w:val="04A0" w:firstRow="1" w:lastRow="0" w:firstColumn="1" w:lastColumn="0" w:noHBand="0" w:noVBand="1"/>
-      </w:tblPr>
-      <w:tblGrid>
-        <w:gridCol w:w="2468"/>
-        <w:gridCol w:w="2456"/>
-        <w:gridCol w:w="2172"/>
-        <w:gridCol w:w="2172"/>
-      </w:tblGrid>
-      <w:tr>
-        <w:tc>
-          <w:tcPr>
-            <w:tcW w:w="2468" w:type="dxa"/>
-            <w:shd w:val="clear" w:color="auto" w:fill="002060"/>
-          </w:tcPr>
-          <w:p>
-            <w:r>
-              <w:lastRenderedPageBreak/>
-              <w:t xml:space="preserve">Test Case ID: </w:t>
-            </w:r>
-          </w:p>
-        </w:tc>
-        <w:tc>
-          <w:tcPr>
-            <w:tcW w:w="2456" w:type="dxa"/>
-          </w:tcPr>
-          <w:p>
-            <w:r>
-              <w:t>TC_30</w:t>
-            </w:r>
-          </w:p>
-        </w:tc>
-        <w:tc>
-          <w:tcPr>
-            <w:tcW w:w="2172" w:type="dxa"/>
-            <w:shd w:val="clear" w:color="auto" w:fill="002060"/>
-          </w:tcPr>
-          <w:p>
-            <w:r>
-              <w:t>Test Frame:</w:t>
-            </w:r>
-          </w:p>
-        </w:tc>
-        <w:tc>
-          <w:tcPr>
-            <w:tcW w:w="2172" w:type="dxa"/>
-          </w:tcPr>
-          <w:p>
-            <w:r>
-              <w:t>TF_5.5</w:t>
-            </w:r>
-          </w:p>
-        </w:tc>
-      </w:tr>
-      <w:tr>
-        <w:tc>
-          <w:tcPr>
-            <w:tcW w:w="4924" w:type="dxa"/>
-            <w:gridSpan w:val="2"/>
-          </w:tcPr>
-          <w:p>
-            <w:pPr>
-              <w:jc w:val="center"/>
-            </w:pPr>
-            <w:r>
-              <w:t>Precondizione:</w:t>
-            </w:r>
-          </w:p>
-        </w:tc>
-        <w:tc>
-          <w:tcPr>
-            <w:tcW w:w="4344" w:type="dxa"/>
-            <w:gridSpan w:val="2"/>
-          </w:tcPr>
-          <w:p>
-            <w:r>
-              <w:t>Il gestore degli account è autenticato e si trova sulla pagina di creazione account</w:t>
-            </w:r>
-          </w:p>
-        </w:tc>
-      </w:tr>
-      <w:tr>
-        <w:tc>
-          <w:tcPr>
-            <w:tcW w:w="9268" w:type="dxa"/>
-            <w:gridSpan w:val="4"/>
-            <w:shd w:val="clear" w:color="auto" w:fill="002060"/>
-          </w:tcPr>
-          <w:p>
-            <w:pPr>
-              <w:jc w:val="center"/>
-            </w:pPr>
-            <w:r>
-              <w:t>Flusso degli eventi</w:t>
-            </w:r>
-          </w:p>
-        </w:tc>
-      </w:tr>
-      <w:tr>
-        <w:trPr>
-          <w:trHeight w:val="2091"/>
-        </w:trPr>
-        <w:tc>
-          <w:tcPr>
-            <w:tcW w:w="9268" w:type="dxa"/>
-            <w:gridSpan w:val="4"/>
-          </w:tcPr>
-          <w:p>
-            <w:pPr>
-              <w:pStyle w:val="Paragrafoelenco"/>
-              <w:numPr>
-                <w:ilvl w:val="0"/>
-                <w:numId w:val="35"/>
-              </w:numPr>
-            </w:pPr>
-            <w:r>
-              <w:t>Il gestore degli account compila il form con i seguenti valori</w:t>
-            </w:r>
-          </w:p>
-          <w:tbl>
-            <w:tblPr>
-              <w:tblStyle w:val="Grigliatabella"/>
-              <w:tblW w:w="0" w:type="auto"/>
-              <w:tblLook w:val="04A0" w:firstRow="1" w:lastRow="0" w:firstColumn="1" w:lastColumn="0" w:noHBand="0" w:noVBand="1"/>
-            </w:tblPr>
-            <w:tblGrid>
-              <w:gridCol w:w="4521"/>
-              <w:gridCol w:w="4521"/>
-            </w:tblGrid>
-            <w:tr>
-              <w:tc>
-                <w:tcPr>
-                  <w:tcW w:w="4521" w:type="dxa"/>
-                  <w:shd w:val="clear" w:color="auto" w:fill="C4BC96" w:themeFill="background2" w:themeFillShade="BF"/>
-                </w:tcPr>
-                <w:p>
-                  <w:r>
-                    <w:t xml:space="preserve">Nome </w:t>
-                  </w:r>
-                </w:p>
-              </w:tc>
-              <w:tc>
-                <w:tcPr>
-                  <w:tcW w:w="4521" w:type="dxa"/>
-                </w:tcPr>
-                <w:p>
-                  <w:r>
-                    <w:t>Luigi</w:t>
-                  </w:r>
-                </w:p>
-              </w:tc>
-            </w:tr>
-            <w:tr>
-              <w:tc>
-                <w:tcPr>
-                  <w:tcW w:w="4521" w:type="dxa"/>
-                  <w:shd w:val="clear" w:color="auto" w:fill="C4BC96" w:themeFill="background2" w:themeFillShade="BF"/>
-                </w:tcPr>
-                <w:p>
-                  <w:r>
-                    <w:t xml:space="preserve">Cognome  </w:t>
-                  </w:r>
-                </w:p>
-              </w:tc>
-              <w:tc>
-                <w:tcPr>
-                  <w:tcW w:w="4521" w:type="dxa"/>
-                </w:tcPr>
-                <w:p>
-                  <w:r>
-                    <w:t>Verdi</w:t>
-                  </w:r>
-                </w:p>
-              </w:tc>
-            </w:tr>
-            <w:tr>
-              <w:tc>
-                <w:tcPr>
-                  <w:tcW w:w="4521" w:type="dxa"/>
-                  <w:shd w:val="clear" w:color="auto" w:fill="C4BC96" w:themeFill="background2" w:themeFillShade="BF"/>
-                </w:tcPr>
-                <w:p>
-                  <w:r>
-                    <w:t>Data di nascita</w:t>
-                  </w:r>
-                </w:p>
-              </w:tc>
-              <w:tc>
-                <w:tcPr>
-                  <w:tcW w:w="4521" w:type="dxa"/>
-                </w:tcPr>
-                <w:p/>
-              </w:tc>
-            </w:tr>
-            <w:tr>
-              <w:tc>
-                <w:tcPr>
-                  <w:tcW w:w="4521" w:type="dxa"/>
-                  <w:shd w:val="clear" w:color="auto" w:fill="C4BC96" w:themeFill="background2" w:themeFillShade="BF"/>
-                </w:tcPr>
-                <w:p>
-                  <w:r>
-                    <w:t>E-mail</w:t>
-                  </w:r>
-                </w:p>
-              </w:tc>
-              <w:tc>
-                <w:tcPr>
-                  <w:tcW w:w="4521" w:type="dxa"/>
-                </w:tcPr>
-                <w:p>
-                  <w:hyperlink r:id="rId10" w:history="1">
-                    <w:r>
-                      <w:rPr>
-                        <w:rStyle w:val="Collegamentoipertestuale"/>
-                      </w:rPr>
-                      <w:t>luigiverdi@azienda.it</w:t>
-                    </w:r>
-                  </w:hyperlink>
-                </w:p>
-              </w:tc>
-            </w:tr>
-            <w:tr>
-              <w:tc>
-                <w:tcPr>
-                  <w:tcW w:w="4521" w:type="dxa"/>
-                  <w:shd w:val="clear" w:color="auto" w:fill="C4BC96" w:themeFill="background2" w:themeFillShade="BF"/>
-                </w:tcPr>
-                <w:p>
-                  <w:r>
-                    <w:t xml:space="preserve">Password </w:t>
-                  </w:r>
-                </w:p>
-              </w:tc>
-              <w:tc>
-                <w:tcPr>
-                  <w:tcW w:w="4521" w:type="dxa"/>
-                </w:tcPr>
-                <w:p>
-                  <w:r>
-                    <w:t>Scarabeo96!*</w:t>
-                  </w:r>
-                </w:p>
-              </w:tc>
-            </w:tr>
-          </w:tbl>
-          <w:p/>
-          <w:p>
-            <w:pPr>
-              <w:pStyle w:val="Paragrafoelenco"/>
-              <w:numPr>
-                <w:ilvl w:val="0"/>
-                <w:numId w:val="35"/>
-              </w:numPr>
-            </w:pPr>
-            <w:r>
-              <w:t xml:space="preserve">Appare il </w:t>
-            </w:r>
-            <w:proofErr w:type="spellStart"/>
-            <w:r>
-              <w:t>modal</w:t>
-            </w:r>
-            <w:proofErr w:type="spellEnd"/>
-            <w:r>
-              <w:t xml:space="preserve"> di conferma per assicurarsi che il gestore degli account voglia creare un nuovo account</w:t>
-            </w:r>
-          </w:p>
-          <w:p>
-            <w:pPr>
-              <w:pStyle w:val="Paragrafoelenco"/>
-              <w:numPr>
-                <w:ilvl w:val="0"/>
-                <w:numId w:val="35"/>
-              </w:numPr>
-            </w:pPr>
-            <w:r>
-              <w:t>Il gestore degli account conferma e attende l’esito</w:t>
-            </w:r>
-          </w:p>
-        </w:tc>
-      </w:tr>
-      <w:tr>
-        <w:tc>
-          <w:tcPr>
-            <w:tcW w:w="9268" w:type="dxa"/>
-            <w:gridSpan w:val="4"/>
-            <w:shd w:val="clear" w:color="auto" w:fill="002060"/>
-          </w:tcPr>
-          <w:p>
-            <w:pPr>
-              <w:pStyle w:val="Paragrafoelenco"/>
-              <w:jc w:val="center"/>
-            </w:pPr>
-            <w:r>
-              <w:t>ORACOLO</w:t>
-            </w:r>
-          </w:p>
-        </w:tc>
-      </w:tr>
-      <w:tr>
-        <w:tc>
-          <w:tcPr>
-            <w:tcW w:w="9268" w:type="dxa"/>
-            <w:gridSpan w:val="4"/>
-          </w:tcPr>
-          <w:p>
-            <w:r>
-              <w:t xml:space="preserve">L’operazione ha esito negativo e viene mostrato il messaggio “Il campo ‘data di </w:t>
-            </w:r>
-            <w:proofErr w:type="spellStart"/>
-            <w:r>
-              <w:t>nascita’</w:t>
-            </w:r>
-            <w:proofErr w:type="spellEnd"/>
-            <w:r>
-              <w:t xml:space="preserve"> è obbligatorio”.</w:t>
-            </w:r>
-          </w:p>
-          <w:p>
-            <w:r>
-              <w:t>(data nulla)</w:t>
-            </w:r>
-          </w:p>
-        </w:tc>
-      </w:tr>
-    </w:tbl>
-    <w:p>
-      <w:pPr>
-        <w:rPr>
-          <w:rStyle w:val="Riferimentodelicato"/>
-        </w:rPr>
-      </w:pPr>
-    </w:p>
-    <w:tbl>
-      <w:tblPr>
-        <w:tblStyle w:val="Grigliatabella"/>
-        <w:tblW w:w="0" w:type="auto"/>
-        <w:tblInd w:w="360" w:type="dxa"/>
-        <w:tblLook w:val="04A0" w:firstRow="1" w:lastRow="0" w:firstColumn="1" w:lastColumn="0" w:noHBand="0" w:noVBand="1"/>
-      </w:tblPr>
-      <w:tblGrid>
-        <w:gridCol w:w="2468"/>
-        <w:gridCol w:w="2456"/>
-        <w:gridCol w:w="2172"/>
-        <w:gridCol w:w="2172"/>
-      </w:tblGrid>
-      <w:tr>
-        <w:tc>
-          <w:tcPr>
-            <w:tcW w:w="2468" w:type="dxa"/>
-            <w:shd w:val="clear" w:color="auto" w:fill="002060"/>
-          </w:tcPr>
-          <w:p>
-            <w:r>
-              <w:t xml:space="preserve">Test Case ID: </w:t>
-            </w:r>
-          </w:p>
-        </w:tc>
-        <w:tc>
-          <w:tcPr>
-            <w:tcW w:w="2456" w:type="dxa"/>
-          </w:tcPr>
-          <w:p>
-            <w:r>
-              <w:t>TC_31</w:t>
-            </w:r>
-          </w:p>
-        </w:tc>
-        <w:tc>
-          <w:tcPr>
-            <w:tcW w:w="2172" w:type="dxa"/>
-            <w:shd w:val="clear" w:color="auto" w:fill="002060"/>
-          </w:tcPr>
-          <w:p>
-            <w:r>
-              <w:t>Test Frame:</w:t>
-            </w:r>
-          </w:p>
-        </w:tc>
-        <w:tc>
-          <w:tcPr>
-            <w:tcW w:w="2172" w:type="dxa"/>
-          </w:tcPr>
-          <w:p>
-            <w:r>
-              <w:t>TF_5.6</w:t>
-            </w:r>
-          </w:p>
-        </w:tc>
-      </w:tr>
-      <w:tr>
-        <w:tc>
-          <w:tcPr>
-            <w:tcW w:w="4924" w:type="dxa"/>
-            <w:gridSpan w:val="2"/>
-          </w:tcPr>
-          <w:p>
-            <w:pPr>
-              <w:jc w:val="center"/>
-            </w:pPr>
-            <w:r>
-              <w:t>Precondizione:</w:t>
-            </w:r>
-          </w:p>
-        </w:tc>
-        <w:tc>
-          <w:tcPr>
-            <w:tcW w:w="4344" w:type="dxa"/>
-            <w:gridSpan w:val="2"/>
-          </w:tcPr>
-          <w:p>
-            <w:r>
-              <w:t>Il gestore degli account è autenticato e si trova sulla pagina di creazione account</w:t>
-            </w:r>
-          </w:p>
-        </w:tc>
-      </w:tr>
-      <w:tr>
-        <w:tc>
-          <w:tcPr>
-            <w:tcW w:w="9268" w:type="dxa"/>
-            <w:gridSpan w:val="4"/>
-            <w:shd w:val="clear" w:color="auto" w:fill="002060"/>
-          </w:tcPr>
-          <w:p>
-            <w:pPr>
-              <w:jc w:val="center"/>
-            </w:pPr>
-            <w:r>
-              <w:t>Flusso degli eventi</w:t>
-            </w:r>
-          </w:p>
-        </w:tc>
-      </w:tr>
-      <w:tr>
-        <w:trPr>
-          <w:trHeight w:val="2091"/>
-        </w:trPr>
-        <w:tc>
-          <w:tcPr>
-            <w:tcW w:w="9268" w:type="dxa"/>
-            <w:gridSpan w:val="4"/>
-          </w:tcPr>
-          <w:p>
-            <w:pPr>
-              <w:pStyle w:val="Paragrafoelenco"/>
-              <w:numPr>
-                <w:ilvl w:val="0"/>
-                <w:numId w:val="36"/>
-              </w:numPr>
-            </w:pPr>
-            <w:r>
-              <w:t>Il gestore degli account compila il form con i seguenti valori</w:t>
-            </w:r>
-          </w:p>
-          <w:tbl>
-            <w:tblPr>
-              <w:tblStyle w:val="Grigliatabella"/>
-              <w:tblW w:w="0" w:type="auto"/>
-              <w:tblLook w:val="04A0" w:firstRow="1" w:lastRow="0" w:firstColumn="1" w:lastColumn="0" w:noHBand="0" w:noVBand="1"/>
-            </w:tblPr>
-            <w:tblGrid>
-              <w:gridCol w:w="4521"/>
-              <w:gridCol w:w="4521"/>
-            </w:tblGrid>
-            <w:tr>
-              <w:tc>
-                <w:tcPr>
-                  <w:tcW w:w="4521" w:type="dxa"/>
-                  <w:shd w:val="clear" w:color="auto" w:fill="C4BC96" w:themeFill="background2" w:themeFillShade="BF"/>
-                </w:tcPr>
-                <w:p>
-                  <w:r>
-                    <w:t xml:space="preserve">Nome </w:t>
-                  </w:r>
-                </w:p>
-              </w:tc>
-              <w:tc>
-                <w:tcPr>
-                  <w:tcW w:w="4521" w:type="dxa"/>
-                </w:tcPr>
-                <w:p>
-                  <w:r>
-                    <w:t>Luigi</w:t>
-                  </w:r>
-                </w:p>
-              </w:tc>
-            </w:tr>
-            <w:tr>
-              <w:tc>
-                <w:tcPr>
-                  <w:tcW w:w="4521" w:type="dxa"/>
-                  <w:shd w:val="clear" w:color="auto" w:fill="C4BC96" w:themeFill="background2" w:themeFillShade="BF"/>
-                </w:tcPr>
-                <w:p>
-                  <w:r>
-                    <w:t xml:space="preserve">Cognome  </w:t>
-                  </w:r>
-                </w:p>
-              </w:tc>
-              <w:tc>
-                <w:tcPr>
-                  <w:tcW w:w="4521" w:type="dxa"/>
-                </w:tcPr>
-                <w:p>
-                  <w:r>
-                    <w:t>Verdi</w:t>
-                  </w:r>
-                </w:p>
-              </w:tc>
-            </w:tr>
-            <w:tr>
-              <w:tc>
-                <w:tcPr>
-                  <w:tcW w:w="4521" w:type="dxa"/>
-                  <w:shd w:val="clear" w:color="auto" w:fill="C4BC96" w:themeFill="background2" w:themeFillShade="BF"/>
-                </w:tcPr>
-                <w:p>
-                  <w:r>
-                    <w:t>Data di nascita</w:t>
-                  </w:r>
-                </w:p>
-              </w:tc>
-              <w:tc>
-                <w:tcPr>
-                  <w:tcW w:w="4521" w:type="dxa"/>
-                </w:tcPr>
-                <w:p>
-                  <w:r>
-                    <w:t>24/03/1996</w:t>
-                  </w:r>
-                </w:p>
-              </w:tc>
-            </w:tr>
-            <w:tr>
-              <w:tc>
-                <w:tcPr>
-                  <w:tcW w:w="4521" w:type="dxa"/>
-                  <w:shd w:val="clear" w:color="auto" w:fill="C4BC96" w:themeFill="background2" w:themeFillShade="BF"/>
-                </w:tcPr>
-                <w:p>
-                  <w:r>
-                    <w:t>E-mail</w:t>
-                  </w:r>
-                </w:p>
-              </w:tc>
-              <w:tc>
-                <w:tcPr>
-                  <w:tcW w:w="4521" w:type="dxa"/>
-                </w:tcPr>
-                <w:p>
-                  <w:hyperlink r:id="rId11" w:history="1">
-                    <w:r>
-                      <w:rPr>
-                        <w:rStyle w:val="Collegamentoipertestuale"/>
-                      </w:rPr>
-                      <w:t>luigiverdi.azienda@it</w:t>
-                    </w:r>
-                  </w:hyperlink>
-                </w:p>
-              </w:tc>
-            </w:tr>
-            <w:tr>
-              <w:tc>
-                <w:tcPr>
-                  <w:tcW w:w="4521" w:type="dxa"/>
-                  <w:shd w:val="clear" w:color="auto" w:fill="C4BC96" w:themeFill="background2" w:themeFillShade="BF"/>
-                </w:tcPr>
-                <w:p>
-                  <w:r>
-                    <w:t xml:space="preserve">Password </w:t>
-                  </w:r>
-                </w:p>
-              </w:tc>
-              <w:tc>
-                <w:tcPr>
-                  <w:tcW w:w="4521" w:type="dxa"/>
-                </w:tcPr>
-                <w:p>
-                  <w:r>
-                    <w:t>Scarabeo96!*</w:t>
-                  </w:r>
-                </w:p>
-              </w:tc>
-            </w:tr>
-          </w:tbl>
-          <w:p/>
-          <w:p>
-            <w:pPr>
-              <w:pStyle w:val="Paragrafoelenco"/>
-              <w:numPr>
-                <w:ilvl w:val="0"/>
-                <w:numId w:val="36"/>
-              </w:numPr>
-            </w:pPr>
-            <w:r>
-              <w:t xml:space="preserve">Appare il </w:t>
-            </w:r>
-            <w:proofErr w:type="spellStart"/>
-            <w:r>
-              <w:t>modal</w:t>
-            </w:r>
-            <w:proofErr w:type="spellEnd"/>
-            <w:r>
-              <w:t xml:space="preserve"> di conferma per assicurarsi che il gestore degli account voglia creare un nuovo account</w:t>
-            </w:r>
-          </w:p>
-          <w:p>
-            <w:pPr>
-              <w:pStyle w:val="Paragrafoelenco"/>
-              <w:numPr>
-                <w:ilvl w:val="0"/>
-                <w:numId w:val="36"/>
-              </w:numPr>
-            </w:pPr>
-            <w:r>
-              <w:t>Il gestore degli account conferma e attende l’esito</w:t>
-            </w:r>
-          </w:p>
-        </w:tc>
-      </w:tr>
-      <w:tr>
-        <w:tc>
-          <w:tcPr>
-            <w:tcW w:w="9268" w:type="dxa"/>
-            <w:gridSpan w:val="4"/>
-            <w:shd w:val="clear" w:color="auto" w:fill="002060"/>
-          </w:tcPr>
-          <w:p>
-            <w:pPr>
-              <w:pStyle w:val="Paragrafoelenco"/>
-              <w:jc w:val="center"/>
-            </w:pPr>
-            <w:r>
-              <w:t>ORACOLO</w:t>
-            </w:r>
-          </w:p>
-        </w:tc>
-      </w:tr>
-      <w:tr>
-        <w:tc>
-          <w:tcPr>
-            <w:tcW w:w="9268" w:type="dxa"/>
-            <w:gridSpan w:val="4"/>
-          </w:tcPr>
-          <w:p>
-            <w:r>
-              <w:t>L’operazione ha esito negativo e viene mostrato il messaggio “Il formato della e-mail non è valido”.</w:t>
-            </w:r>
-          </w:p>
-          <w:p>
-            <w:r>
-              <w:t>(formato e-mail invalido)</w:t>
-            </w:r>
-          </w:p>
-        </w:tc>
-      </w:tr>
-    </w:tbl>
-    <w:p>
-      <w:pPr>
-        <w:rPr>
-          <w:rStyle w:val="Riferimentodelicato"/>
-        </w:rPr>
-      </w:pPr>
-    </w:p>
-    <w:p>
-      <w:pPr>
-        <w:rPr>
-          <w:rStyle w:val="Riferimentodelicato"/>
-        </w:rPr>
-      </w:pPr>
-    </w:p>
-    <w:p>
-      <w:pPr>
-        <w:rPr>
-          <w:rStyle w:val="Riferimentodelicato"/>
-        </w:rPr>
-      </w:pPr>
-    </w:p>
-    <w:p>
-      <w:pPr>
-        <w:rPr>
-          <w:rStyle w:val="Riferimentodelicato"/>
-        </w:rPr>
-      </w:pPr>
-    </w:p>
-    <w:p>
-      <w:pPr>
-        <w:rPr>
-          <w:rStyle w:val="Riferimentodelicato"/>
-        </w:rPr>
-      </w:pPr>
-    </w:p>
-    <w:tbl>
-      <w:tblPr>
-        <w:tblStyle w:val="Grigliatabella"/>
-        <w:tblW w:w="0" w:type="auto"/>
-        <w:tblInd w:w="360" w:type="dxa"/>
-        <w:tblLook w:val="04A0" w:firstRow="1" w:lastRow="0" w:firstColumn="1" w:lastColumn="0" w:noHBand="0" w:noVBand="1"/>
-      </w:tblPr>
-      <w:tblGrid>
-        <w:gridCol w:w="2468"/>
-        <w:gridCol w:w="2456"/>
-        <w:gridCol w:w="2172"/>
-        <w:gridCol w:w="2172"/>
-      </w:tblGrid>
-      <w:tr>
-        <w:tc>
-          <w:tcPr>
-            <w:tcW w:w="2468" w:type="dxa"/>
-            <w:shd w:val="clear" w:color="auto" w:fill="002060"/>
-          </w:tcPr>
-          <w:p>
-            <w:r>
-              <w:lastRenderedPageBreak/>
-              <w:t xml:space="preserve">Test Case ID: </w:t>
-            </w:r>
-          </w:p>
-        </w:tc>
-        <w:tc>
-          <w:tcPr>
-            <w:tcW w:w="2456" w:type="dxa"/>
-          </w:tcPr>
-          <w:p>
-            <w:r>
-              <w:t>TC_32</w:t>
-            </w:r>
-          </w:p>
-        </w:tc>
-        <w:tc>
-          <w:tcPr>
-            <w:tcW w:w="2172" w:type="dxa"/>
-            <w:shd w:val="clear" w:color="auto" w:fill="002060"/>
-          </w:tcPr>
-          <w:p>
-            <w:r>
-              <w:t>Test Frame:</w:t>
-            </w:r>
-          </w:p>
-        </w:tc>
-        <w:tc>
-          <w:tcPr>
-            <w:tcW w:w="2172" w:type="dxa"/>
-          </w:tcPr>
-          <w:p>
-            <w:r>
-              <w:t>TF_5.7</w:t>
-            </w:r>
-          </w:p>
-        </w:tc>
-      </w:tr>
-      <w:tr>
-        <w:tc>
-          <w:tcPr>
-            <w:tcW w:w="4924" w:type="dxa"/>
-            <w:gridSpan w:val="2"/>
-          </w:tcPr>
-          <w:p>
-            <w:pPr>
-              <w:jc w:val="center"/>
-            </w:pPr>
-            <w:r>
-              <w:t>Precondizione:</w:t>
-            </w:r>
-          </w:p>
-        </w:tc>
-        <w:tc>
-          <w:tcPr>
-            <w:tcW w:w="4344" w:type="dxa"/>
-            <w:gridSpan w:val="2"/>
-          </w:tcPr>
-          <w:p>
-            <w:r>
-              <w:t>Il gestore degli account è autenticato e si trova sulla pagina di creazione account</w:t>
-            </w:r>
-          </w:p>
-        </w:tc>
-      </w:tr>
-      <w:tr>
-        <w:tc>
-          <w:tcPr>
-            <w:tcW w:w="9268" w:type="dxa"/>
-            <w:gridSpan w:val="4"/>
-            <w:shd w:val="clear" w:color="auto" w:fill="002060"/>
-          </w:tcPr>
-          <w:p>
-            <w:pPr>
-              <w:jc w:val="center"/>
-            </w:pPr>
-            <w:r>
-              <w:t>Flusso degli eventi</w:t>
-            </w:r>
-          </w:p>
-        </w:tc>
-      </w:tr>
-      <w:tr>
-        <w:trPr>
-          <w:trHeight w:val="2091"/>
-        </w:trPr>
-        <w:tc>
-          <w:tcPr>
-            <w:tcW w:w="9268" w:type="dxa"/>
-            <w:gridSpan w:val="4"/>
-          </w:tcPr>
-          <w:p>
-            <w:pPr>
-              <w:pStyle w:val="Paragrafoelenco"/>
-              <w:numPr>
-                <w:ilvl w:val="0"/>
-                <w:numId w:val="37"/>
-              </w:numPr>
-            </w:pPr>
-            <w:r>
-              <w:t>Il gestore degli account compila il form con i seguenti valori</w:t>
-            </w:r>
-          </w:p>
-          <w:tbl>
-            <w:tblPr>
-              <w:tblStyle w:val="Grigliatabella"/>
-              <w:tblW w:w="0" w:type="auto"/>
-              <w:tblLook w:val="04A0" w:firstRow="1" w:lastRow="0" w:firstColumn="1" w:lastColumn="0" w:noHBand="0" w:noVBand="1"/>
-            </w:tblPr>
-            <w:tblGrid>
-              <w:gridCol w:w="4521"/>
-              <w:gridCol w:w="4521"/>
-            </w:tblGrid>
-            <w:tr>
-              <w:tc>
-                <w:tcPr>
-                  <w:tcW w:w="4521" w:type="dxa"/>
-                  <w:shd w:val="clear" w:color="auto" w:fill="C4BC96" w:themeFill="background2" w:themeFillShade="BF"/>
-                </w:tcPr>
-                <w:p>
-                  <w:r>
-                    <w:t xml:space="preserve">Nome </w:t>
-                  </w:r>
-                </w:p>
-              </w:tc>
-              <w:tc>
-                <w:tcPr>
-                  <w:tcW w:w="4521" w:type="dxa"/>
-                </w:tcPr>
-                <w:p>
-                  <w:r>
-                    <w:t>Luigi</w:t>
-                  </w:r>
-                </w:p>
-              </w:tc>
-            </w:tr>
-            <w:tr>
-              <w:tc>
-                <w:tcPr>
-                  <w:tcW w:w="4521" w:type="dxa"/>
-                  <w:shd w:val="clear" w:color="auto" w:fill="C4BC96" w:themeFill="background2" w:themeFillShade="BF"/>
-                </w:tcPr>
-                <w:p>
-                  <w:r>
-                    <w:t xml:space="preserve">Cognome  </w:t>
-                  </w:r>
-                </w:p>
-              </w:tc>
-              <w:tc>
-                <w:tcPr>
-                  <w:tcW w:w="4521" w:type="dxa"/>
-                </w:tcPr>
-                <w:p>
-                  <w:r>
-                    <w:t>Verdi</w:t>
-                  </w:r>
-                </w:p>
-              </w:tc>
-            </w:tr>
-            <w:tr>
-              <w:tc>
-                <w:tcPr>
-                  <w:tcW w:w="4521" w:type="dxa"/>
-                  <w:shd w:val="clear" w:color="auto" w:fill="C4BC96" w:themeFill="background2" w:themeFillShade="BF"/>
-                </w:tcPr>
-                <w:p>
-                  <w:r>
-                    <w:t>Data di nascita</w:t>
-                  </w:r>
-                </w:p>
-              </w:tc>
-              <w:tc>
-                <w:tcPr>
-                  <w:tcW w:w="4521" w:type="dxa"/>
-                </w:tcPr>
-                <w:p>
-                  <w:r>
-                    <w:t>24/03/1996</w:t>
-                  </w:r>
-                </w:p>
-              </w:tc>
-            </w:tr>
-            <w:tr>
-              <w:tc>
-                <w:tcPr>
-                  <w:tcW w:w="4521" w:type="dxa"/>
-                  <w:shd w:val="clear" w:color="auto" w:fill="C4BC96" w:themeFill="background2" w:themeFillShade="BF"/>
-                </w:tcPr>
-                <w:p>
-                  <w:r>
-                    <w:t>E-mail</w:t>
-                  </w:r>
-                </w:p>
-              </w:tc>
-              <w:tc>
-                <w:tcPr>
-                  <w:tcW w:w="4521" w:type="dxa"/>
-                </w:tcPr>
-                <w:p>
-                  <w:hyperlink r:id="rId12" w:history="1">
-                    <w:r>
-                      <w:rPr>
-                        <w:rStyle w:val="Collegamentoipertestuale"/>
-                      </w:rPr>
-                      <w:t>luigiverdi@azienda.it</w:t>
-                    </w:r>
-                  </w:hyperlink>
-                </w:p>
-              </w:tc>
-            </w:tr>
-            <w:tr>
-              <w:tc>
-                <w:tcPr>
-                  <w:tcW w:w="4521" w:type="dxa"/>
-                  <w:shd w:val="clear" w:color="auto" w:fill="C4BC96" w:themeFill="background2" w:themeFillShade="BF"/>
-                </w:tcPr>
-                <w:p>
-                  <w:r>
-                    <w:t xml:space="preserve">Password </w:t>
-                  </w:r>
-                </w:p>
-              </w:tc>
-              <w:tc>
-                <w:tcPr>
-                  <w:tcW w:w="4521" w:type="dxa"/>
-                </w:tcPr>
-                <w:p/>
-              </w:tc>
-            </w:tr>
-          </w:tbl>
-          <w:p/>
-          <w:p>
-            <w:pPr>
-              <w:pStyle w:val="Paragrafoelenco"/>
-              <w:numPr>
-                <w:ilvl w:val="0"/>
-                <w:numId w:val="37"/>
-              </w:numPr>
-            </w:pPr>
-            <w:r>
-              <w:t xml:space="preserve">Appare il </w:t>
-            </w:r>
-            <w:proofErr w:type="spellStart"/>
-            <w:r>
-              <w:t>modal</w:t>
-            </w:r>
-            <w:proofErr w:type="spellEnd"/>
-            <w:r>
-              <w:t xml:space="preserve"> di conferma per assicurarsi che il gestore degli account voglia creare un nuovo account</w:t>
-            </w:r>
-          </w:p>
-          <w:p>
-            <w:pPr>
-              <w:pStyle w:val="Paragrafoelenco"/>
-              <w:numPr>
-                <w:ilvl w:val="0"/>
-                <w:numId w:val="37"/>
-              </w:numPr>
-            </w:pPr>
-            <w:r>
-              <w:t>Il gestore degli account conferma e attende l’esito</w:t>
-            </w:r>
-          </w:p>
-        </w:tc>
-      </w:tr>
-      <w:tr>
-        <w:tc>
-          <w:tcPr>
-            <w:tcW w:w="9268" w:type="dxa"/>
-            <w:gridSpan w:val="4"/>
-            <w:shd w:val="clear" w:color="auto" w:fill="002060"/>
-          </w:tcPr>
-          <w:p>
-            <w:pPr>
-              <w:pStyle w:val="Paragrafoelenco"/>
-              <w:jc w:val="center"/>
-            </w:pPr>
-            <w:r>
-              <w:t>ORACOLO</w:t>
-            </w:r>
-          </w:p>
-        </w:tc>
-      </w:tr>
-      <w:tr>
-        <w:tc>
-          <w:tcPr>
-            <w:tcW w:w="9268" w:type="dxa"/>
-            <w:gridSpan w:val="4"/>
-          </w:tcPr>
-          <w:p>
-            <w:r>
-              <w:t>L’operazione ha esito negativo e viene mostrato il messaggio “Il campo ‘password’ è obbligatorio”.</w:t>
-            </w:r>
-          </w:p>
-          <w:p>
-            <w:r>
-              <w:t>(password nulla)</w:t>
-            </w:r>
-          </w:p>
-        </w:tc>
-      </w:tr>
-    </w:tbl>
-    <w:p>
-      <w:pPr>
-        <w:rPr>
-          <w:rStyle w:val="Riferimentodelicato"/>
-        </w:rPr>
-      </w:pPr>
-    </w:p>
-    <w:tbl>
-      <w:tblPr>
-        <w:tblStyle w:val="Grigliatabella"/>
-        <w:tblW w:w="0" w:type="auto"/>
-        <w:tblInd w:w="360" w:type="dxa"/>
-        <w:tblLook w:val="04A0" w:firstRow="1" w:lastRow="0" w:firstColumn="1" w:lastColumn="0" w:noHBand="0" w:noVBand="1"/>
-      </w:tblPr>
-      <w:tblGrid>
-        <w:gridCol w:w="2468"/>
-        <w:gridCol w:w="2456"/>
-        <w:gridCol w:w="2172"/>
-        <w:gridCol w:w="2172"/>
-      </w:tblGrid>
-      <w:tr>
-        <w:tc>
-          <w:tcPr>
-            <w:tcW w:w="2468" w:type="dxa"/>
-            <w:shd w:val="clear" w:color="auto" w:fill="002060"/>
-          </w:tcPr>
-          <w:p>
-            <w:r>
-              <w:t xml:space="preserve">Test Case ID: </w:t>
-            </w:r>
-          </w:p>
-        </w:tc>
-        <w:tc>
-          <w:tcPr>
-            <w:tcW w:w="2456" w:type="dxa"/>
-          </w:tcPr>
-          <w:p>
-            <w:r>
-              <w:t>TC_33</w:t>
-            </w:r>
-          </w:p>
-        </w:tc>
-        <w:tc>
-          <w:tcPr>
-            <w:tcW w:w="2172" w:type="dxa"/>
-            <w:shd w:val="clear" w:color="auto" w:fill="002060"/>
-          </w:tcPr>
-          <w:p>
-            <w:r>
-              <w:t>Test Frame:</w:t>
-            </w:r>
-          </w:p>
-        </w:tc>
-        <w:tc>
-          <w:tcPr>
-            <w:tcW w:w="2172" w:type="dxa"/>
-          </w:tcPr>
-          <w:p>
-            <w:r>
-              <w:t>TF_5.8</w:t>
-            </w:r>
-          </w:p>
-        </w:tc>
-      </w:tr>
-      <w:tr>
-        <w:tc>
-          <w:tcPr>
-            <w:tcW w:w="4924" w:type="dxa"/>
-            <w:gridSpan w:val="2"/>
-          </w:tcPr>
-          <w:p>
-            <w:pPr>
-              <w:jc w:val="center"/>
-            </w:pPr>
-            <w:r>
-              <w:t>Precondizione:</w:t>
-            </w:r>
-          </w:p>
-        </w:tc>
-        <w:tc>
-          <w:tcPr>
-            <w:tcW w:w="4344" w:type="dxa"/>
-            <w:gridSpan w:val="2"/>
-          </w:tcPr>
-          <w:p>
-            <w:r>
-              <w:t>Il gestore degli account è autenticato e si trova sulla pagina di creazione account</w:t>
-            </w:r>
-          </w:p>
-        </w:tc>
-      </w:tr>
-      <w:tr>
-        <w:tc>
-          <w:tcPr>
-            <w:tcW w:w="9268" w:type="dxa"/>
-            <w:gridSpan w:val="4"/>
-            <w:shd w:val="clear" w:color="auto" w:fill="002060"/>
-          </w:tcPr>
-          <w:p>
-            <w:pPr>
-              <w:jc w:val="center"/>
-            </w:pPr>
-            <w:r>
-              <w:t>Flusso degli eventi</w:t>
-            </w:r>
-          </w:p>
-        </w:tc>
-      </w:tr>
-      <w:tr>
-        <w:trPr>
-          <w:trHeight w:val="2091"/>
-        </w:trPr>
-        <w:tc>
-          <w:tcPr>
-            <w:tcW w:w="9268" w:type="dxa"/>
-            <w:gridSpan w:val="4"/>
-          </w:tcPr>
-          <w:p>
-            <w:pPr>
-              <w:pStyle w:val="Paragrafoelenco"/>
-              <w:numPr>
-                <w:ilvl w:val="0"/>
-                <w:numId w:val="38"/>
-              </w:numPr>
-            </w:pPr>
-            <w:r>
-              <w:t>Il gestore degli account compila il form con i seguenti valori</w:t>
-            </w:r>
-          </w:p>
-          <w:tbl>
-            <w:tblPr>
-              <w:tblStyle w:val="Grigliatabella"/>
-              <w:tblW w:w="0" w:type="auto"/>
-              <w:tblLook w:val="04A0" w:firstRow="1" w:lastRow="0" w:firstColumn="1" w:lastColumn="0" w:noHBand="0" w:noVBand="1"/>
-            </w:tblPr>
-            <w:tblGrid>
-              <w:gridCol w:w="1388"/>
-              <w:gridCol w:w="7654"/>
-            </w:tblGrid>
-            <w:tr>
-              <w:tc>
-                <w:tcPr>
-                  <w:tcW w:w="4521" w:type="dxa"/>
-                  <w:shd w:val="clear" w:color="auto" w:fill="C4BC96" w:themeFill="background2" w:themeFillShade="BF"/>
-                </w:tcPr>
-                <w:p>
-                  <w:r>
-                    <w:t xml:space="preserve">Nome </w:t>
-                  </w:r>
-                </w:p>
-              </w:tc>
-              <w:tc>
-                <w:tcPr>
-                  <w:tcW w:w="4521" w:type="dxa"/>
-                </w:tcPr>
-                <w:p>
-                  <w:r>
-                    <w:t>Nomelunghissimochepiùlungononsipuòaveresaràsicuropiùdi50caratteri</w:t>
-                  </w:r>
-                </w:p>
-              </w:tc>
-            </w:tr>
-            <w:tr>
-              <w:tc>
-                <w:tcPr>
-                  <w:tcW w:w="4521" w:type="dxa"/>
-                  <w:shd w:val="clear" w:color="auto" w:fill="C4BC96" w:themeFill="background2" w:themeFillShade="BF"/>
-                </w:tcPr>
-                <w:p>
-                  <w:r>
-                    <w:t xml:space="preserve">Cognome  </w:t>
-                  </w:r>
-                </w:p>
-              </w:tc>
-              <w:tc>
-                <w:tcPr>
-                  <w:tcW w:w="4521" w:type="dxa"/>
-                </w:tcPr>
-                <w:p>
-                  <w:r>
-                    <w:t>Verdi</w:t>
-                  </w:r>
-                </w:p>
-              </w:tc>
-            </w:tr>
-            <w:tr>
-              <w:tc>
-                <w:tcPr>
-                  <w:tcW w:w="4521" w:type="dxa"/>
-                  <w:shd w:val="clear" w:color="auto" w:fill="C4BC96" w:themeFill="background2" w:themeFillShade="BF"/>
-                </w:tcPr>
-                <w:p>
-                  <w:r>
-                    <w:t>Data di nascita</w:t>
-                  </w:r>
-                </w:p>
-              </w:tc>
-              <w:tc>
-                <w:tcPr>
-                  <w:tcW w:w="4521" w:type="dxa"/>
-                </w:tcPr>
-                <w:p>
-                  <w:r>
-                    <w:t>24/03/1996</w:t>
-                  </w:r>
-                </w:p>
-              </w:tc>
-            </w:tr>
-            <w:tr>
-              <w:tc>
-                <w:tcPr>
-                  <w:tcW w:w="4521" w:type="dxa"/>
-                  <w:shd w:val="clear" w:color="auto" w:fill="C4BC96" w:themeFill="background2" w:themeFillShade="BF"/>
-                </w:tcPr>
-                <w:p>
-                  <w:r>
-                    <w:t>E-mail</w:t>
-                  </w:r>
-                </w:p>
-              </w:tc>
-              <w:tc>
-                <w:tcPr>
-                  <w:tcW w:w="4521" w:type="dxa"/>
-                </w:tcPr>
-                <w:p>
-                  <w:hyperlink r:id="rId13" w:history="1">
-                    <w:r>
-                      <w:rPr>
-                        <w:rStyle w:val="Collegamentoipertestuale"/>
-                      </w:rPr>
-                      <w:t>luigiverdi@azienda.it</w:t>
-                    </w:r>
-                  </w:hyperlink>
-                </w:p>
-              </w:tc>
-            </w:tr>
-            <w:tr>
-              <w:tc>
-                <w:tcPr>
-                  <w:tcW w:w="4521" w:type="dxa"/>
-                  <w:shd w:val="clear" w:color="auto" w:fill="C4BC96" w:themeFill="background2" w:themeFillShade="BF"/>
-                </w:tcPr>
-                <w:p>
-                  <w:r>
-                    <w:t xml:space="preserve">Password </w:t>
-                  </w:r>
-                </w:p>
-              </w:tc>
-              <w:tc>
-                <w:tcPr>
-                  <w:tcW w:w="4521" w:type="dxa"/>
-                </w:tcPr>
-                <w:p>
-                  <w:r>
-                    <w:t>Scarabeo96!*</w:t>
-                  </w:r>
-                </w:p>
-              </w:tc>
-            </w:tr>
-          </w:tbl>
-          <w:p/>
-          <w:p>
-            <w:pPr>
-              <w:pStyle w:val="Paragrafoelenco"/>
-              <w:numPr>
-                <w:ilvl w:val="0"/>
-                <w:numId w:val="38"/>
-              </w:numPr>
-            </w:pPr>
-            <w:r>
-              <w:t xml:space="preserve">Appare il </w:t>
-            </w:r>
-            <w:proofErr w:type="spellStart"/>
-            <w:r>
-              <w:t>modal</w:t>
-            </w:r>
-            <w:proofErr w:type="spellEnd"/>
-            <w:r>
-              <w:t xml:space="preserve"> di conferma per assicurarsi che il gestore degli account voglia creare un nuovo account</w:t>
-            </w:r>
-          </w:p>
-          <w:p>
-            <w:pPr>
-              <w:pStyle w:val="Paragrafoelenco"/>
-              <w:numPr>
-                <w:ilvl w:val="0"/>
-                <w:numId w:val="38"/>
-              </w:numPr>
-            </w:pPr>
-            <w:r>
-              <w:t>Il gestore degli account conferma e attende l’esito</w:t>
-            </w:r>
-          </w:p>
-        </w:tc>
-      </w:tr>
-      <w:tr>
-        <w:tc>
-          <w:tcPr>
-            <w:tcW w:w="9268" w:type="dxa"/>
-            <w:gridSpan w:val="4"/>
-            <w:shd w:val="clear" w:color="auto" w:fill="002060"/>
-          </w:tcPr>
-          <w:p>
-            <w:pPr>
-              <w:pStyle w:val="Paragrafoelenco"/>
-              <w:jc w:val="center"/>
-            </w:pPr>
-            <w:r>
-              <w:t>ORACOLO</w:t>
-            </w:r>
-          </w:p>
-        </w:tc>
-      </w:tr>
-      <w:tr>
-        <w:tc>
-          <w:tcPr>
-            <w:tcW w:w="9268" w:type="dxa"/>
-            <w:gridSpan w:val="4"/>
-          </w:tcPr>
-          <w:p>
-            <w:r>
-              <w:t>L’operazione ha esito negativo e viene mostrato il messaggio “Nome troppo lungo (max. 50 caratteri”.</w:t>
-            </w:r>
-          </w:p>
-          <w:p>
-            <w:r>
-              <w:t>(formato nome invalido)</w:t>
-            </w:r>
-          </w:p>
-        </w:tc>
-      </w:tr>
-    </w:tbl>
-    <w:p>
-      <w:pPr>
-        <w:rPr>
-          <w:rStyle w:val="Riferimentodelicato"/>
-        </w:rPr>
-      </w:pPr>
-    </w:p>
-    <w:p>
-      <w:pPr>
-        <w:rPr>
-          <w:rStyle w:val="Riferimentodelicato"/>
-        </w:rPr>
-      </w:pPr>
-    </w:p>
-    <w:p>
-      <w:pPr>
-        <w:rPr>
-          <w:rStyle w:val="Riferimentodelicato"/>
-        </w:rPr>
-      </w:pPr>
-    </w:p>
-    <w:p>
-      <w:pPr>
-        <w:rPr>
-          <w:rStyle w:val="Riferimentodelicato"/>
-        </w:rPr>
-      </w:pPr>
-    </w:p>
-    <w:tbl>
-      <w:tblPr>
-        <w:tblStyle w:val="Grigliatabella"/>
-        <w:tblW w:w="0" w:type="auto"/>
-        <w:tblInd w:w="360" w:type="dxa"/>
-        <w:tblLook w:val="04A0" w:firstRow="1" w:lastRow="0" w:firstColumn="1" w:lastColumn="0" w:noHBand="0" w:noVBand="1"/>
-      </w:tblPr>
-      <w:tblGrid>
-        <w:gridCol w:w="2468"/>
-        <w:gridCol w:w="2456"/>
-        <w:gridCol w:w="2172"/>
-        <w:gridCol w:w="2172"/>
-      </w:tblGrid>
-      <w:tr>
-        <w:tc>
-          <w:tcPr>
-            <w:tcW w:w="2468" w:type="dxa"/>
-            <w:shd w:val="clear" w:color="auto" w:fill="002060"/>
-          </w:tcPr>
-          <w:p>
-            <w:r>
-              <w:lastRenderedPageBreak/>
-              <w:t xml:space="preserve">Test Case ID: </w:t>
-            </w:r>
-          </w:p>
-        </w:tc>
-        <w:tc>
-          <w:tcPr>
-            <w:tcW w:w="2456" w:type="dxa"/>
-          </w:tcPr>
-          <w:p>
-            <w:r>
-              <w:t>TC_34</w:t>
-            </w:r>
-          </w:p>
-        </w:tc>
-        <w:tc>
-          <w:tcPr>
-            <w:tcW w:w="2172" w:type="dxa"/>
-            <w:shd w:val="clear" w:color="auto" w:fill="002060"/>
-          </w:tcPr>
-          <w:p>
-            <w:r>
-              <w:t>Test Frame:</w:t>
-            </w:r>
-          </w:p>
-        </w:tc>
-        <w:tc>
-          <w:tcPr>
-            <w:tcW w:w="2172" w:type="dxa"/>
-          </w:tcPr>
-          <w:p>
-            <w:r>
-              <w:t>TF_5.9</w:t>
-            </w:r>
-          </w:p>
-        </w:tc>
-      </w:tr>
-      <w:tr>
-        <w:tc>
-          <w:tcPr>
-            <w:tcW w:w="4924" w:type="dxa"/>
-            <w:gridSpan w:val="2"/>
-          </w:tcPr>
-          <w:p>
-            <w:pPr>
-              <w:jc w:val="center"/>
-            </w:pPr>
-            <w:r>
-              <w:t>Precondizione:</w:t>
-            </w:r>
-          </w:p>
-        </w:tc>
-        <w:tc>
-          <w:tcPr>
-            <w:tcW w:w="4344" w:type="dxa"/>
-            <w:gridSpan w:val="2"/>
-          </w:tcPr>
-          <w:p>
-            <w:r>
-              <w:t>Il gestore degli account è autenticato e si trova sulla pagina di creazione account</w:t>
-            </w:r>
-          </w:p>
-        </w:tc>
-      </w:tr>
-      <w:tr>
-        <w:tc>
-          <w:tcPr>
-            <w:tcW w:w="9268" w:type="dxa"/>
-            <w:gridSpan w:val="4"/>
-            <w:shd w:val="clear" w:color="auto" w:fill="002060"/>
-          </w:tcPr>
-          <w:p>
-            <w:pPr>
-              <w:jc w:val="center"/>
-            </w:pPr>
-            <w:r>
-              <w:t>Flusso degli eventi</w:t>
-            </w:r>
-          </w:p>
-        </w:tc>
-      </w:tr>
-      <w:tr>
-        <w:trPr>
-          <w:trHeight w:val="2091"/>
-        </w:trPr>
-        <w:tc>
-          <w:tcPr>
-            <w:tcW w:w="9268" w:type="dxa"/>
-            <w:gridSpan w:val="4"/>
-          </w:tcPr>
-          <w:p>
-            <w:pPr>
-              <w:pStyle w:val="Paragrafoelenco"/>
-              <w:numPr>
-                <w:ilvl w:val="0"/>
-                <w:numId w:val="40"/>
-              </w:numPr>
-            </w:pPr>
-            <w:r>
-              <w:t>Il gestore degli account compila il form con i seguenti valori</w:t>
-            </w:r>
-          </w:p>
-          <w:tbl>
-            <w:tblPr>
-              <w:tblStyle w:val="Grigliatabella"/>
-              <w:tblW w:w="0" w:type="auto"/>
-              <w:tblLook w:val="04A0" w:firstRow="1" w:lastRow="0" w:firstColumn="1" w:lastColumn="0" w:noHBand="0" w:noVBand="1"/>
-            </w:tblPr>
-            <w:tblGrid>
-              <w:gridCol w:w="4521"/>
-              <w:gridCol w:w="4521"/>
-            </w:tblGrid>
-            <w:tr>
-              <w:tc>
-                <w:tcPr>
-                  <w:tcW w:w="4521" w:type="dxa"/>
-                  <w:shd w:val="clear" w:color="auto" w:fill="C4BC96" w:themeFill="background2" w:themeFillShade="BF"/>
-                </w:tcPr>
-                <w:p>
-                  <w:r>
-                    <w:t xml:space="preserve">Nome </w:t>
-                  </w:r>
-                </w:p>
-              </w:tc>
-              <w:tc>
-                <w:tcPr>
-                  <w:tcW w:w="4521" w:type="dxa"/>
-                </w:tcPr>
-                <w:p>
-                  <w:r>
-                    <w:t>Luigi</w:t>
-                  </w:r>
-                </w:p>
-              </w:tc>
-            </w:tr>
-            <w:tr>
-              <w:tc>
-                <w:tcPr>
-                  <w:tcW w:w="4521" w:type="dxa"/>
-                  <w:shd w:val="clear" w:color="auto" w:fill="C4BC96" w:themeFill="background2" w:themeFillShade="BF"/>
-                </w:tcPr>
-                <w:p>
-                  <w:r>
-                    <w:t xml:space="preserve">Cognome  </w:t>
-                  </w:r>
-                </w:p>
-              </w:tc>
-              <w:tc>
-                <w:tcPr>
-                  <w:tcW w:w="4521" w:type="dxa"/>
-                </w:tcPr>
-                <w:p/>
-              </w:tc>
-            </w:tr>
-            <w:tr>
-              <w:tc>
-                <w:tcPr>
-                  <w:tcW w:w="4521" w:type="dxa"/>
-                  <w:shd w:val="clear" w:color="auto" w:fill="C4BC96" w:themeFill="background2" w:themeFillShade="BF"/>
-                </w:tcPr>
-                <w:p>
-                  <w:r>
-                    <w:t>Data di nascita</w:t>
-                  </w:r>
-                </w:p>
-              </w:tc>
-              <w:tc>
-                <w:tcPr>
-                  <w:tcW w:w="4521" w:type="dxa"/>
-                </w:tcPr>
-                <w:p>
-                  <w:r>
-                    <w:t>24/03/1996</w:t>
-                  </w:r>
-                </w:p>
-              </w:tc>
-            </w:tr>
-            <w:tr>
-              <w:tc>
-                <w:tcPr>
-                  <w:tcW w:w="4521" w:type="dxa"/>
-                  <w:shd w:val="clear" w:color="auto" w:fill="C4BC96" w:themeFill="background2" w:themeFillShade="BF"/>
-                </w:tcPr>
-                <w:p>
-                  <w:r>
-                    <w:t>E-mail</w:t>
-                  </w:r>
-                </w:p>
-              </w:tc>
-              <w:tc>
-                <w:tcPr>
-                  <w:tcW w:w="4521" w:type="dxa"/>
-                </w:tcPr>
-                <w:p>
-                  <w:hyperlink r:id="rId14" w:history="1">
-                    <w:r>
-                      <w:rPr>
-                        <w:rStyle w:val="Collegamentoipertestuale"/>
-                      </w:rPr>
-                      <w:t>luigiverdi@azienda.it</w:t>
-                    </w:r>
-                  </w:hyperlink>
-                </w:p>
-              </w:tc>
-            </w:tr>
-            <w:tr>
-              <w:tc>
-                <w:tcPr>
-                  <w:tcW w:w="4521" w:type="dxa"/>
-                  <w:shd w:val="clear" w:color="auto" w:fill="C4BC96" w:themeFill="background2" w:themeFillShade="BF"/>
-                </w:tcPr>
-                <w:p>
-                  <w:r>
-                    <w:t xml:space="preserve">Password </w:t>
-                  </w:r>
-                </w:p>
-              </w:tc>
-              <w:tc>
-                <w:tcPr>
-                  <w:tcW w:w="4521" w:type="dxa"/>
-                </w:tcPr>
-                <w:p>
-                  <w:r>
-                    <w:t>Scarabeo96!*</w:t>
-                  </w:r>
-                </w:p>
-              </w:tc>
-            </w:tr>
-          </w:tbl>
-          <w:p/>
-          <w:p>
-            <w:pPr>
-              <w:pStyle w:val="Paragrafoelenco"/>
-              <w:numPr>
-                <w:ilvl w:val="0"/>
-                <w:numId w:val="40"/>
-              </w:numPr>
-            </w:pPr>
-            <w:r>
-              <w:t xml:space="preserve">Appare il </w:t>
-            </w:r>
-            <w:proofErr w:type="spellStart"/>
-            <w:r>
-              <w:t>modal</w:t>
-            </w:r>
-            <w:proofErr w:type="spellEnd"/>
-            <w:r>
-              <w:t xml:space="preserve"> di conferma per assicurarsi che il gestore degli account voglia creare un nuovo account</w:t>
-            </w:r>
-          </w:p>
-          <w:p>
-            <w:pPr>
-              <w:pStyle w:val="Paragrafoelenco"/>
-              <w:numPr>
-                <w:ilvl w:val="0"/>
-                <w:numId w:val="40"/>
-              </w:numPr>
-            </w:pPr>
-            <w:r>
-              <w:t>Il gestore degli account conferma e attende l’esito</w:t>
-            </w:r>
-          </w:p>
-        </w:tc>
-      </w:tr>
-      <w:tr>
-        <w:tc>
-          <w:tcPr>
-            <w:tcW w:w="9268" w:type="dxa"/>
-            <w:gridSpan w:val="4"/>
-            <w:shd w:val="clear" w:color="auto" w:fill="002060"/>
-          </w:tcPr>
-          <w:p>
-            <w:pPr>
-              <w:pStyle w:val="Paragrafoelenco"/>
-              <w:jc w:val="center"/>
-            </w:pPr>
-            <w:r>
-              <w:t>ORACOLO</w:t>
-            </w:r>
-          </w:p>
-        </w:tc>
-      </w:tr>
-      <w:tr>
-        <w:tc>
-          <w:tcPr>
-            <w:tcW w:w="9268" w:type="dxa"/>
-            <w:gridSpan w:val="4"/>
-          </w:tcPr>
-          <w:p>
-            <w:r>
-              <w:t>L’operazione ha esito negativo e viene mostrato il messaggio “il campo ‘cognome’ è obbligatorio”.</w:t>
-            </w:r>
-          </w:p>
-          <w:p>
-            <w:r>
-              <w:t>(cognome nullo)</w:t>
+              <w:t>L’operazione ha esito negativo e viene mostrato il messaggio “</w:t>
+            </w:r>
+            <w:r>
+              <w:t>Seleziona un supervisore.</w:t>
+            </w:r>
+            <w:r>
+              <w:t>”</w:t>
+            </w:r>
+            <w:r>
+              <w:t>.</w:t>
+            </w:r>
+            <w:r>
+              <w:t xml:space="preserve"> (supervisore non selezionato)</w:t>
             </w:r>
           </w:p>
         </w:tc>
@@ -10950,6 +7316,95 @@
 <file path=word/numbering.xml><?xml version="1.0" encoding="utf-8"?>
 <w:numbering xmlns:wpc="http://schemas.microsoft.com/office/word/2010/wordprocessingCanvas" xmlns:cx="http://schemas.microsoft.com/office/drawing/2014/chartex" xmlns:cx1="http://schemas.microsoft.com/office/drawing/2015/9/8/chartex" xmlns:cx2="http://schemas.microsoft.com/office/drawing/2015/10/21/chartex" xmlns:cx3="http://schemas.microsoft.com/office/drawing/2016/5/9/chartex" xmlns:cx4="http://schemas.microsoft.com/office/drawing/2016/5/10/chartex" xmlns:cx5="http://schemas.microsoft.com/office/drawing/2016/5/11/chartex" xmlns:cx6="http://schemas.microsoft.com/office/drawing/2016/5/12/chartex" xmlns:cx7="http://schemas.microsoft.com/office/drawing/2016/5/13/chartex" xmlns:cx8="http://schemas.microsoft.com/office/drawing/2016/5/14/chartex" xmlns:mc="http://schemas.openxmlformats.org/markup-compatibility/2006" xmlns:aink="http://schemas.microsoft.com/office/drawing/2016/ink" xmlns:am3d="http://schemas.microsoft.com/office/drawing/2017/model3d" xmlns:o="urn:schemas-microsoft-com:office:office" xmlns:oel="http://schemas.microsoft.com/office/2019/extlst" xmlns:r="http://schemas.openxmlformats.org/officeDocument/2006/relationships" xmlns:m="http://schemas.openxmlformats.org/officeDocument/2006/math" xmlns:v="urn:schemas-microsoft-com:vml" xmlns:wp14="http://schemas.microsoft.com/office/word/2010/wordprocessingDrawing" xmlns:wp="http://schemas.openxmlformats.org/drawingml/2006/wordprocessingDrawing" xmlns:w10="urn:schemas-microsoft-com:office:word" xmlns:w="http://schemas.openxmlformats.org/wordprocessingml/2006/main" xmlns:w14="http://schemas.microsoft.com/office/word/2010/wordml" xmlns:w15="http://schemas.microsoft.com/office/word/2012/wordml" xmlns:w16cex="http://schemas.microsoft.com/office/word/2018/wordml/cex" xmlns:w16cid="http://schemas.microsoft.com/office/word/2016/wordml/cid" xmlns:w16="http://schemas.microsoft.com/office/word/2018/wordml" xmlns:w16du="http://schemas.microsoft.com/office/word/2023/wordml/word16du" xmlns:w16sdtdh="http://schemas.microsoft.com/office/word/2020/wordml/sdtdatahash" xmlns:w16sdtfl="http://schemas.microsoft.com/office/word/2024/wordml/sdtformatlock" xmlns:w16se="http://schemas.microsoft.com/office/word/2015/wordml/symex" xmlns:wpg="http://schemas.microsoft.com/office/word/2010/wordprocessingGroup" xmlns:wpi="http://schemas.microsoft.com/office/word/2010/wordprocessingInk" xmlns:wne="http://schemas.microsoft.com/office/word/2006/wordml" xmlns:wps="http://schemas.microsoft.com/office/word/2010/wordprocessingShape" mc:Ignorable="w14 w15 w16se w16cid w16 w16cex w16sdtdh w16sdtfl w16du wp14">
   <w:abstractNum w:abstractNumId="0" w15:restartNumberingAfterBreak="0">
+    <w:nsid w:val="07032EDD"/>
+    <w:multiLevelType w:val="hybridMultilevel"/>
+    <w:tmpl w:val="73B45F7C"/>
+    <w:lvl w:ilvl="0" w:tplc="FFFFFFFF">
+      <w:start w:val="1"/>
+      <w:numFmt w:val="decimal"/>
+      <w:lvlText w:val="%1."/>
+      <w:lvlJc w:val="left"/>
+      <w:pPr>
+        <w:ind w:left="720" w:hanging="360"/>
+      </w:pPr>
+      <w:rPr>
+        <w:rFonts w:hint="default"/>
+      </w:rPr>
+    </w:lvl>
+    <w:lvl w:ilvl="1" w:tplc="FFFFFFFF" w:tentative="1">
+      <w:start w:val="1"/>
+      <w:numFmt w:val="lowerLetter"/>
+      <w:lvlText w:val="%2."/>
+      <w:lvlJc w:val="left"/>
+      <w:pPr>
+        <w:ind w:left="1440" w:hanging="360"/>
+      </w:pPr>
+    </w:lvl>
+    <w:lvl w:ilvl="2" w:tplc="FFFFFFFF" w:tentative="1">
+      <w:start w:val="1"/>
+      <w:numFmt w:val="lowerRoman"/>
+      <w:lvlText w:val="%3."/>
+      <w:lvlJc w:val="right"/>
+      <w:pPr>
+        <w:ind w:left="2160" w:hanging="180"/>
+      </w:pPr>
+    </w:lvl>
+    <w:lvl w:ilvl="3" w:tplc="FFFFFFFF" w:tentative="1">
+      <w:start w:val="1"/>
+      <w:numFmt w:val="decimal"/>
+      <w:lvlText w:val="%4."/>
+      <w:lvlJc w:val="left"/>
+      <w:pPr>
+        <w:ind w:left="2880" w:hanging="360"/>
+      </w:pPr>
+    </w:lvl>
+    <w:lvl w:ilvl="4" w:tplc="FFFFFFFF" w:tentative="1">
+      <w:start w:val="1"/>
+      <w:numFmt w:val="lowerLetter"/>
+      <w:lvlText w:val="%5."/>
+      <w:lvlJc w:val="left"/>
+      <w:pPr>
+        <w:ind w:left="3600" w:hanging="360"/>
+      </w:pPr>
+    </w:lvl>
+    <w:lvl w:ilvl="5" w:tplc="FFFFFFFF" w:tentative="1">
+      <w:start w:val="1"/>
+      <w:numFmt w:val="lowerRoman"/>
+      <w:lvlText w:val="%6."/>
+      <w:lvlJc w:val="right"/>
+      <w:pPr>
+        <w:ind w:left="4320" w:hanging="180"/>
+      </w:pPr>
+    </w:lvl>
+    <w:lvl w:ilvl="6" w:tplc="FFFFFFFF" w:tentative="1">
+      <w:start w:val="1"/>
+      <w:numFmt w:val="decimal"/>
+      <w:lvlText w:val="%7."/>
+      <w:lvlJc w:val="left"/>
+      <w:pPr>
+        <w:ind w:left="5040" w:hanging="360"/>
+      </w:pPr>
+    </w:lvl>
+    <w:lvl w:ilvl="7" w:tplc="FFFFFFFF" w:tentative="1">
+      <w:start w:val="1"/>
+      <w:numFmt w:val="lowerLetter"/>
+      <w:lvlText w:val="%8."/>
+      <w:lvlJc w:val="left"/>
+      <w:pPr>
+        <w:ind w:left="5760" w:hanging="360"/>
+      </w:pPr>
+    </w:lvl>
+    <w:lvl w:ilvl="8" w:tplc="FFFFFFFF" w:tentative="1">
+      <w:start w:val="1"/>
+      <w:numFmt w:val="lowerRoman"/>
+      <w:lvlText w:val="%9."/>
+      <w:lvlJc w:val="right"/>
+      <w:pPr>
+        <w:ind w:left="6480" w:hanging="180"/>
+      </w:pPr>
+    </w:lvl>
+  </w:abstractNum>
+  <w:abstractNum w:abstractNumId="1" w15:restartNumberingAfterBreak="0">
     <w:nsid w:val="0E047456"/>
     <w:multiLevelType w:val="hybridMultilevel"/>
     <w:tmpl w:val="73B45F7C"/>
@@ -11038,7 +7493,7 @@
       </w:pPr>
     </w:lvl>
   </w:abstractNum>
-  <w:abstractNum w:abstractNumId="1" w15:restartNumberingAfterBreak="0">
+  <w:abstractNum w:abstractNumId="2" w15:restartNumberingAfterBreak="0">
     <w:nsid w:val="0EE10BFF"/>
     <w:multiLevelType w:val="hybridMultilevel"/>
     <w:tmpl w:val="C31CBD62"/>
@@ -11127,7 +7582,7 @@
       </w:pPr>
     </w:lvl>
   </w:abstractNum>
-  <w:abstractNum w:abstractNumId="2" w15:restartNumberingAfterBreak="0">
+  <w:abstractNum w:abstractNumId="3" w15:restartNumberingAfterBreak="0">
     <w:nsid w:val="14BC299E"/>
     <w:multiLevelType w:val="hybridMultilevel"/>
     <w:tmpl w:val="73B45F7C"/>
@@ -11216,7 +7671,7 @@
       </w:pPr>
     </w:lvl>
   </w:abstractNum>
-  <w:abstractNum w:abstractNumId="3" w15:restartNumberingAfterBreak="0">
+  <w:abstractNum w:abstractNumId="4" w15:restartNumberingAfterBreak="0">
     <w:nsid w:val="17042613"/>
     <w:multiLevelType w:val="hybridMultilevel"/>
     <w:tmpl w:val="C31CBD62"/>
@@ -11305,7 +7760,7 @@
       </w:pPr>
     </w:lvl>
   </w:abstractNum>
-  <w:abstractNum w:abstractNumId="4" w15:restartNumberingAfterBreak="0">
+  <w:abstractNum w:abstractNumId="5" w15:restartNumberingAfterBreak="0">
     <w:nsid w:val="1710719E"/>
     <w:multiLevelType w:val="hybridMultilevel"/>
     <w:tmpl w:val="73B45F7C"/>
@@ -11394,7 +7849,7 @@
       </w:pPr>
     </w:lvl>
   </w:abstractNum>
-  <w:abstractNum w:abstractNumId="5" w15:restartNumberingAfterBreak="0">
+  <w:abstractNum w:abstractNumId="6" w15:restartNumberingAfterBreak="0">
     <w:nsid w:val="1A561793"/>
     <w:multiLevelType w:val="hybridMultilevel"/>
     <w:tmpl w:val="73B45F7C"/>
@@ -11483,7 +7938,7 @@
       </w:pPr>
     </w:lvl>
   </w:abstractNum>
-  <w:abstractNum w:abstractNumId="6" w15:restartNumberingAfterBreak="0">
+  <w:abstractNum w:abstractNumId="7" w15:restartNumberingAfterBreak="0">
     <w:nsid w:val="1D6A2F00"/>
     <w:multiLevelType w:val="hybridMultilevel"/>
     <w:tmpl w:val="73B45F7C"/>
@@ -11572,7 +8027,7 @@
       </w:pPr>
     </w:lvl>
   </w:abstractNum>
-  <w:abstractNum w:abstractNumId="7" w15:restartNumberingAfterBreak="0">
+  <w:abstractNum w:abstractNumId="8" w15:restartNumberingAfterBreak="0">
     <w:nsid w:val="1F6114E0"/>
     <w:multiLevelType w:val="hybridMultilevel"/>
     <w:tmpl w:val="C31CBD62"/>
@@ -11661,7 +8116,7 @@
       </w:pPr>
     </w:lvl>
   </w:abstractNum>
-  <w:abstractNum w:abstractNumId="8" w15:restartNumberingAfterBreak="0">
+  <w:abstractNum w:abstractNumId="9" w15:restartNumberingAfterBreak="0">
     <w:nsid w:val="200D4D1D"/>
     <w:multiLevelType w:val="hybridMultilevel"/>
     <w:tmpl w:val="C31CBD62"/>
@@ -11750,7 +8205,7 @@
       </w:pPr>
     </w:lvl>
   </w:abstractNum>
-  <w:abstractNum w:abstractNumId="9" w15:restartNumberingAfterBreak="0">
+  <w:abstractNum w:abstractNumId="10" w15:restartNumberingAfterBreak="0">
     <w:nsid w:val="20B31AAE"/>
     <w:multiLevelType w:val="hybridMultilevel"/>
     <w:tmpl w:val="C31CBD62"/>
@@ -11839,7 +8294,7 @@
       </w:pPr>
     </w:lvl>
   </w:abstractNum>
-  <w:abstractNum w:abstractNumId="10" w15:restartNumberingAfterBreak="0">
+  <w:abstractNum w:abstractNumId="11" w15:restartNumberingAfterBreak="0">
     <w:nsid w:val="20B45599"/>
     <w:multiLevelType w:val="hybridMultilevel"/>
     <w:tmpl w:val="73B45F7C"/>
@@ -11928,7 +8383,7 @@
       </w:pPr>
     </w:lvl>
   </w:abstractNum>
-  <w:abstractNum w:abstractNumId="11" w15:restartNumberingAfterBreak="0">
+  <w:abstractNum w:abstractNumId="12" w15:restartNumberingAfterBreak="0">
     <w:nsid w:val="225C5CFB"/>
     <w:multiLevelType w:val="hybridMultilevel"/>
     <w:tmpl w:val="C31CBD62"/>
@@ -12017,7 +8472,7 @@
       </w:pPr>
     </w:lvl>
   </w:abstractNum>
-  <w:abstractNum w:abstractNumId="12" w15:restartNumberingAfterBreak="0">
+  <w:abstractNum w:abstractNumId="13" w15:restartNumberingAfterBreak="0">
     <w:nsid w:val="22BB2763"/>
     <w:multiLevelType w:val="hybridMultilevel"/>
     <w:tmpl w:val="73B45F7C"/>
@@ -12106,7 +8561,7 @@
       </w:pPr>
     </w:lvl>
   </w:abstractNum>
-  <w:abstractNum w:abstractNumId="13" w15:restartNumberingAfterBreak="0">
+  <w:abstractNum w:abstractNumId="14" w15:restartNumberingAfterBreak="0">
     <w:nsid w:val="2D43204F"/>
     <w:multiLevelType w:val="hybridMultilevel"/>
     <w:tmpl w:val="73B45F7C"/>
@@ -12195,7 +8650,7 @@
       </w:pPr>
     </w:lvl>
   </w:abstractNum>
-  <w:abstractNum w:abstractNumId="14" w15:restartNumberingAfterBreak="0">
+  <w:abstractNum w:abstractNumId="15" w15:restartNumberingAfterBreak="0">
     <w:nsid w:val="305E3CDC"/>
     <w:multiLevelType w:val="hybridMultilevel"/>
     <w:tmpl w:val="90C42BEA"/>
@@ -12284,7 +8739,7 @@
       </w:pPr>
     </w:lvl>
   </w:abstractNum>
-  <w:abstractNum w:abstractNumId="15" w15:restartNumberingAfterBreak="0">
+  <w:abstractNum w:abstractNumId="16" w15:restartNumberingAfterBreak="0">
     <w:nsid w:val="34986C96"/>
     <w:multiLevelType w:val="hybridMultilevel"/>
     <w:tmpl w:val="73B45F7C"/>
@@ -12373,7 +8828,7 @@
       </w:pPr>
     </w:lvl>
   </w:abstractNum>
-  <w:abstractNum w:abstractNumId="16" w15:restartNumberingAfterBreak="0">
+  <w:abstractNum w:abstractNumId="17" w15:restartNumberingAfterBreak="0">
     <w:nsid w:val="351364D0"/>
     <w:multiLevelType w:val="hybridMultilevel"/>
     <w:tmpl w:val="743A4B22"/>
@@ -12462,7 +8917,7 @@
       </w:pPr>
     </w:lvl>
   </w:abstractNum>
-  <w:abstractNum w:abstractNumId="17" w15:restartNumberingAfterBreak="0">
+  <w:abstractNum w:abstractNumId="18" w15:restartNumberingAfterBreak="0">
     <w:nsid w:val="353623E0"/>
     <w:multiLevelType w:val="hybridMultilevel"/>
     <w:tmpl w:val="73B45F7C"/>
@@ -12551,7 +9006,7 @@
       </w:pPr>
     </w:lvl>
   </w:abstractNum>
-  <w:abstractNum w:abstractNumId="18" w15:restartNumberingAfterBreak="0">
+  <w:abstractNum w:abstractNumId="19" w15:restartNumberingAfterBreak="0">
     <w:nsid w:val="370741C3"/>
     <w:multiLevelType w:val="hybridMultilevel"/>
     <w:tmpl w:val="C31CBD62"/>
@@ -12640,7 +9095,7 @@
       </w:pPr>
     </w:lvl>
   </w:abstractNum>
-  <w:abstractNum w:abstractNumId="19" w15:restartNumberingAfterBreak="0">
+  <w:abstractNum w:abstractNumId="20" w15:restartNumberingAfterBreak="0">
     <w:nsid w:val="37F55EDE"/>
     <w:multiLevelType w:val="hybridMultilevel"/>
     <w:tmpl w:val="73B45F7C"/>
@@ -12729,7 +9184,7 @@
       </w:pPr>
     </w:lvl>
   </w:abstractNum>
-  <w:abstractNum w:abstractNumId="20" w15:restartNumberingAfterBreak="0">
+  <w:abstractNum w:abstractNumId="21" w15:restartNumberingAfterBreak="0">
     <w:nsid w:val="3E3E0CE9"/>
     <w:multiLevelType w:val="hybridMultilevel"/>
     <w:tmpl w:val="73B45F7C"/>
@@ -12818,7 +9273,7 @@
       </w:pPr>
     </w:lvl>
   </w:abstractNum>
-  <w:abstractNum w:abstractNumId="21" w15:restartNumberingAfterBreak="0">
+  <w:abstractNum w:abstractNumId="22" w15:restartNumberingAfterBreak="0">
     <w:nsid w:val="3E550045"/>
     <w:multiLevelType w:val="hybridMultilevel"/>
     <w:tmpl w:val="73B45F7C"/>
@@ -12907,7 +9362,7 @@
       </w:pPr>
     </w:lvl>
   </w:abstractNum>
-  <w:abstractNum w:abstractNumId="22" w15:restartNumberingAfterBreak="0">
+  <w:abstractNum w:abstractNumId="23" w15:restartNumberingAfterBreak="0">
     <w:nsid w:val="49701BFF"/>
     <w:multiLevelType w:val="hybridMultilevel"/>
     <w:tmpl w:val="73B45F7C"/>
@@ -12996,7 +9451,7 @@
       </w:pPr>
     </w:lvl>
   </w:abstractNum>
-  <w:abstractNum w:abstractNumId="23" w15:restartNumberingAfterBreak="0">
+  <w:abstractNum w:abstractNumId="24" w15:restartNumberingAfterBreak="0">
     <w:nsid w:val="4A9E5E0D"/>
     <w:multiLevelType w:val="hybridMultilevel"/>
     <w:tmpl w:val="C31CBD62"/>
@@ -13085,7 +9540,7 @@
       </w:pPr>
     </w:lvl>
   </w:abstractNum>
-  <w:abstractNum w:abstractNumId="24" w15:restartNumberingAfterBreak="0">
+  <w:abstractNum w:abstractNumId="25" w15:restartNumberingAfterBreak="0">
     <w:nsid w:val="4B2D2F08"/>
     <w:multiLevelType w:val="hybridMultilevel"/>
     <w:tmpl w:val="73B45F7C"/>
@@ -13174,7 +9629,7 @@
       </w:pPr>
     </w:lvl>
   </w:abstractNum>
-  <w:abstractNum w:abstractNumId="25" w15:restartNumberingAfterBreak="0">
+  <w:abstractNum w:abstractNumId="26" w15:restartNumberingAfterBreak="0">
     <w:nsid w:val="5010423E"/>
     <w:multiLevelType w:val="hybridMultilevel"/>
     <w:tmpl w:val="73B45F7C"/>
@@ -13263,7 +9718,7 @@
       </w:pPr>
     </w:lvl>
   </w:abstractNum>
-  <w:abstractNum w:abstractNumId="26" w15:restartNumberingAfterBreak="0">
+  <w:abstractNum w:abstractNumId="27" w15:restartNumberingAfterBreak="0">
     <w:nsid w:val="57330CE6"/>
     <w:multiLevelType w:val="hybridMultilevel"/>
     <w:tmpl w:val="73B45F7C"/>
@@ -13352,7 +9807,7 @@
       </w:pPr>
     </w:lvl>
   </w:abstractNum>
-  <w:abstractNum w:abstractNumId="27" w15:restartNumberingAfterBreak="0">
+  <w:abstractNum w:abstractNumId="28" w15:restartNumberingAfterBreak="0">
     <w:nsid w:val="5CF910E6"/>
     <w:multiLevelType w:val="hybridMultilevel"/>
     <w:tmpl w:val="73B45F7C"/>
@@ -13441,7 +9896,7 @@
       </w:pPr>
     </w:lvl>
   </w:abstractNum>
-  <w:abstractNum w:abstractNumId="28" w15:restartNumberingAfterBreak="0">
+  <w:abstractNum w:abstractNumId="29" w15:restartNumberingAfterBreak="0">
     <w:nsid w:val="5EAE765E"/>
     <w:multiLevelType w:val="hybridMultilevel"/>
     <w:tmpl w:val="73B45F7C"/>
@@ -13530,7 +9985,7 @@
       </w:pPr>
     </w:lvl>
   </w:abstractNum>
-  <w:abstractNum w:abstractNumId="29" w15:restartNumberingAfterBreak="0">
+  <w:abstractNum w:abstractNumId="30" w15:restartNumberingAfterBreak="0">
     <w:nsid w:val="64073F15"/>
     <w:multiLevelType w:val="hybridMultilevel"/>
     <w:tmpl w:val="73B45F7C"/>
@@ -13619,7 +10074,7 @@
       </w:pPr>
     </w:lvl>
   </w:abstractNum>
-  <w:abstractNum w:abstractNumId="30" w15:restartNumberingAfterBreak="0">
+  <w:abstractNum w:abstractNumId="31" w15:restartNumberingAfterBreak="0">
     <w:nsid w:val="6DAF1290"/>
     <w:multiLevelType w:val="hybridMultilevel"/>
     <w:tmpl w:val="BA74644A"/>
@@ -13708,7 +10163,7 @@
       </w:pPr>
     </w:lvl>
   </w:abstractNum>
-  <w:abstractNum w:abstractNumId="31" w15:restartNumberingAfterBreak="0">
+  <w:abstractNum w:abstractNumId="32" w15:restartNumberingAfterBreak="0">
     <w:nsid w:val="6F0F5A8C"/>
     <w:multiLevelType w:val="hybridMultilevel"/>
     <w:tmpl w:val="DC22B80E"/>
@@ -13797,7 +10252,7 @@
       </w:pPr>
     </w:lvl>
   </w:abstractNum>
-  <w:abstractNum w:abstractNumId="32" w15:restartNumberingAfterBreak="0">
+  <w:abstractNum w:abstractNumId="33" w15:restartNumberingAfterBreak="0">
     <w:nsid w:val="6FC93477"/>
     <w:multiLevelType w:val="hybridMultilevel"/>
     <w:tmpl w:val="C31CBD62"/>
@@ -13886,7 +10341,7 @@
       </w:pPr>
     </w:lvl>
   </w:abstractNum>
-  <w:abstractNum w:abstractNumId="33" w15:restartNumberingAfterBreak="0">
+  <w:abstractNum w:abstractNumId="34" w15:restartNumberingAfterBreak="0">
     <w:nsid w:val="70C7656C"/>
     <w:multiLevelType w:val="hybridMultilevel"/>
     <w:tmpl w:val="C31CBD62"/>
@@ -13975,7 +10430,7 @@
       </w:pPr>
     </w:lvl>
   </w:abstractNum>
-  <w:abstractNum w:abstractNumId="34" w15:restartNumberingAfterBreak="0">
+  <w:abstractNum w:abstractNumId="35" w15:restartNumberingAfterBreak="0">
     <w:nsid w:val="70F06B80"/>
     <w:multiLevelType w:val="hybridMultilevel"/>
     <w:tmpl w:val="C31CBD62"/>
@@ -14064,7 +10519,7 @@
       </w:pPr>
     </w:lvl>
   </w:abstractNum>
-  <w:abstractNum w:abstractNumId="35" w15:restartNumberingAfterBreak="0">
+  <w:abstractNum w:abstractNumId="36" w15:restartNumberingAfterBreak="0">
     <w:nsid w:val="72113797"/>
     <w:multiLevelType w:val="hybridMultilevel"/>
     <w:tmpl w:val="73B45F7C"/>
@@ -14153,7 +10608,7 @@
       </w:pPr>
     </w:lvl>
   </w:abstractNum>
-  <w:abstractNum w:abstractNumId="36" w15:restartNumberingAfterBreak="0">
+  <w:abstractNum w:abstractNumId="37" w15:restartNumberingAfterBreak="0">
     <w:nsid w:val="743021BC"/>
     <w:multiLevelType w:val="hybridMultilevel"/>
     <w:tmpl w:val="73B45F7C"/>
@@ -14242,7 +10697,7 @@
       </w:pPr>
     </w:lvl>
   </w:abstractNum>
-  <w:abstractNum w:abstractNumId="37" w15:restartNumberingAfterBreak="0">
+  <w:abstractNum w:abstractNumId="38" w15:restartNumberingAfterBreak="0">
     <w:nsid w:val="74B100EB"/>
     <w:multiLevelType w:val="hybridMultilevel"/>
     <w:tmpl w:val="73B45F7C"/>
@@ -14331,7 +10786,7 @@
       </w:pPr>
     </w:lvl>
   </w:abstractNum>
-  <w:abstractNum w:abstractNumId="38" w15:restartNumberingAfterBreak="0">
+  <w:abstractNum w:abstractNumId="39" w15:restartNumberingAfterBreak="0">
     <w:nsid w:val="777E7514"/>
     <w:multiLevelType w:val="hybridMultilevel"/>
     <w:tmpl w:val="73B45F7C"/>
@@ -14420,7 +10875,7 @@
       </w:pPr>
     </w:lvl>
   </w:abstractNum>
-  <w:abstractNum w:abstractNumId="39" w15:restartNumberingAfterBreak="0">
+  <w:abstractNum w:abstractNumId="40" w15:restartNumberingAfterBreak="0">
     <w:nsid w:val="787C0590"/>
     <w:multiLevelType w:val="hybridMultilevel"/>
     <w:tmpl w:val="C31CBD62"/>
@@ -14509,125 +10964,220 @@
       </w:pPr>
     </w:lvl>
   </w:abstractNum>
+  <w:abstractNum w:abstractNumId="41" w15:restartNumberingAfterBreak="0">
+    <w:nsid w:val="7E3E5A63"/>
+    <w:multiLevelType w:val="hybridMultilevel"/>
+    <w:tmpl w:val="73B45F7C"/>
+    <w:lvl w:ilvl="0" w:tplc="FFFFFFFF">
+      <w:start w:val="1"/>
+      <w:numFmt w:val="decimal"/>
+      <w:lvlText w:val="%1."/>
+      <w:lvlJc w:val="left"/>
+      <w:pPr>
+        <w:ind w:left="720" w:hanging="360"/>
+      </w:pPr>
+      <w:rPr>
+        <w:rFonts w:hint="default"/>
+      </w:rPr>
+    </w:lvl>
+    <w:lvl w:ilvl="1" w:tplc="FFFFFFFF" w:tentative="1">
+      <w:start w:val="1"/>
+      <w:numFmt w:val="lowerLetter"/>
+      <w:lvlText w:val="%2."/>
+      <w:lvlJc w:val="left"/>
+      <w:pPr>
+        <w:ind w:left="1440" w:hanging="360"/>
+      </w:pPr>
+    </w:lvl>
+    <w:lvl w:ilvl="2" w:tplc="FFFFFFFF" w:tentative="1">
+      <w:start w:val="1"/>
+      <w:numFmt w:val="lowerRoman"/>
+      <w:lvlText w:val="%3."/>
+      <w:lvlJc w:val="right"/>
+      <w:pPr>
+        <w:ind w:left="2160" w:hanging="180"/>
+      </w:pPr>
+    </w:lvl>
+    <w:lvl w:ilvl="3" w:tplc="FFFFFFFF" w:tentative="1">
+      <w:start w:val="1"/>
+      <w:numFmt w:val="decimal"/>
+      <w:lvlText w:val="%4."/>
+      <w:lvlJc w:val="left"/>
+      <w:pPr>
+        <w:ind w:left="2880" w:hanging="360"/>
+      </w:pPr>
+    </w:lvl>
+    <w:lvl w:ilvl="4" w:tplc="FFFFFFFF" w:tentative="1">
+      <w:start w:val="1"/>
+      <w:numFmt w:val="lowerLetter"/>
+      <w:lvlText w:val="%5."/>
+      <w:lvlJc w:val="left"/>
+      <w:pPr>
+        <w:ind w:left="3600" w:hanging="360"/>
+      </w:pPr>
+    </w:lvl>
+    <w:lvl w:ilvl="5" w:tplc="FFFFFFFF" w:tentative="1">
+      <w:start w:val="1"/>
+      <w:numFmt w:val="lowerRoman"/>
+      <w:lvlText w:val="%6."/>
+      <w:lvlJc w:val="right"/>
+      <w:pPr>
+        <w:ind w:left="4320" w:hanging="180"/>
+      </w:pPr>
+    </w:lvl>
+    <w:lvl w:ilvl="6" w:tplc="FFFFFFFF" w:tentative="1">
+      <w:start w:val="1"/>
+      <w:numFmt w:val="decimal"/>
+      <w:lvlText w:val="%7."/>
+      <w:lvlJc w:val="left"/>
+      <w:pPr>
+        <w:ind w:left="5040" w:hanging="360"/>
+      </w:pPr>
+    </w:lvl>
+    <w:lvl w:ilvl="7" w:tplc="FFFFFFFF" w:tentative="1">
+      <w:start w:val="1"/>
+      <w:numFmt w:val="lowerLetter"/>
+      <w:lvlText w:val="%8."/>
+      <w:lvlJc w:val="left"/>
+      <w:pPr>
+        <w:ind w:left="5760" w:hanging="360"/>
+      </w:pPr>
+    </w:lvl>
+    <w:lvl w:ilvl="8" w:tplc="FFFFFFFF" w:tentative="1">
+      <w:start w:val="1"/>
+      <w:numFmt w:val="lowerRoman"/>
+      <w:lvlText w:val="%9."/>
+      <w:lvlJc w:val="right"/>
+      <w:pPr>
+        <w:ind w:left="6480" w:hanging="180"/>
+      </w:pPr>
+    </w:lvl>
+  </w:abstractNum>
   <w:num w:numId="1" w16cid:durableId="1843466476">
+    <w:abstractNumId w:val="31"/>
+  </w:num>
+  <w:num w:numId="2" w16cid:durableId="661659625">
+    <w:abstractNumId w:val="2"/>
+  </w:num>
+  <w:num w:numId="3" w16cid:durableId="2016030512">
+    <w:abstractNumId w:val="8"/>
+  </w:num>
+  <w:num w:numId="4" w16cid:durableId="1654487484">
+    <w:abstractNumId w:val="24"/>
+  </w:num>
+  <w:num w:numId="5" w16cid:durableId="342628787">
+    <w:abstractNumId w:val="19"/>
+  </w:num>
+  <w:num w:numId="6" w16cid:durableId="1305044648">
+    <w:abstractNumId w:val="12"/>
+  </w:num>
+  <w:num w:numId="7" w16cid:durableId="1720742520">
+    <w:abstractNumId w:val="35"/>
+  </w:num>
+  <w:num w:numId="8" w16cid:durableId="448209030">
+    <w:abstractNumId w:val="40"/>
+  </w:num>
+  <w:num w:numId="9" w16cid:durableId="387339144">
+    <w:abstractNumId w:val="15"/>
+  </w:num>
+  <w:num w:numId="10" w16cid:durableId="551036734">
+    <w:abstractNumId w:val="34"/>
+  </w:num>
+  <w:num w:numId="11" w16cid:durableId="1816604886">
+    <w:abstractNumId w:val="4"/>
+  </w:num>
+  <w:num w:numId="12" w16cid:durableId="1123306421">
+    <w:abstractNumId w:val="10"/>
+  </w:num>
+  <w:num w:numId="13" w16cid:durableId="74131365">
+    <w:abstractNumId w:val="33"/>
+  </w:num>
+  <w:num w:numId="14" w16cid:durableId="2113159975">
+    <w:abstractNumId w:val="32"/>
+  </w:num>
+  <w:num w:numId="15" w16cid:durableId="75519880">
+    <w:abstractNumId w:val="17"/>
+  </w:num>
+  <w:num w:numId="16" w16cid:durableId="548345230">
+    <w:abstractNumId w:val="9"/>
+  </w:num>
+  <w:num w:numId="17" w16cid:durableId="1763911817">
+    <w:abstractNumId w:val="22"/>
+  </w:num>
+  <w:num w:numId="18" w16cid:durableId="1442258574">
+    <w:abstractNumId w:val="3"/>
+  </w:num>
+  <w:num w:numId="19" w16cid:durableId="25911028">
+    <w:abstractNumId w:val="25"/>
+  </w:num>
+  <w:num w:numId="20" w16cid:durableId="1834252265">
+    <w:abstractNumId w:val="28"/>
+  </w:num>
+  <w:num w:numId="21" w16cid:durableId="1832405866">
+    <w:abstractNumId w:val="38"/>
+  </w:num>
+  <w:num w:numId="22" w16cid:durableId="1626152697">
+    <w:abstractNumId w:val="39"/>
+  </w:num>
+  <w:num w:numId="23" w16cid:durableId="318727421">
+    <w:abstractNumId w:val="26"/>
+  </w:num>
+  <w:num w:numId="24" w16cid:durableId="1703238791">
+    <w:abstractNumId w:val="36"/>
+  </w:num>
+  <w:num w:numId="25" w16cid:durableId="613903159">
+    <w:abstractNumId w:val="11"/>
+  </w:num>
+  <w:num w:numId="26" w16cid:durableId="168755345">
+    <w:abstractNumId w:val="27"/>
+  </w:num>
+  <w:num w:numId="27" w16cid:durableId="2061056336">
+    <w:abstractNumId w:val="5"/>
+  </w:num>
+  <w:num w:numId="28" w16cid:durableId="1868712674">
+    <w:abstractNumId w:val="37"/>
+  </w:num>
+  <w:num w:numId="29" w16cid:durableId="876237327">
+    <w:abstractNumId w:val="13"/>
+  </w:num>
+  <w:num w:numId="30" w16cid:durableId="1970478241">
+    <w:abstractNumId w:val="18"/>
+  </w:num>
+  <w:num w:numId="31" w16cid:durableId="958217396">
+    <w:abstractNumId w:val="14"/>
+  </w:num>
+  <w:num w:numId="32" w16cid:durableId="78411742">
+    <w:abstractNumId w:val="21"/>
+  </w:num>
+  <w:num w:numId="33" w16cid:durableId="925848702">
     <w:abstractNumId w:val="30"/>
   </w:num>
-  <w:num w:numId="2" w16cid:durableId="661659625">
+  <w:num w:numId="34" w16cid:durableId="379668131">
+    <w:abstractNumId w:val="16"/>
+  </w:num>
+  <w:num w:numId="35" w16cid:durableId="1707368626">
     <w:abstractNumId w:val="1"/>
   </w:num>
-  <w:num w:numId="3" w16cid:durableId="2016030512">
+  <w:num w:numId="36" w16cid:durableId="1024526301">
+    <w:abstractNumId w:val="23"/>
+  </w:num>
+  <w:num w:numId="37" w16cid:durableId="1020351630">
     <w:abstractNumId w:val="7"/>
   </w:num>
-  <w:num w:numId="4" w16cid:durableId="1654487484">
-    <w:abstractNumId w:val="23"/>
+  <w:num w:numId="38" w16cid:durableId="718433250">
+    <w:abstractNumId w:val="6"/>
   </w:num>
-  <w:num w:numId="5" w16cid:durableId="342628787">
-    <w:abstractNumId w:val="18"/>
-  </w:num>
-  <w:num w:numId="6" w16cid:durableId="1305044648">
-    <w:abstractNumId w:val="11"/>
-  </w:num>
-  <w:num w:numId="7" w16cid:durableId="1720742520">
-    <w:abstractNumId w:val="34"/>
-  </w:num>
-  <w:num w:numId="8" w16cid:durableId="448209030">
-    <w:abstractNumId w:val="39"/>
-  </w:num>
-  <w:num w:numId="9" w16cid:durableId="387339144">
-    <w:abstractNumId w:val="14"/>
-  </w:num>
-  <w:num w:numId="10" w16cid:durableId="551036734">
-    <w:abstractNumId w:val="33"/>
-  </w:num>
-  <w:num w:numId="11" w16cid:durableId="1816604886">
-    <w:abstractNumId w:val="3"/>
-  </w:num>
-  <w:num w:numId="12" w16cid:durableId="1123306421">
-    <w:abstractNumId w:val="9"/>
-  </w:num>
-  <w:num w:numId="13" w16cid:durableId="74131365">
-    <w:abstractNumId w:val="32"/>
-  </w:num>
-  <w:num w:numId="14" w16cid:durableId="2113159975">
-    <w:abstractNumId w:val="31"/>
-  </w:num>
-  <w:num w:numId="15" w16cid:durableId="75519880">
-    <w:abstractNumId w:val="16"/>
-  </w:num>
-  <w:num w:numId="16" w16cid:durableId="548345230">
-    <w:abstractNumId w:val="8"/>
-  </w:num>
-  <w:num w:numId="17" w16cid:durableId="1763911817">
-    <w:abstractNumId w:val="21"/>
-  </w:num>
-  <w:num w:numId="18" w16cid:durableId="1442258574">
-    <w:abstractNumId w:val="2"/>
-  </w:num>
-  <w:num w:numId="19" w16cid:durableId="25911028">
-    <w:abstractNumId w:val="24"/>
-  </w:num>
-  <w:num w:numId="20" w16cid:durableId="1834252265">
-    <w:abstractNumId w:val="27"/>
-  </w:num>
-  <w:num w:numId="21" w16cid:durableId="1832405866">
-    <w:abstractNumId w:val="37"/>
-  </w:num>
-  <w:num w:numId="22" w16cid:durableId="1626152697">
-    <w:abstractNumId w:val="38"/>
-  </w:num>
-  <w:num w:numId="23" w16cid:durableId="318727421">
-    <w:abstractNumId w:val="25"/>
-  </w:num>
-  <w:num w:numId="24" w16cid:durableId="1703238791">
-    <w:abstractNumId w:val="35"/>
-  </w:num>
-  <w:num w:numId="25" w16cid:durableId="613903159">
-    <w:abstractNumId w:val="10"/>
-  </w:num>
-  <w:num w:numId="26" w16cid:durableId="168755345">
-    <w:abstractNumId w:val="26"/>
-  </w:num>
-  <w:num w:numId="27" w16cid:durableId="2061056336">
-    <w:abstractNumId w:val="4"/>
-  </w:num>
-  <w:num w:numId="28" w16cid:durableId="1868712674">
-    <w:abstractNumId w:val="36"/>
-  </w:num>
-  <w:num w:numId="29" w16cid:durableId="876237327">
-    <w:abstractNumId w:val="12"/>
-  </w:num>
-  <w:num w:numId="30" w16cid:durableId="1970478241">
-    <w:abstractNumId w:val="17"/>
-  </w:num>
-  <w:num w:numId="31" w16cid:durableId="958217396">
-    <w:abstractNumId w:val="13"/>
-  </w:num>
-  <w:num w:numId="32" w16cid:durableId="78411742">
+  <w:num w:numId="39" w16cid:durableId="1145465238">
     <w:abstractNumId w:val="20"/>
   </w:num>
-  <w:num w:numId="33" w16cid:durableId="925848702">
+  <w:num w:numId="40" w16cid:durableId="1012804072">
     <w:abstractNumId w:val="29"/>
   </w:num>
-  <w:num w:numId="34" w16cid:durableId="379668131">
-    <w:abstractNumId w:val="15"/>
+  <w:num w:numId="41" w16cid:durableId="1446652660">
+    <w:abstractNumId w:val="41"/>
   </w:num>
-  <w:num w:numId="35" w16cid:durableId="1707368626">
+  <w:num w:numId="42" w16cid:durableId="70976692">
     <w:abstractNumId w:val="0"/>
-  </w:num>
-  <w:num w:numId="36" w16cid:durableId="1024526301">
-    <w:abstractNumId w:val="22"/>
-  </w:num>
-  <w:num w:numId="37" w16cid:durableId="1020351630">
-    <w:abstractNumId w:val="6"/>
-  </w:num>
-  <w:num w:numId="38" w16cid:durableId="718433250">
-    <w:abstractNumId w:val="5"/>
-  </w:num>
-  <w:num w:numId="39" w16cid:durableId="1145465238">
-    <w:abstractNumId w:val="19"/>
-  </w:num>
-  <w:num w:numId="40" w16cid:durableId="1012804072">
-    <w:abstractNumId w:val="28"/>
   </w:num>
 </w:numbering>
 </file>
@@ -15235,7 +11785,6 @@
   <w:style w:type="character" w:default="1" w:styleId="Carpredefinitoparagrafo">
     <w:name w:val="Default Paragraph Font"/>
     <w:uiPriority w:val="1"/>
-    <w:semiHidden/>
     <w:unhideWhenUsed/>
   </w:style>
   <w:style w:type="table" w:default="1" w:styleId="Tabellanormale">

--- a/Workspace/Testing/Test cases/punti_singoli/Test_cases_specification.docx
+++ b/Workspace/Testing/Test cases/punti_singoli/Test_cases_specification.docx
@@ -6590,10 +6590,7 @@
           </w:tcPr>
           <w:p>
             <w:r>
-              <w:t>TF_3.</w:t>
-            </w:r>
-            <w:r>
-              <w:t>10</w:t>
+              <w:t>TF_3.10</w:t>
             </w:r>
           </w:p>
         </w:tc>
@@ -6964,10 +6961,7 @@
           </w:tcPr>
           <w:p>
             <w:r>
-              <w:t>TF_3.1</w:t>
-            </w:r>
-            <w:r>
-              <w:t>1</w:t>
+              <w:t>TF_3.11</w:t>
             </w:r>
           </w:p>
         </w:tc>
@@ -11785,6 +11779,7 @@
   <w:style w:type="character" w:default="1" w:styleId="Carpredefinitoparagrafo">
     <w:name w:val="Default Paragraph Font"/>
     <w:uiPriority w:val="1"/>
+    <w:semiHidden/>
     <w:unhideWhenUsed/>
   </w:style>
   <w:style w:type="table" w:default="1" w:styleId="Tabellanormale">
